--- a/Scripts/Outlines.docx
+++ b/Scripts/Outlines.docx
@@ -22,338 +22,7 @@
         </w:rPr>
         <w:t>E01 – Introduction</w:t>
       </w:r>
-    </w:p>
-    <w:p>
-      <w:pPr>
-        <w:rPr>
-          <w:rFonts w:ascii="Consolas" w:hAnsi="Consolas" w:cs="Consolas"/>
-          <w:sz w:val="32"/>
-          <w:szCs w:val="32"/>
-        </w:rPr>
-      </w:pPr>
-    </w:p>
-    <w:p>
-      <w:pPr>
-        <w:rPr>
-          <w:rFonts w:ascii="Consolas" w:hAnsi="Consolas" w:cs="Consolas"/>
-          <w:sz w:val="22"/>
-          <w:szCs w:val="22"/>
-        </w:rPr>
-      </w:pPr>
-      <w:r>
-        <w:rPr>
-          <w:rFonts w:ascii="Consolas" w:hAnsi="Consolas" w:cs="Consolas"/>
-          <w:sz w:val="22"/>
-          <w:szCs w:val="22"/>
-        </w:rPr>
-        <w:t>(18.5 Minutes)</w:t>
-      </w:r>
-    </w:p>
-    <w:p>
-      <w:pPr>
-        <w:rPr>
-          <w:rFonts w:ascii="Consolas" w:hAnsi="Consolas" w:cs="Consolas"/>
-          <w:sz w:val="22"/>
-          <w:szCs w:val="22"/>
-        </w:rPr>
-      </w:pPr>
-      <w:r>
-        <w:rPr>
-          <w:rFonts w:ascii="Consolas" w:hAnsi="Consolas" w:cs="Consolas"/>
-          <w:sz w:val="22"/>
-          <w:szCs w:val="22"/>
-        </w:rPr>
-        <w:t>30s - Cold Open</w:t>
-      </w:r>
-    </w:p>
-    <w:p>
-      <w:pPr>
-        <w:rPr>
-          <w:rFonts w:ascii="Consolas" w:hAnsi="Consolas" w:cs="Consolas"/>
-          <w:sz w:val="22"/>
-          <w:szCs w:val="22"/>
-        </w:rPr>
-      </w:pPr>
-      <w:r>
-        <w:rPr>
-          <w:rFonts w:ascii="Consolas" w:hAnsi="Consolas" w:cs="Consolas"/>
-          <w:sz w:val="22"/>
-          <w:szCs w:val="22"/>
-        </w:rPr>
-        <w:t>05s - Title Card</w:t>
-      </w:r>
-    </w:p>
-    <w:p>
-      <w:pPr>
-        <w:rPr>
-          <w:rFonts w:ascii="Consolas" w:hAnsi="Consolas" w:cs="Consolas"/>
-          <w:sz w:val="22"/>
-          <w:szCs w:val="22"/>
-        </w:rPr>
-      </w:pPr>
-      <w:r>
-        <w:rPr>
-          <w:rFonts w:ascii="Consolas" w:hAnsi="Consolas" w:cs="Consolas"/>
-          <w:sz w:val="22"/>
-          <w:szCs w:val="22"/>
-        </w:rPr>
-        <w:t>01m - Course Ideology</w:t>
-      </w:r>
-    </w:p>
-    <w:p>
-      <w:pPr>
-        <w:rPr>
-          <w:rFonts w:ascii="Consolas" w:hAnsi="Consolas" w:cs="Consolas"/>
-          <w:sz w:val="22"/>
-          <w:szCs w:val="22"/>
-        </w:rPr>
-      </w:pPr>
-      <w:r>
-        <w:rPr>
-          <w:rFonts w:ascii="Consolas" w:hAnsi="Consolas" w:cs="Consolas"/>
-          <w:sz w:val="22"/>
-          <w:szCs w:val="22"/>
-        </w:rPr>
-        <w:t xml:space="preserve">02m - </w:t>
-      </w:r>
-      <w:r>
-        <w:rPr>
-          <w:rFonts w:ascii="Consolas" w:hAnsi="Consolas" w:cs="Consolas"/>
-          <w:sz w:val="22"/>
-          <w:szCs w:val="22"/>
-        </w:rPr>
-        <w:t xml:space="preserve">Downloading </w:t>
-      </w:r>
-      <w:proofErr w:type="spellStart"/>
-      <w:r>
-        <w:rPr>
-          <w:rFonts w:ascii="Consolas" w:hAnsi="Consolas" w:cs="Consolas"/>
-          <w:sz w:val="22"/>
-          <w:szCs w:val="22"/>
-        </w:rPr>
-        <w:t>Projucer</w:t>
-      </w:r>
-      <w:proofErr w:type="spellEnd"/>
-    </w:p>
-    <w:p>
-      <w:pPr>
-        <w:rPr>
-          <w:rFonts w:ascii="Consolas" w:hAnsi="Consolas" w:cs="Consolas"/>
-          <w:sz w:val="22"/>
-          <w:szCs w:val="22"/>
-        </w:rPr>
-      </w:pPr>
-      <w:r>
-        <w:rPr>
-          <w:rFonts w:ascii="Consolas" w:hAnsi="Consolas" w:cs="Consolas"/>
-          <w:sz w:val="22"/>
-          <w:szCs w:val="22"/>
-        </w:rPr>
-        <w:t xml:space="preserve">02m - </w:t>
-      </w:r>
-      <w:r>
-        <w:rPr>
-          <w:rFonts w:ascii="Consolas" w:hAnsi="Consolas" w:cs="Consolas"/>
-          <w:sz w:val="22"/>
-          <w:szCs w:val="22"/>
-        </w:rPr>
-        <w:t>Cloning the repo</w:t>
-      </w:r>
-    </w:p>
-    <w:p>
-      <w:pPr>
-        <w:rPr>
-          <w:rFonts w:ascii="Consolas" w:hAnsi="Consolas" w:cs="Consolas"/>
-          <w:sz w:val="22"/>
-          <w:szCs w:val="22"/>
-        </w:rPr>
-      </w:pPr>
-      <w:r>
-        <w:rPr>
-          <w:rFonts w:ascii="Consolas" w:hAnsi="Consolas" w:cs="Consolas"/>
-          <w:sz w:val="22"/>
-          <w:szCs w:val="22"/>
-        </w:rPr>
-        <w:t xml:space="preserve">01m - </w:t>
-      </w:r>
-      <w:r>
-        <w:rPr>
-          <w:rFonts w:ascii="Consolas" w:hAnsi="Consolas" w:cs="Consolas"/>
-          <w:sz w:val="22"/>
-          <w:szCs w:val="22"/>
-        </w:rPr>
-        <w:t>Creating a new project</w:t>
-      </w:r>
-    </w:p>
-    <w:p>
-      <w:pPr>
-        <w:rPr>
-          <w:rFonts w:ascii="Consolas" w:hAnsi="Consolas" w:cs="Consolas"/>
-          <w:sz w:val="22"/>
-          <w:szCs w:val="22"/>
-        </w:rPr>
-      </w:pPr>
-      <w:r>
-        <w:rPr>
-          <w:rFonts w:ascii="Consolas" w:hAnsi="Consolas" w:cs="Consolas"/>
-          <w:sz w:val="22"/>
-          <w:szCs w:val="22"/>
-        </w:rPr>
-        <w:t xml:space="preserve">03m - </w:t>
-      </w:r>
-      <w:r>
-        <w:rPr>
-          <w:rFonts w:ascii="Consolas" w:hAnsi="Consolas" w:cs="Consolas"/>
-          <w:sz w:val="22"/>
-          <w:szCs w:val="22"/>
-        </w:rPr>
-        <w:t>Copying the template</w:t>
-      </w:r>
-    </w:p>
-    <w:p>
-      <w:pPr>
-        <w:rPr>
-          <w:rFonts w:ascii="Consolas" w:hAnsi="Consolas" w:cs="Consolas"/>
-          <w:sz w:val="22"/>
-          <w:szCs w:val="22"/>
-        </w:rPr>
-      </w:pPr>
-      <w:r>
-        <w:rPr>
-          <w:rFonts w:ascii="Consolas" w:hAnsi="Consolas" w:cs="Consolas"/>
-          <w:sz w:val="22"/>
-          <w:szCs w:val="22"/>
-        </w:rPr>
-        <w:t xml:space="preserve">02m - </w:t>
-      </w:r>
-      <w:r>
-        <w:rPr>
-          <w:rFonts w:ascii="Consolas" w:hAnsi="Consolas" w:cs="Consolas"/>
-          <w:sz w:val="22"/>
-          <w:szCs w:val="22"/>
-        </w:rPr>
-        <w:t>Adding clipper DSP</w:t>
-      </w:r>
-    </w:p>
-    <w:p>
-      <w:pPr>
-        <w:rPr>
-          <w:rFonts w:ascii="Consolas" w:hAnsi="Consolas" w:cs="Consolas"/>
-          <w:sz w:val="22"/>
-          <w:szCs w:val="22"/>
-        </w:rPr>
-      </w:pPr>
-      <w:r>
-        <w:rPr>
-          <w:rFonts w:ascii="Consolas" w:hAnsi="Consolas" w:cs="Consolas"/>
-          <w:sz w:val="22"/>
-          <w:szCs w:val="22"/>
-        </w:rPr>
-        <w:t xml:space="preserve">02m - </w:t>
-      </w:r>
-      <w:r>
-        <w:rPr>
-          <w:rFonts w:ascii="Consolas" w:hAnsi="Consolas" w:cs="Consolas"/>
-          <w:sz w:val="22"/>
-          <w:szCs w:val="22"/>
-        </w:rPr>
-        <w:t>Test in Ableton</w:t>
-      </w:r>
-    </w:p>
-    <w:p>
-      <w:pPr>
-        <w:rPr>
-          <w:rFonts w:ascii="Consolas" w:hAnsi="Consolas" w:cs="Consolas"/>
-          <w:sz w:val="22"/>
-          <w:szCs w:val="22"/>
-        </w:rPr>
-      </w:pPr>
-      <w:r>
-        <w:rPr>
-          <w:rFonts w:ascii="Consolas" w:hAnsi="Consolas" w:cs="Consolas"/>
-          <w:sz w:val="22"/>
-          <w:szCs w:val="22"/>
-        </w:rPr>
-        <w:t xml:space="preserve">02m - </w:t>
-      </w:r>
-      <w:r>
-        <w:rPr>
-          <w:rFonts w:ascii="Consolas" w:hAnsi="Consolas" w:cs="Consolas"/>
-          <w:sz w:val="22"/>
-          <w:szCs w:val="22"/>
-        </w:rPr>
-        <w:t>Adding threshold parameter</w:t>
-      </w:r>
-    </w:p>
-    <w:p>
-      <w:pPr>
-        <w:rPr>
-          <w:rFonts w:ascii="Consolas" w:hAnsi="Consolas" w:cs="Consolas"/>
-          <w:sz w:val="22"/>
-          <w:szCs w:val="22"/>
-        </w:rPr>
-      </w:pPr>
-      <w:r>
-        <w:rPr>
-          <w:rFonts w:ascii="Consolas" w:hAnsi="Consolas" w:cs="Consolas"/>
-          <w:sz w:val="22"/>
-          <w:szCs w:val="22"/>
-        </w:rPr>
-        <w:t xml:space="preserve">02m - </w:t>
-      </w:r>
-      <w:r>
-        <w:rPr>
-          <w:rFonts w:ascii="Consolas" w:hAnsi="Consolas" w:cs="Consolas"/>
-          <w:sz w:val="22"/>
-          <w:szCs w:val="22"/>
-        </w:rPr>
-        <w:t>Test in Ableton</w:t>
-      </w:r>
-    </w:p>
-    <w:p>
-      <w:pPr>
-        <w:rPr>
-          <w:rFonts w:ascii="Consolas" w:hAnsi="Consolas" w:cs="Consolas"/>
-          <w:sz w:val="22"/>
-          <w:szCs w:val="22"/>
-        </w:rPr>
-      </w:pPr>
-      <w:r>
-        <w:rPr>
-          <w:rFonts w:ascii="Consolas" w:hAnsi="Consolas" w:cs="Consolas"/>
-          <w:sz w:val="22"/>
-          <w:szCs w:val="22"/>
-        </w:rPr>
-        <w:t xml:space="preserve">01m – </w:t>
-      </w:r>
-      <w:r>
-        <w:rPr>
-          <w:rFonts w:ascii="Consolas" w:hAnsi="Consolas" w:cs="Consolas"/>
-          <w:sz w:val="22"/>
-          <w:szCs w:val="22"/>
-        </w:rPr>
-        <w:t>Close</w:t>
-      </w:r>
-    </w:p>
-    <w:p>
-      <w:pPr>
-        <w:rPr>
-          <w:rFonts w:ascii="Consolas" w:hAnsi="Consolas" w:cs="Consolas"/>
-          <w:sz w:val="22"/>
-          <w:szCs w:val="22"/>
-        </w:rPr>
-      </w:pPr>
-      <w:r>
-        <w:rPr>
-          <w:rFonts w:ascii="Consolas" w:hAnsi="Consolas" w:cs="Consolas"/>
-          <w:sz w:val="22"/>
-          <w:szCs w:val="22"/>
-        </w:rPr>
-        <w:br w:type="page"/>
-      </w:r>
-    </w:p>
-    <w:p>
-      <w:pPr>
+      <w:r>
         <w:rPr>
           <w:rFonts w:ascii="Consolas" w:hAnsi="Consolas" w:cs="Consolas"/>
           <w:b/>
@@ -361,8 +30,383 @@
           <w:sz w:val="32"/>
           <w:szCs w:val="32"/>
         </w:rPr>
-      </w:pPr>
-      <w:r>
+        <w:t>: Your First Plugin</w:t>
+      </w:r>
+    </w:p>
+    <w:p>
+      <w:pPr>
+        <w:rPr>
+          <w:rFonts w:ascii="Consolas" w:hAnsi="Consolas" w:cs="Consolas"/>
+          <w:sz w:val="22"/>
+          <w:szCs w:val="22"/>
+        </w:rPr>
+      </w:pPr>
+      <w:r>
+        <w:rPr>
+          <w:rFonts w:ascii="Consolas" w:hAnsi="Consolas" w:cs="Consolas"/>
+          <w:sz w:val="22"/>
+          <w:szCs w:val="22"/>
+        </w:rPr>
+        <w:t>Using the Templ</w:t>
+      </w:r>
+      <w:r>
+        <w:rPr>
+          <w:rFonts w:ascii="Consolas" w:hAnsi="Consolas" w:cs="Consolas"/>
+          <w:sz w:val="22"/>
+          <w:szCs w:val="22"/>
+        </w:rPr>
+        <w:t xml:space="preserve">ate, </w:t>
+      </w:r>
+      <w:proofErr w:type="gramStart"/>
+      <w:r>
+        <w:rPr>
+          <w:rFonts w:ascii="Consolas" w:hAnsi="Consolas" w:cs="Consolas"/>
+          <w:sz w:val="22"/>
+          <w:szCs w:val="22"/>
+        </w:rPr>
+        <w:t>Making</w:t>
+      </w:r>
+      <w:proofErr w:type="gramEnd"/>
+      <w:r>
+        <w:rPr>
+          <w:rFonts w:ascii="Consolas" w:hAnsi="Consolas" w:cs="Consolas"/>
+          <w:sz w:val="22"/>
+          <w:szCs w:val="22"/>
+        </w:rPr>
+        <w:t xml:space="preserve"> a Hard Clipper, Adding Parameters</w:t>
+      </w:r>
+    </w:p>
+    <w:p>
+      <w:pPr>
+        <w:rPr>
+          <w:rFonts w:ascii="Consolas" w:hAnsi="Consolas" w:cs="Consolas"/>
+          <w:sz w:val="32"/>
+          <w:szCs w:val="32"/>
+        </w:rPr>
+      </w:pPr>
+    </w:p>
+    <w:p>
+      <w:pPr>
+        <w:rPr>
+          <w:rFonts w:ascii="Consolas" w:hAnsi="Consolas" w:cs="Consolas"/>
+          <w:sz w:val="22"/>
+          <w:szCs w:val="22"/>
+        </w:rPr>
+      </w:pPr>
+      <w:r>
+        <w:rPr>
+          <w:rFonts w:ascii="Consolas" w:hAnsi="Consolas" w:cs="Consolas"/>
+          <w:sz w:val="22"/>
+          <w:szCs w:val="22"/>
+        </w:rPr>
+        <w:t>(18.5 Minutes)</w:t>
+      </w:r>
+    </w:p>
+    <w:p>
+      <w:pPr>
+        <w:rPr>
+          <w:rFonts w:ascii="Consolas" w:hAnsi="Consolas" w:cs="Consolas"/>
+          <w:sz w:val="22"/>
+          <w:szCs w:val="22"/>
+        </w:rPr>
+      </w:pPr>
+      <w:r>
+        <w:rPr>
+          <w:rFonts w:ascii="Consolas" w:hAnsi="Consolas" w:cs="Consolas"/>
+          <w:sz w:val="22"/>
+          <w:szCs w:val="22"/>
+        </w:rPr>
+        <w:t>30s - Cold Open</w:t>
+      </w:r>
+    </w:p>
+    <w:p>
+      <w:pPr>
+        <w:rPr>
+          <w:rFonts w:ascii="Consolas" w:hAnsi="Consolas" w:cs="Consolas"/>
+          <w:sz w:val="22"/>
+          <w:szCs w:val="22"/>
+        </w:rPr>
+      </w:pPr>
+      <w:r>
+        <w:rPr>
+          <w:rFonts w:ascii="Consolas" w:hAnsi="Consolas" w:cs="Consolas"/>
+          <w:sz w:val="22"/>
+          <w:szCs w:val="22"/>
+        </w:rPr>
+        <w:t>05s - Title Card</w:t>
+      </w:r>
+    </w:p>
+    <w:p>
+      <w:pPr>
+        <w:rPr>
+          <w:rFonts w:ascii="Consolas" w:hAnsi="Consolas" w:cs="Consolas"/>
+          <w:sz w:val="22"/>
+          <w:szCs w:val="22"/>
+        </w:rPr>
+      </w:pPr>
+      <w:r>
+        <w:rPr>
+          <w:rFonts w:ascii="Consolas" w:hAnsi="Consolas" w:cs="Consolas"/>
+          <w:sz w:val="22"/>
+          <w:szCs w:val="22"/>
+        </w:rPr>
+        <w:t>01m - Course Ideology</w:t>
+      </w:r>
+    </w:p>
+    <w:p>
+      <w:pPr>
+        <w:rPr>
+          <w:rFonts w:ascii="Consolas" w:hAnsi="Consolas" w:cs="Consolas"/>
+          <w:sz w:val="22"/>
+          <w:szCs w:val="22"/>
+        </w:rPr>
+      </w:pPr>
+      <w:r>
+        <w:rPr>
+          <w:rFonts w:ascii="Consolas" w:hAnsi="Consolas" w:cs="Consolas"/>
+          <w:sz w:val="22"/>
+          <w:szCs w:val="22"/>
+        </w:rPr>
+        <w:t xml:space="preserve">02m - </w:t>
+      </w:r>
+      <w:r>
+        <w:rPr>
+          <w:rFonts w:ascii="Consolas" w:hAnsi="Consolas" w:cs="Consolas"/>
+          <w:sz w:val="22"/>
+          <w:szCs w:val="22"/>
+        </w:rPr>
+        <w:t xml:space="preserve">Downloading </w:t>
+      </w:r>
+      <w:proofErr w:type="spellStart"/>
+      <w:r>
+        <w:rPr>
+          <w:rFonts w:ascii="Consolas" w:hAnsi="Consolas" w:cs="Consolas"/>
+          <w:sz w:val="22"/>
+          <w:szCs w:val="22"/>
+        </w:rPr>
+        <w:t>Projucer</w:t>
+      </w:r>
+      <w:proofErr w:type="spellEnd"/>
+    </w:p>
+    <w:p>
+      <w:pPr>
+        <w:rPr>
+          <w:rFonts w:ascii="Consolas" w:hAnsi="Consolas" w:cs="Consolas"/>
+          <w:sz w:val="22"/>
+          <w:szCs w:val="22"/>
+        </w:rPr>
+      </w:pPr>
+      <w:r>
+        <w:rPr>
+          <w:rFonts w:ascii="Consolas" w:hAnsi="Consolas" w:cs="Consolas"/>
+          <w:sz w:val="22"/>
+          <w:szCs w:val="22"/>
+        </w:rPr>
+        <w:t xml:space="preserve">02m - </w:t>
+      </w:r>
+      <w:r>
+        <w:rPr>
+          <w:rFonts w:ascii="Consolas" w:hAnsi="Consolas" w:cs="Consolas"/>
+          <w:sz w:val="22"/>
+          <w:szCs w:val="22"/>
+        </w:rPr>
+        <w:t>Cloning the repo</w:t>
+      </w:r>
+    </w:p>
+    <w:p>
+      <w:pPr>
+        <w:rPr>
+          <w:rFonts w:ascii="Consolas" w:hAnsi="Consolas" w:cs="Consolas"/>
+          <w:sz w:val="22"/>
+          <w:szCs w:val="22"/>
+        </w:rPr>
+      </w:pPr>
+      <w:r>
+        <w:rPr>
+          <w:rFonts w:ascii="Consolas" w:hAnsi="Consolas" w:cs="Consolas"/>
+          <w:sz w:val="22"/>
+          <w:szCs w:val="22"/>
+        </w:rPr>
+        <w:t xml:space="preserve">01m - </w:t>
+      </w:r>
+      <w:r>
+        <w:rPr>
+          <w:rFonts w:ascii="Consolas" w:hAnsi="Consolas" w:cs="Consolas"/>
+          <w:sz w:val="22"/>
+          <w:szCs w:val="22"/>
+        </w:rPr>
+        <w:t>Creating a new project</w:t>
+      </w:r>
+    </w:p>
+    <w:p>
+      <w:pPr>
+        <w:rPr>
+          <w:rFonts w:ascii="Consolas" w:hAnsi="Consolas" w:cs="Consolas"/>
+          <w:sz w:val="22"/>
+          <w:szCs w:val="22"/>
+        </w:rPr>
+      </w:pPr>
+      <w:r>
+        <w:rPr>
+          <w:rFonts w:ascii="Consolas" w:hAnsi="Consolas" w:cs="Consolas"/>
+          <w:sz w:val="22"/>
+          <w:szCs w:val="22"/>
+        </w:rPr>
+        <w:t xml:space="preserve">03m - </w:t>
+      </w:r>
+      <w:r>
+        <w:rPr>
+          <w:rFonts w:ascii="Consolas" w:hAnsi="Consolas" w:cs="Consolas"/>
+          <w:sz w:val="22"/>
+          <w:szCs w:val="22"/>
+        </w:rPr>
+        <w:t>Copying the template</w:t>
+      </w:r>
+    </w:p>
+    <w:p>
+      <w:pPr>
+        <w:rPr>
+          <w:rFonts w:ascii="Consolas" w:hAnsi="Consolas" w:cs="Consolas"/>
+          <w:sz w:val="22"/>
+          <w:szCs w:val="22"/>
+        </w:rPr>
+      </w:pPr>
+      <w:r>
+        <w:rPr>
+          <w:rFonts w:ascii="Consolas" w:hAnsi="Consolas" w:cs="Consolas"/>
+          <w:sz w:val="22"/>
+          <w:szCs w:val="22"/>
+        </w:rPr>
+        <w:t xml:space="preserve">02m - </w:t>
+      </w:r>
+      <w:r>
+        <w:rPr>
+          <w:rFonts w:ascii="Consolas" w:hAnsi="Consolas" w:cs="Consolas"/>
+          <w:sz w:val="22"/>
+          <w:szCs w:val="22"/>
+        </w:rPr>
+        <w:t>Adding clipper DSP</w:t>
+      </w:r>
+    </w:p>
+    <w:p>
+      <w:pPr>
+        <w:rPr>
+          <w:rFonts w:ascii="Consolas" w:hAnsi="Consolas" w:cs="Consolas"/>
+          <w:sz w:val="22"/>
+          <w:szCs w:val="22"/>
+        </w:rPr>
+      </w:pPr>
+      <w:r>
+        <w:rPr>
+          <w:rFonts w:ascii="Consolas" w:hAnsi="Consolas" w:cs="Consolas"/>
+          <w:sz w:val="22"/>
+          <w:szCs w:val="22"/>
+        </w:rPr>
+        <w:t xml:space="preserve">02m - </w:t>
+      </w:r>
+      <w:r>
+        <w:rPr>
+          <w:rFonts w:ascii="Consolas" w:hAnsi="Consolas" w:cs="Consolas"/>
+          <w:sz w:val="22"/>
+          <w:szCs w:val="22"/>
+        </w:rPr>
+        <w:t>Test in Ableton</w:t>
+      </w:r>
+    </w:p>
+    <w:p>
+      <w:pPr>
+        <w:rPr>
+          <w:rFonts w:ascii="Consolas" w:hAnsi="Consolas" w:cs="Consolas"/>
+          <w:sz w:val="22"/>
+          <w:szCs w:val="22"/>
+        </w:rPr>
+      </w:pPr>
+      <w:r>
+        <w:rPr>
+          <w:rFonts w:ascii="Consolas" w:hAnsi="Consolas" w:cs="Consolas"/>
+          <w:sz w:val="22"/>
+          <w:szCs w:val="22"/>
+        </w:rPr>
+        <w:t xml:space="preserve">02m - </w:t>
+      </w:r>
+      <w:r>
+        <w:rPr>
+          <w:rFonts w:ascii="Consolas" w:hAnsi="Consolas" w:cs="Consolas"/>
+          <w:sz w:val="22"/>
+          <w:szCs w:val="22"/>
+        </w:rPr>
+        <w:t>Adding threshold parameter</w:t>
+      </w:r>
+    </w:p>
+    <w:p>
+      <w:pPr>
+        <w:rPr>
+          <w:rFonts w:ascii="Consolas" w:hAnsi="Consolas" w:cs="Consolas"/>
+          <w:sz w:val="22"/>
+          <w:szCs w:val="22"/>
+        </w:rPr>
+      </w:pPr>
+      <w:r>
+        <w:rPr>
+          <w:rFonts w:ascii="Consolas" w:hAnsi="Consolas" w:cs="Consolas"/>
+          <w:sz w:val="22"/>
+          <w:szCs w:val="22"/>
+        </w:rPr>
+        <w:t xml:space="preserve">02m - </w:t>
+      </w:r>
+      <w:r>
+        <w:rPr>
+          <w:rFonts w:ascii="Consolas" w:hAnsi="Consolas" w:cs="Consolas"/>
+          <w:sz w:val="22"/>
+          <w:szCs w:val="22"/>
+        </w:rPr>
+        <w:t>Test in Ableton</w:t>
+      </w:r>
+    </w:p>
+    <w:p>
+      <w:pPr>
+        <w:rPr>
+          <w:rFonts w:ascii="Consolas" w:hAnsi="Consolas" w:cs="Consolas"/>
+          <w:sz w:val="22"/>
+          <w:szCs w:val="22"/>
+        </w:rPr>
+      </w:pPr>
+      <w:r>
+        <w:rPr>
+          <w:rFonts w:ascii="Consolas" w:hAnsi="Consolas" w:cs="Consolas"/>
+          <w:sz w:val="22"/>
+          <w:szCs w:val="22"/>
+        </w:rPr>
+        <w:t xml:space="preserve">01m – </w:t>
+      </w:r>
+      <w:r>
+        <w:rPr>
+          <w:rFonts w:ascii="Consolas" w:hAnsi="Consolas" w:cs="Consolas"/>
+          <w:sz w:val="22"/>
+          <w:szCs w:val="22"/>
+        </w:rPr>
+        <w:t>Close</w:t>
+      </w:r>
+    </w:p>
+    <w:p>
+      <w:pPr>
+        <w:rPr>
+          <w:rFonts w:ascii="Consolas" w:hAnsi="Consolas" w:cs="Consolas"/>
+          <w:sz w:val="22"/>
+          <w:szCs w:val="22"/>
+        </w:rPr>
+      </w:pPr>
+      <w:r>
+        <w:rPr>
+          <w:rFonts w:ascii="Consolas" w:hAnsi="Consolas" w:cs="Consolas"/>
+          <w:sz w:val="22"/>
+          <w:szCs w:val="22"/>
+        </w:rPr>
+        <w:br w:type="page"/>
+      </w:r>
+    </w:p>
+    <w:p>
+      <w:pPr>
         <w:rPr>
           <w:rFonts w:ascii="Consolas" w:hAnsi="Consolas" w:cs="Consolas"/>
           <w:b/>
@@ -370,6 +414,15 @@
           <w:sz w:val="32"/>
           <w:szCs w:val="32"/>
         </w:rPr>
+      </w:pPr>
+      <w:r>
+        <w:rPr>
+          <w:rFonts w:ascii="Consolas" w:hAnsi="Consolas" w:cs="Consolas"/>
+          <w:b/>
+          <w:bCs/>
+          <w:sz w:val="32"/>
+          <w:szCs w:val="32"/>
+        </w:rPr>
         <w:lastRenderedPageBreak/>
         <w:t>E0</w:t>
       </w:r>
@@ -402,6 +455,370 @@
           <w:szCs w:val="32"/>
         </w:rPr>
         <w:t>Nyquist and Sampling</w:t>
+      </w:r>
+    </w:p>
+    <w:p>
+      <w:pPr>
+        <w:rPr>
+          <w:rFonts w:ascii="Consolas" w:hAnsi="Consolas" w:cs="Consolas"/>
+          <w:sz w:val="22"/>
+          <w:szCs w:val="22"/>
+        </w:rPr>
+      </w:pPr>
+      <w:r>
+        <w:rPr>
+          <w:rFonts w:ascii="Consolas" w:hAnsi="Consolas" w:cs="Consolas"/>
+          <w:sz w:val="22"/>
+          <w:szCs w:val="22"/>
+        </w:rPr>
+        <w:t>Continuous vs. Discrete, Sampling Rate, Nyquist Sampling Theorem and Aliasing</w:t>
+      </w:r>
+    </w:p>
+    <w:p>
+      <w:pPr>
+        <w:rPr>
+          <w:rFonts w:ascii="Consolas" w:hAnsi="Consolas" w:cs="Consolas"/>
+          <w:sz w:val="32"/>
+          <w:szCs w:val="32"/>
+        </w:rPr>
+      </w:pPr>
+    </w:p>
+    <w:p>
+      <w:pPr>
+        <w:rPr>
+          <w:rFonts w:ascii="Consolas" w:hAnsi="Consolas" w:cs="Consolas"/>
+          <w:sz w:val="22"/>
+          <w:szCs w:val="22"/>
+        </w:rPr>
+      </w:pPr>
+      <w:r>
+        <w:rPr>
+          <w:rFonts w:ascii="Consolas" w:hAnsi="Consolas" w:cs="Consolas"/>
+          <w:sz w:val="22"/>
+          <w:szCs w:val="22"/>
+        </w:rPr>
+        <w:t>(x minutes)</w:t>
+      </w:r>
+    </w:p>
+    <w:p>
+      <w:pPr>
+        <w:rPr>
+          <w:rFonts w:ascii="Consolas" w:hAnsi="Consolas" w:cs="Consolas"/>
+          <w:sz w:val="22"/>
+          <w:szCs w:val="22"/>
+        </w:rPr>
+      </w:pPr>
+      <w:r>
+        <w:rPr>
+          <w:rFonts w:ascii="Consolas" w:hAnsi="Consolas" w:cs="Consolas"/>
+          <w:sz w:val="22"/>
+          <w:szCs w:val="22"/>
+        </w:rPr>
+        <w:t>30s - Cold Open</w:t>
+      </w:r>
+    </w:p>
+    <w:p>
+      <w:pPr>
+        <w:rPr>
+          <w:rFonts w:ascii="Consolas" w:hAnsi="Consolas" w:cs="Consolas"/>
+          <w:sz w:val="22"/>
+          <w:szCs w:val="22"/>
+        </w:rPr>
+      </w:pPr>
+      <w:r>
+        <w:rPr>
+          <w:rFonts w:ascii="Consolas" w:hAnsi="Consolas" w:cs="Consolas"/>
+          <w:sz w:val="22"/>
+          <w:szCs w:val="22"/>
+        </w:rPr>
+        <w:br w:type="page"/>
+      </w:r>
+    </w:p>
+    <w:p>
+      <w:pPr>
+        <w:rPr>
+          <w:rFonts w:ascii="Consolas" w:hAnsi="Consolas" w:cs="Consolas"/>
+          <w:b/>
+          <w:bCs/>
+          <w:sz w:val="32"/>
+          <w:szCs w:val="32"/>
+        </w:rPr>
+      </w:pPr>
+      <w:r>
+        <w:rPr>
+          <w:rFonts w:ascii="Consolas" w:hAnsi="Consolas" w:cs="Consolas"/>
+          <w:b/>
+          <w:bCs/>
+          <w:sz w:val="32"/>
+          <w:szCs w:val="32"/>
+        </w:rPr>
+        <w:lastRenderedPageBreak/>
+        <w:t>E0</w:t>
+      </w:r>
+      <w:r>
+        <w:rPr>
+          <w:rFonts w:ascii="Consolas" w:hAnsi="Consolas" w:cs="Consolas"/>
+          <w:b/>
+          <w:bCs/>
+          <w:sz w:val="32"/>
+          <w:szCs w:val="32"/>
+        </w:rPr>
+        <w:t>3</w:t>
+      </w:r>
+      <w:r>
+        <w:rPr>
+          <w:rFonts w:ascii="Consolas" w:hAnsi="Consolas" w:cs="Consolas"/>
+          <w:b/>
+          <w:bCs/>
+          <w:sz w:val="32"/>
+          <w:szCs w:val="32"/>
+        </w:rPr>
+        <w:t xml:space="preserve"> – </w:t>
+      </w:r>
+      <w:r>
+        <w:rPr>
+          <w:rFonts w:ascii="Consolas" w:hAnsi="Consolas" w:cs="Consolas"/>
+          <w:b/>
+          <w:bCs/>
+          <w:sz w:val="32"/>
+          <w:szCs w:val="32"/>
+        </w:rPr>
+        <w:t>Plugins</w:t>
+      </w:r>
+      <w:r>
+        <w:rPr>
+          <w:rFonts w:ascii="Consolas" w:hAnsi="Consolas" w:cs="Consolas"/>
+          <w:b/>
+          <w:bCs/>
+          <w:sz w:val="32"/>
+          <w:szCs w:val="32"/>
+        </w:rPr>
+        <w:t>:</w:t>
+      </w:r>
+      <w:r>
+        <w:rPr>
+          <w:rFonts w:ascii="Consolas" w:hAnsi="Consolas" w:cs="Consolas"/>
+          <w:b/>
+          <w:bCs/>
+          <w:sz w:val="32"/>
+          <w:szCs w:val="32"/>
+        </w:rPr>
+        <w:t xml:space="preserve"> Do’s and Don’ts</w:t>
+      </w:r>
+    </w:p>
+    <w:p>
+      <w:pPr>
+        <w:rPr>
+          <w:rFonts w:ascii="Consolas" w:hAnsi="Consolas" w:cs="Consolas"/>
+          <w:sz w:val="22"/>
+          <w:szCs w:val="22"/>
+        </w:rPr>
+      </w:pPr>
+      <w:r>
+        <w:rPr>
+          <w:rFonts w:ascii="Consolas" w:hAnsi="Consolas" w:cs="Consolas"/>
+          <w:sz w:val="22"/>
+          <w:szCs w:val="22"/>
+        </w:rPr>
+        <w:t>Real-Time Audio, Buffer Size &amp; Runtime, Pre-Allocation and the Stack</w:t>
+      </w:r>
+    </w:p>
+    <w:p>
+      <w:pPr>
+        <w:rPr>
+          <w:rFonts w:ascii="Consolas" w:hAnsi="Consolas" w:cs="Consolas"/>
+          <w:sz w:val="32"/>
+          <w:szCs w:val="32"/>
+        </w:rPr>
+      </w:pPr>
+    </w:p>
+    <w:p>
+      <w:pPr>
+        <w:rPr>
+          <w:rFonts w:ascii="Consolas" w:hAnsi="Consolas" w:cs="Consolas"/>
+          <w:sz w:val="22"/>
+          <w:szCs w:val="22"/>
+        </w:rPr>
+      </w:pPr>
+      <w:r>
+        <w:rPr>
+          <w:rFonts w:ascii="Consolas" w:hAnsi="Consolas" w:cs="Consolas"/>
+          <w:sz w:val="22"/>
+          <w:szCs w:val="22"/>
+        </w:rPr>
+        <w:t>(x minutes)</w:t>
+      </w:r>
+    </w:p>
+    <w:p>
+      <w:pPr>
+        <w:rPr>
+          <w:rFonts w:ascii="Consolas" w:hAnsi="Consolas" w:cs="Consolas"/>
+          <w:sz w:val="22"/>
+          <w:szCs w:val="22"/>
+        </w:rPr>
+      </w:pPr>
+      <w:r>
+        <w:rPr>
+          <w:rFonts w:ascii="Consolas" w:hAnsi="Consolas" w:cs="Consolas"/>
+          <w:sz w:val="22"/>
+          <w:szCs w:val="22"/>
+        </w:rPr>
+        <w:t>30s - Cold Open</w:t>
+      </w:r>
+    </w:p>
+    <w:p>
+      <w:pPr>
+        <w:rPr>
+          <w:rFonts w:ascii="Consolas" w:hAnsi="Consolas" w:cs="Consolas"/>
+          <w:sz w:val="22"/>
+          <w:szCs w:val="22"/>
+        </w:rPr>
+      </w:pPr>
+      <w:r>
+        <w:rPr>
+          <w:rFonts w:ascii="Consolas" w:hAnsi="Consolas" w:cs="Consolas"/>
+          <w:sz w:val="22"/>
+          <w:szCs w:val="22"/>
+        </w:rPr>
+        <w:br w:type="page"/>
+      </w:r>
+    </w:p>
+    <w:p>
+      <w:pPr>
+        <w:rPr>
+          <w:rFonts w:ascii="Consolas" w:hAnsi="Consolas" w:cs="Consolas"/>
+          <w:b/>
+          <w:bCs/>
+          <w:sz w:val="32"/>
+          <w:szCs w:val="32"/>
+        </w:rPr>
+      </w:pPr>
+      <w:r>
+        <w:rPr>
+          <w:rFonts w:ascii="Consolas" w:hAnsi="Consolas" w:cs="Consolas"/>
+          <w:b/>
+          <w:bCs/>
+          <w:sz w:val="32"/>
+          <w:szCs w:val="32"/>
+        </w:rPr>
+        <w:lastRenderedPageBreak/>
+        <w:t>E04 – Classes: Making Our Own Toolkit</w:t>
+      </w:r>
+    </w:p>
+    <w:p>
+      <w:pPr>
+        <w:rPr>
+          <w:rFonts w:ascii="Consolas" w:hAnsi="Consolas" w:cs="Consolas"/>
+          <w:sz w:val="22"/>
+          <w:szCs w:val="22"/>
+        </w:rPr>
+      </w:pPr>
+      <w:r>
+        <w:rPr>
+          <w:rFonts w:ascii="Consolas" w:hAnsi="Consolas" w:cs="Consolas"/>
+          <w:sz w:val="22"/>
+          <w:szCs w:val="22"/>
+        </w:rPr>
+        <w:t>SUBTITLE</w:t>
+      </w:r>
+    </w:p>
+    <w:p>
+      <w:pPr>
+        <w:rPr>
+          <w:rFonts w:ascii="Consolas" w:hAnsi="Consolas" w:cs="Consolas"/>
+          <w:sz w:val="32"/>
+          <w:szCs w:val="32"/>
+        </w:rPr>
+      </w:pPr>
+    </w:p>
+    <w:p>
+      <w:pPr>
+        <w:rPr>
+          <w:rFonts w:ascii="Consolas" w:hAnsi="Consolas" w:cs="Consolas"/>
+          <w:sz w:val="22"/>
+          <w:szCs w:val="22"/>
+        </w:rPr>
+      </w:pPr>
+      <w:r>
+        <w:rPr>
+          <w:rFonts w:ascii="Consolas" w:hAnsi="Consolas" w:cs="Consolas"/>
+          <w:sz w:val="22"/>
+          <w:szCs w:val="22"/>
+        </w:rPr>
+        <w:t>(x minutes)</w:t>
+      </w:r>
+    </w:p>
+    <w:p>
+      <w:pPr>
+        <w:rPr>
+          <w:rFonts w:ascii="Consolas" w:hAnsi="Consolas" w:cs="Consolas"/>
+          <w:sz w:val="22"/>
+          <w:szCs w:val="22"/>
+        </w:rPr>
+      </w:pPr>
+      <w:r>
+        <w:rPr>
+          <w:rFonts w:ascii="Consolas" w:hAnsi="Consolas" w:cs="Consolas"/>
+          <w:sz w:val="22"/>
+          <w:szCs w:val="22"/>
+        </w:rPr>
+        <w:t>30s - Cold Open</w:t>
+      </w:r>
+    </w:p>
+    <w:p>
+      <w:pPr>
+        <w:rPr>
+          <w:rFonts w:ascii="Consolas" w:hAnsi="Consolas" w:cs="Consolas"/>
+          <w:sz w:val="22"/>
+          <w:szCs w:val="22"/>
+        </w:rPr>
+      </w:pPr>
+      <w:r>
+        <w:rPr>
+          <w:rFonts w:ascii="Consolas" w:hAnsi="Consolas" w:cs="Consolas"/>
+          <w:sz w:val="22"/>
+          <w:szCs w:val="22"/>
+        </w:rPr>
+        <w:br w:type="page"/>
+      </w:r>
+    </w:p>
+    <w:p>
+      <w:pPr>
+        <w:rPr>
+          <w:rFonts w:ascii="Consolas" w:hAnsi="Consolas" w:cs="Consolas"/>
+          <w:b/>
+          <w:bCs/>
+          <w:sz w:val="32"/>
+          <w:szCs w:val="32"/>
+        </w:rPr>
+      </w:pPr>
+      <w:r>
+        <w:rPr>
+          <w:rFonts w:ascii="Consolas" w:hAnsi="Consolas" w:cs="Consolas"/>
+          <w:b/>
+          <w:bCs/>
+          <w:sz w:val="32"/>
+          <w:szCs w:val="32"/>
+        </w:rPr>
+        <w:lastRenderedPageBreak/>
+        <w:t>E05 – Ring Buffer and Delay Line</w:t>
+      </w:r>
+    </w:p>
+    <w:p>
+      <w:pPr>
+        <w:rPr>
+          <w:rFonts w:ascii="Consolas" w:hAnsi="Consolas" w:cs="Consolas"/>
+          <w:sz w:val="22"/>
+          <w:szCs w:val="22"/>
+        </w:rPr>
+      </w:pPr>
+      <w:r>
+        <w:rPr>
+          <w:rFonts w:ascii="Consolas" w:hAnsi="Consolas" w:cs="Consolas"/>
+          <w:sz w:val="22"/>
+          <w:szCs w:val="22"/>
+        </w:rPr>
+        <w:t>Circular Buffers, Read/Write Heads, Simple Delay Plugin</w:t>
       </w:r>
     </w:p>
     <w:p>

--- a/Scripts/Outlines.docx
+++ b/Scripts/Outlines.docx
@@ -144,6 +144,15 @@
           <w:szCs w:val="22"/>
         </w:rPr>
       </w:pPr>
+    </w:p>
+    <w:p>
+      <w:pPr>
+        <w:rPr>
+          <w:rFonts w:ascii="Consolas" w:hAnsi="Consolas" w:cs="Consolas"/>
+          <w:sz w:val="22"/>
+          <w:szCs w:val="22"/>
+        </w:rPr>
+      </w:pPr>
       <w:r>
         <w:rPr>
           <w:rFonts w:ascii="Consolas" w:hAnsi="Consolas" w:cs="Consolas"/>
@@ -161,6 +170,15 @@
           <w:szCs w:val="22"/>
         </w:rPr>
       </w:pPr>
+    </w:p>
+    <w:p>
+      <w:pPr>
+        <w:rPr>
+          <w:rFonts w:ascii="Consolas" w:hAnsi="Consolas" w:cs="Consolas"/>
+          <w:sz w:val="22"/>
+          <w:szCs w:val="22"/>
+        </w:rPr>
+      </w:pPr>
       <w:r>
         <w:rPr>
           <w:rFonts w:ascii="Consolas" w:hAnsi="Consolas" w:cs="Consolas"/>
@@ -175,6 +193,40 @@
           <w:sz w:val="22"/>
           <w:szCs w:val="22"/>
         </w:rPr>
+        <w:t>Cloning the repo</w:t>
+      </w:r>
+    </w:p>
+    <w:p>
+      <w:pPr>
+        <w:rPr>
+          <w:rFonts w:ascii="Consolas" w:hAnsi="Consolas" w:cs="Consolas"/>
+          <w:sz w:val="22"/>
+          <w:szCs w:val="22"/>
+        </w:rPr>
+      </w:pPr>
+    </w:p>
+    <w:p>
+      <w:pPr>
+        <w:rPr>
+          <w:rFonts w:ascii="Consolas" w:hAnsi="Consolas" w:cs="Consolas"/>
+          <w:sz w:val="22"/>
+          <w:szCs w:val="22"/>
+        </w:rPr>
+      </w:pPr>
+      <w:r>
+        <w:rPr>
+          <w:rFonts w:ascii="Consolas" w:hAnsi="Consolas" w:cs="Consolas"/>
+          <w:sz w:val="22"/>
+          <w:szCs w:val="22"/>
+        </w:rPr>
+        <w:t xml:space="preserve">02m - </w:t>
+      </w:r>
+      <w:r>
+        <w:rPr>
+          <w:rFonts w:ascii="Consolas" w:hAnsi="Consolas" w:cs="Consolas"/>
+          <w:sz w:val="22"/>
+          <w:szCs w:val="22"/>
+        </w:rPr>
         <w:t xml:space="preserve">Downloading </w:t>
       </w:r>
       <w:proofErr w:type="spellStart"/>
@@ -190,6 +242,126 @@
     </w:p>
     <w:p>
       <w:pPr>
+        <w:ind w:firstLine="720"/>
+        <w:rPr>
+          <w:rFonts w:ascii="Consolas" w:hAnsi="Consolas" w:cs="Consolas"/>
+          <w:sz w:val="20"/>
+          <w:szCs w:val="20"/>
+        </w:rPr>
+      </w:pPr>
+      <w:r>
+        <w:rPr>
+          <w:rFonts w:ascii="Consolas" w:hAnsi="Consolas" w:cs="Consolas"/>
+          <w:sz w:val="20"/>
+          <w:szCs w:val="20"/>
+        </w:rPr>
+        <w:t>juce.com. “GET JUCE” (top right). “Download” on STARTER. Clone from GitHub as an option, recommend choosing version to download. Extract zip file, and place in Applications, or wherever you are likely to remember it. Double click “</w:t>
+      </w:r>
+      <w:proofErr w:type="spellStart"/>
+      <w:r>
+        <w:rPr>
+          <w:rFonts w:ascii="Consolas" w:hAnsi="Consolas" w:cs="Consolas"/>
+          <w:sz w:val="20"/>
+          <w:szCs w:val="20"/>
+        </w:rPr>
+        <w:t>Projucer</w:t>
+      </w:r>
+      <w:proofErr w:type="spellEnd"/>
+      <w:r>
+        <w:rPr>
+          <w:rFonts w:ascii="Consolas" w:hAnsi="Consolas" w:cs="Consolas"/>
+          <w:sz w:val="20"/>
+          <w:szCs w:val="20"/>
+        </w:rPr>
+        <w:t>” app. If it pops up with a warning that the app downloaded from the internet, press Open anyway.</w:t>
+      </w:r>
+    </w:p>
+    <w:p>
+      <w:pPr>
+        <w:rPr>
+          <w:rFonts w:ascii="Consolas" w:hAnsi="Consolas" w:cs="Consolas"/>
+          <w:sz w:val="22"/>
+          <w:szCs w:val="22"/>
+        </w:rPr>
+      </w:pPr>
+      <w:r>
+        <w:rPr>
+          <w:rFonts w:ascii="Consolas" w:hAnsi="Consolas" w:cs="Consolas"/>
+          <w:sz w:val="22"/>
+          <w:szCs w:val="22"/>
+        </w:rPr>
+        <w:t xml:space="preserve">01m - </w:t>
+      </w:r>
+      <w:r>
+        <w:rPr>
+          <w:rFonts w:ascii="Consolas" w:hAnsi="Consolas" w:cs="Consolas"/>
+          <w:sz w:val="22"/>
+          <w:szCs w:val="22"/>
+        </w:rPr>
+        <w:t>Creating a new project</w:t>
+      </w:r>
+    </w:p>
+    <w:p>
+      <w:pPr>
+        <w:rPr>
+          <w:rFonts w:ascii="Consolas" w:hAnsi="Consolas" w:cs="Consolas"/>
+          <w:sz w:val="22"/>
+          <w:szCs w:val="22"/>
+        </w:rPr>
+      </w:pPr>
+      <w:r>
+        <w:rPr>
+          <w:rFonts w:ascii="Consolas" w:hAnsi="Consolas" w:cs="Consolas"/>
+          <w:sz w:val="22"/>
+          <w:szCs w:val="22"/>
+        </w:rPr>
+        <w:tab/>
+      </w:r>
+      <w:r>
+        <w:rPr>
+          <w:rFonts w:ascii="Consolas" w:hAnsi="Consolas" w:cs="Consolas"/>
+          <w:sz w:val="20"/>
+          <w:szCs w:val="20"/>
+        </w:rPr>
+        <w:t>Default opens to New Project screen. In future, go to “File-&gt;New Project.” Choose “Plugin-&gt;Basic.” Add your plugin’s name in Project Name. Should have no spaces. Recommend leaving all modules as they are. Choose Xcode as exporter if on Mac, Visual Studio if on Windows. Press “Create Project.”</w:t>
+      </w:r>
+    </w:p>
+    <w:p>
+      <w:pPr>
+        <w:rPr>
+          <w:rFonts w:ascii="Consolas" w:hAnsi="Consolas" w:cs="Consolas"/>
+          <w:sz w:val="22"/>
+          <w:szCs w:val="22"/>
+        </w:rPr>
+      </w:pPr>
+      <w:r>
+        <w:rPr>
+          <w:rFonts w:ascii="Consolas" w:hAnsi="Consolas" w:cs="Consolas"/>
+          <w:sz w:val="22"/>
+          <w:szCs w:val="22"/>
+        </w:rPr>
+        <w:t xml:space="preserve">03m - </w:t>
+      </w:r>
+      <w:r>
+        <w:rPr>
+          <w:rFonts w:ascii="Consolas" w:hAnsi="Consolas" w:cs="Consolas"/>
+          <w:sz w:val="22"/>
+          <w:szCs w:val="22"/>
+        </w:rPr>
+        <w:t>Copying the template</w:t>
+      </w:r>
+    </w:p>
+    <w:p>
+      <w:pPr>
+        <w:rPr>
+          <w:rFonts w:ascii="Consolas" w:hAnsi="Consolas" w:cs="Consolas"/>
+          <w:sz w:val="22"/>
+          <w:szCs w:val="22"/>
+        </w:rPr>
+      </w:pPr>
+    </w:p>
+    <w:p>
+      <w:pPr>
         <w:rPr>
           <w:rFonts w:ascii="Consolas" w:hAnsi="Consolas" w:cs="Consolas"/>
           <w:sz w:val="22"/>
@@ -210,57 +382,136 @@
           <w:sz w:val="22"/>
           <w:szCs w:val="22"/>
         </w:rPr>
-        <w:t>Cloning the repo</w:t>
-      </w:r>
-    </w:p>
-    <w:p>
-      <w:pPr>
-        <w:rPr>
-          <w:rFonts w:ascii="Consolas" w:hAnsi="Consolas" w:cs="Consolas"/>
-          <w:sz w:val="22"/>
-          <w:szCs w:val="22"/>
-        </w:rPr>
-      </w:pPr>
-      <w:r>
-        <w:rPr>
-          <w:rFonts w:ascii="Consolas" w:hAnsi="Consolas" w:cs="Consolas"/>
-          <w:sz w:val="22"/>
-          <w:szCs w:val="22"/>
-        </w:rPr>
-        <w:t xml:space="preserve">01m - </w:t>
-      </w:r>
-      <w:r>
-        <w:rPr>
-          <w:rFonts w:ascii="Consolas" w:hAnsi="Consolas" w:cs="Consolas"/>
-          <w:sz w:val="22"/>
-          <w:szCs w:val="22"/>
-        </w:rPr>
-        <w:t>Creating a new project</w:t>
-      </w:r>
-    </w:p>
-    <w:p>
-      <w:pPr>
-        <w:rPr>
-          <w:rFonts w:ascii="Consolas" w:hAnsi="Consolas" w:cs="Consolas"/>
-          <w:sz w:val="22"/>
-          <w:szCs w:val="22"/>
-        </w:rPr>
-      </w:pPr>
-      <w:r>
-        <w:rPr>
-          <w:rFonts w:ascii="Consolas" w:hAnsi="Consolas" w:cs="Consolas"/>
-          <w:sz w:val="22"/>
-          <w:szCs w:val="22"/>
-        </w:rPr>
-        <w:t xml:space="preserve">03m - </w:t>
-      </w:r>
-      <w:r>
-        <w:rPr>
-          <w:rFonts w:ascii="Consolas" w:hAnsi="Consolas" w:cs="Consolas"/>
-          <w:sz w:val="22"/>
-          <w:szCs w:val="22"/>
-        </w:rPr>
-        <w:t>Copying the template</w:t>
+        <w:t>Adding clipper DSP</w:t>
+      </w:r>
+    </w:p>
+    <w:p>
+      <w:pPr>
+        <w:rPr>
+          <w:rFonts w:ascii="Consolas" w:hAnsi="Consolas" w:cs="Consolas"/>
+          <w:sz w:val="22"/>
+          <w:szCs w:val="22"/>
+        </w:rPr>
+      </w:pPr>
+    </w:p>
+    <w:p>
+      <w:pPr>
+        <w:rPr>
+          <w:rFonts w:ascii="Consolas" w:hAnsi="Consolas" w:cs="Consolas"/>
+          <w:sz w:val="22"/>
+          <w:szCs w:val="22"/>
+        </w:rPr>
+      </w:pPr>
+      <w:r>
+        <w:rPr>
+          <w:rFonts w:ascii="Consolas" w:hAnsi="Consolas" w:cs="Consolas"/>
+          <w:sz w:val="22"/>
+          <w:szCs w:val="22"/>
+        </w:rPr>
+        <w:t xml:space="preserve">02m </w:t>
+      </w:r>
+      <w:r>
+        <w:rPr>
+          <w:rFonts w:ascii="Consolas" w:hAnsi="Consolas" w:cs="Consolas"/>
+          <w:sz w:val="22"/>
+          <w:szCs w:val="22"/>
+        </w:rPr>
+        <w:t>–</w:t>
+      </w:r>
+      <w:r>
+        <w:rPr>
+          <w:rFonts w:ascii="Consolas" w:hAnsi="Consolas" w:cs="Consolas"/>
+          <w:sz w:val="22"/>
+          <w:szCs w:val="22"/>
+        </w:rPr>
+        <w:t xml:space="preserve"> </w:t>
+      </w:r>
+      <w:r>
+        <w:rPr>
+          <w:rFonts w:ascii="Consolas" w:hAnsi="Consolas" w:cs="Consolas"/>
+          <w:sz w:val="22"/>
+          <w:szCs w:val="22"/>
+        </w:rPr>
+        <w:t xml:space="preserve">Exporting and </w:t>
+      </w:r>
+      <w:r>
+        <w:rPr>
+          <w:rFonts w:ascii="Consolas" w:hAnsi="Consolas" w:cs="Consolas"/>
+          <w:sz w:val="22"/>
+          <w:szCs w:val="22"/>
+        </w:rPr>
+        <w:t>Tes</w:t>
+      </w:r>
+      <w:r>
+        <w:rPr>
+          <w:rFonts w:ascii="Consolas" w:hAnsi="Consolas" w:cs="Consolas"/>
+          <w:sz w:val="22"/>
+          <w:szCs w:val="22"/>
+        </w:rPr>
+        <w:t>ting</w:t>
+      </w:r>
+      <w:r>
+        <w:rPr>
+          <w:rFonts w:ascii="Consolas" w:hAnsi="Consolas" w:cs="Consolas"/>
+          <w:sz w:val="22"/>
+          <w:szCs w:val="22"/>
+        </w:rPr>
+        <w:t xml:space="preserve"> in Ableton</w:t>
+      </w:r>
+    </w:p>
+    <w:p>
+      <w:pPr>
+        <w:rPr>
+          <w:rFonts w:ascii="Consolas" w:hAnsi="Consolas" w:cs="Consolas"/>
+          <w:sz w:val="20"/>
+          <w:szCs w:val="20"/>
+        </w:rPr>
+      </w:pPr>
+      <w:r>
+        <w:rPr>
+          <w:rFonts w:ascii="Consolas" w:hAnsi="Consolas" w:cs="Consolas"/>
+          <w:sz w:val="20"/>
+          <w:szCs w:val="20"/>
+        </w:rPr>
+        <w:tab/>
+        <w:t xml:space="preserve">Close Xcode and go back to </w:t>
+      </w:r>
+      <w:proofErr w:type="spellStart"/>
+      <w:r>
+        <w:rPr>
+          <w:rFonts w:ascii="Consolas" w:hAnsi="Consolas" w:cs="Consolas"/>
+          <w:sz w:val="20"/>
+          <w:szCs w:val="20"/>
+        </w:rPr>
+        <w:t>Projucer</w:t>
+      </w:r>
+      <w:proofErr w:type="spellEnd"/>
+      <w:r>
+        <w:rPr>
+          <w:rFonts w:ascii="Consolas" w:hAnsi="Consolas" w:cs="Consolas"/>
+          <w:sz w:val="20"/>
+          <w:szCs w:val="20"/>
+        </w:rPr>
+        <w:t>. Click pink cog in top left. Set settings for plugin when exported. Note Project Version, Company Name, Copyright, Website, E-mail, Plugin Formats, Characteristics, Name, Description, Manufacturer, Manufacturer Code, Plugin Code, and Plugin VST3/AAX Category.</w:t>
+      </w:r>
+    </w:p>
+    <w:p>
+      <w:pPr>
+        <w:rPr>
+          <w:rFonts w:ascii="Consolas" w:hAnsi="Consolas" w:cs="Consolas"/>
+          <w:sz w:val="20"/>
+          <w:szCs w:val="20"/>
+        </w:rPr>
+      </w:pPr>
+      <w:r>
+        <w:rPr>
+          <w:rFonts w:ascii="Consolas" w:hAnsi="Consolas" w:cs="Consolas"/>
+          <w:sz w:val="20"/>
+          <w:szCs w:val="20"/>
+        </w:rPr>
+        <w:lastRenderedPageBreak/>
+        <w:tab/>
+        <w:t>Re-open Xcode, choose build target, and run. Show export locations. Open Ableton, auto-rescan plugins. Search for plugin. Test.</w:t>
       </w:r>
     </w:p>
     <w:p>
@@ -285,8 +536,17 @@
           <w:sz w:val="22"/>
           <w:szCs w:val="22"/>
         </w:rPr>
-        <w:t>Adding clipper DSP</w:t>
-      </w:r>
+        <w:t>Adding threshold parameter</w:t>
+      </w:r>
+    </w:p>
+    <w:p>
+      <w:pPr>
+        <w:rPr>
+          <w:rFonts w:ascii="Consolas" w:hAnsi="Consolas" w:cs="Consolas"/>
+          <w:sz w:val="22"/>
+          <w:szCs w:val="22"/>
+        </w:rPr>
+      </w:pPr>
     </w:p>
     <w:p>
       <w:pPr>
@@ -321,47 +581,6 @@
           <w:szCs w:val="22"/>
         </w:rPr>
       </w:pPr>
-      <w:r>
-        <w:rPr>
-          <w:rFonts w:ascii="Consolas" w:hAnsi="Consolas" w:cs="Consolas"/>
-          <w:sz w:val="22"/>
-          <w:szCs w:val="22"/>
-        </w:rPr>
-        <w:t xml:space="preserve">02m - </w:t>
-      </w:r>
-      <w:r>
-        <w:rPr>
-          <w:rFonts w:ascii="Consolas" w:hAnsi="Consolas" w:cs="Consolas"/>
-          <w:sz w:val="22"/>
-          <w:szCs w:val="22"/>
-        </w:rPr>
-        <w:t>Adding threshold parameter</w:t>
-      </w:r>
-    </w:p>
-    <w:p>
-      <w:pPr>
-        <w:rPr>
-          <w:rFonts w:ascii="Consolas" w:hAnsi="Consolas" w:cs="Consolas"/>
-          <w:sz w:val="22"/>
-          <w:szCs w:val="22"/>
-        </w:rPr>
-      </w:pPr>
-      <w:r>
-        <w:rPr>
-          <w:rFonts w:ascii="Consolas" w:hAnsi="Consolas" w:cs="Consolas"/>
-          <w:sz w:val="22"/>
-          <w:szCs w:val="22"/>
-        </w:rPr>
-        <w:t xml:space="preserve">02m - </w:t>
-      </w:r>
-      <w:r>
-        <w:rPr>
-          <w:rFonts w:ascii="Consolas" w:hAnsi="Consolas" w:cs="Consolas"/>
-          <w:sz w:val="22"/>
-          <w:szCs w:val="22"/>
-        </w:rPr>
-        <w:t>Test in Ableton</w:t>
-      </w:r>
     </w:p>
     <w:p>
       <w:pPr>
@@ -387,6 +606,15 @@
         </w:rPr>
         <w:t>Close</w:t>
       </w:r>
+    </w:p>
+    <w:p>
+      <w:pPr>
+        <w:rPr>
+          <w:rFonts w:ascii="Consolas" w:hAnsi="Consolas" w:cs="Consolas"/>
+          <w:sz w:val="22"/>
+          <w:szCs w:val="22"/>
+        </w:rPr>
+      </w:pPr>
     </w:p>
     <w:p>
       <w:pPr>
@@ -886,6 +1114,118 @@
 <file path=word/numbering.xml><?xml version="1.0" encoding="utf-8"?>
 <w:numbering xmlns:wpc="http://schemas.microsoft.com/office/word/2010/wordprocessingCanvas" xmlns:cx="http://schemas.microsoft.com/office/drawing/2014/chartex" xmlns:cx1="http://schemas.microsoft.com/office/drawing/2015/9/8/chartex" xmlns:cx2="http://schemas.microsoft.com/office/drawing/2015/10/21/chartex" xmlns:cx3="http://schemas.microsoft.com/office/drawing/2016/5/9/chartex" xmlns:cx4="http://schemas.microsoft.com/office/drawing/2016/5/10/chartex" xmlns:cx5="http://schemas.microsoft.com/office/drawing/2016/5/11/chartex" xmlns:cx6="http://schemas.microsoft.com/office/drawing/2016/5/12/chartex" xmlns:cx7="http://schemas.microsoft.com/office/drawing/2016/5/13/chartex" xmlns:cx8="http://schemas.microsoft.com/office/drawing/2016/5/14/chartex" xmlns:mc="http://schemas.openxmlformats.org/markup-compatibility/2006" xmlns:aink="http://schemas.microsoft.com/office/drawing/2016/ink" xmlns:am3d="http://schemas.microsoft.com/office/drawing/2017/model3d" xmlns:o="urn:schemas-microsoft-com:office:office" xmlns:oel="http://schemas.microsoft.com/office/2019/extlst" xmlns:r="http://schemas.openxmlformats.org/officeDocument/2006/relationships" xmlns:m="http://schemas.openxmlformats.org/officeDocument/2006/math" xmlns:v="urn:schemas-microsoft-com:vml" xmlns:wp14="http://schemas.microsoft.com/office/word/2010/wordprocessingDrawing" xmlns:wp="http://schemas.openxmlformats.org/drawingml/2006/wordprocessingDrawing" xmlns:w10="urn:schemas-microsoft-com:office:word" xmlns:w="http://schemas.openxmlformats.org/wordprocessingml/2006/main" xmlns:w14="http://schemas.microsoft.com/office/word/2010/wordml" xmlns:w15="http://schemas.microsoft.com/office/word/2012/wordml" xmlns:w16cex="http://schemas.microsoft.com/office/word/2018/wordml/cex" xmlns:w16cid="http://schemas.microsoft.com/office/word/2016/wordml/cid" xmlns:w16="http://schemas.microsoft.com/office/word/2018/wordml" xmlns:w16du="http://schemas.microsoft.com/office/word/2023/wordml/word16du" xmlns:w16sdtdh="http://schemas.microsoft.com/office/word/2020/wordml/sdtdatahash" xmlns:w16sdtfl="http://schemas.microsoft.com/office/word/2024/wordml/sdtformatlock" xmlns:w16se="http://schemas.microsoft.com/office/word/2015/wordml/symex" xmlns:wpg="http://schemas.microsoft.com/office/word/2010/wordprocessingGroup" xmlns:wpi="http://schemas.microsoft.com/office/word/2010/wordprocessingInk" xmlns:wne="http://schemas.microsoft.com/office/word/2006/wordml" xmlns:wps="http://schemas.microsoft.com/office/word/2010/wordprocessingShape" mc:Ignorable="w14 w15 w16se w16cid w16 w16cex w16sdtdh w16sdtfl w16du wp14">
   <w:abstractNum w:abstractNumId="0" w15:restartNumberingAfterBreak="0">
+    <w:nsid w:val="3A296387"/>
+    <w:multiLevelType w:val="hybridMultilevel"/>
+    <w:tmpl w:val="F86AB8C4"/>
+    <w:lvl w:ilvl="0" w:tplc="58900270">
+      <w:numFmt w:val="bullet"/>
+      <w:lvlText w:val="-"/>
+      <w:lvlJc w:val="left"/>
+      <w:pPr>
+        <w:ind w:left="720" w:hanging="360"/>
+      </w:pPr>
+      <w:rPr>
+        <w:rFonts w:ascii="Consolas" w:eastAsiaTheme="minorEastAsia" w:hAnsi="Consolas" w:cs="Consolas" w:hint="default"/>
+      </w:rPr>
+    </w:lvl>
+    <w:lvl w:ilvl="1" w:tplc="04090003" w:tentative="1">
+      <w:start w:val="1"/>
+      <w:numFmt w:val="bullet"/>
+      <w:lvlText w:val="o"/>
+      <w:lvlJc w:val="left"/>
+      <w:pPr>
+        <w:ind w:left="1440" w:hanging="360"/>
+      </w:pPr>
+      <w:rPr>
+        <w:rFonts w:ascii="Courier New" w:hAnsi="Courier New" w:cs="Courier New" w:hint="default"/>
+      </w:rPr>
+    </w:lvl>
+    <w:lvl w:ilvl="2" w:tplc="04090005" w:tentative="1">
+      <w:start w:val="1"/>
+      <w:numFmt w:val="bullet"/>
+      <w:lvlText w:val=""/>
+      <w:lvlJc w:val="left"/>
+      <w:pPr>
+        <w:ind w:left="2160" w:hanging="360"/>
+      </w:pPr>
+      <w:rPr>
+        <w:rFonts w:ascii="Wingdings" w:hAnsi="Wingdings" w:hint="default"/>
+      </w:rPr>
+    </w:lvl>
+    <w:lvl w:ilvl="3" w:tplc="04090001" w:tentative="1">
+      <w:start w:val="1"/>
+      <w:numFmt w:val="bullet"/>
+      <w:lvlText w:val=""/>
+      <w:lvlJc w:val="left"/>
+      <w:pPr>
+        <w:ind w:left="2880" w:hanging="360"/>
+      </w:pPr>
+      <w:rPr>
+        <w:rFonts w:ascii="Symbol" w:hAnsi="Symbol" w:hint="default"/>
+      </w:rPr>
+    </w:lvl>
+    <w:lvl w:ilvl="4" w:tplc="04090003" w:tentative="1">
+      <w:start w:val="1"/>
+      <w:numFmt w:val="bullet"/>
+      <w:lvlText w:val="o"/>
+      <w:lvlJc w:val="left"/>
+      <w:pPr>
+        <w:ind w:left="3600" w:hanging="360"/>
+      </w:pPr>
+      <w:rPr>
+        <w:rFonts w:ascii="Courier New" w:hAnsi="Courier New" w:cs="Courier New" w:hint="default"/>
+      </w:rPr>
+    </w:lvl>
+    <w:lvl w:ilvl="5" w:tplc="04090005" w:tentative="1">
+      <w:start w:val="1"/>
+      <w:numFmt w:val="bullet"/>
+      <w:lvlText w:val=""/>
+      <w:lvlJc w:val="left"/>
+      <w:pPr>
+        <w:ind w:left="4320" w:hanging="360"/>
+      </w:pPr>
+      <w:rPr>
+        <w:rFonts w:ascii="Wingdings" w:hAnsi="Wingdings" w:hint="default"/>
+      </w:rPr>
+    </w:lvl>
+    <w:lvl w:ilvl="6" w:tplc="04090001" w:tentative="1">
+      <w:start w:val="1"/>
+      <w:numFmt w:val="bullet"/>
+      <w:lvlText w:val=""/>
+      <w:lvlJc w:val="left"/>
+      <w:pPr>
+        <w:ind w:left="5040" w:hanging="360"/>
+      </w:pPr>
+      <w:rPr>
+        <w:rFonts w:ascii="Symbol" w:hAnsi="Symbol" w:hint="default"/>
+      </w:rPr>
+    </w:lvl>
+    <w:lvl w:ilvl="7" w:tplc="04090003" w:tentative="1">
+      <w:start w:val="1"/>
+      <w:numFmt w:val="bullet"/>
+      <w:lvlText w:val="o"/>
+      <w:lvlJc w:val="left"/>
+      <w:pPr>
+        <w:ind w:left="5760" w:hanging="360"/>
+      </w:pPr>
+      <w:rPr>
+        <w:rFonts w:ascii="Courier New" w:hAnsi="Courier New" w:cs="Courier New" w:hint="default"/>
+      </w:rPr>
+    </w:lvl>
+    <w:lvl w:ilvl="8" w:tplc="04090005" w:tentative="1">
+      <w:start w:val="1"/>
+      <w:numFmt w:val="bullet"/>
+      <w:lvlText w:val=""/>
+      <w:lvlJc w:val="left"/>
+      <w:pPr>
+        <w:ind w:left="6480" w:hanging="360"/>
+      </w:pPr>
+      <w:rPr>
+        <w:rFonts w:ascii="Wingdings" w:hAnsi="Wingdings" w:hint="default"/>
+      </w:rPr>
+    </w:lvl>
+  </w:abstractNum>
+  <w:abstractNum w:abstractNumId="1" w15:restartNumberingAfterBreak="0">
     <w:nsid w:val="3EA33DA8"/>
     <w:multiLevelType w:val="hybridMultilevel"/>
     <w:tmpl w:val="BB6484BA"/>
@@ -975,6 +1315,9 @@
     </w:lvl>
   </w:abstractNum>
   <w:num w:numId="1" w16cid:durableId="1888908473">
+    <w:abstractNumId w:val="1"/>
+  </w:num>
+  <w:num w:numId="2" w16cid:durableId="452091841">
     <w:abstractNumId w:val="0"/>
   </w:num>
 </w:numbering>

--- a/Scripts/Outlines.docx
+++ b/Scripts/Outlines.docx
@@ -528,7 +528,31 @@
           <w:sz w:val="22"/>
           <w:szCs w:val="22"/>
         </w:rPr>
-        <w:t xml:space="preserve">02m - </w:t>
+        <w:t xml:space="preserve">02m </w:t>
+      </w:r>
+      <w:r>
+        <w:rPr>
+          <w:rFonts w:ascii="Consolas" w:hAnsi="Consolas" w:cs="Consolas"/>
+          <w:sz w:val="22"/>
+          <w:szCs w:val="22"/>
+        </w:rPr>
+        <w:t>–</w:t>
+      </w:r>
+      <w:r>
+        <w:rPr>
+          <w:rFonts w:ascii="Consolas" w:hAnsi="Consolas" w:cs="Consolas"/>
+          <w:sz w:val="22"/>
+          <w:szCs w:val="22"/>
+        </w:rPr>
+        <w:t xml:space="preserve"> </w:t>
+      </w:r>
+      <w:r>
+        <w:rPr>
+          <w:rFonts w:ascii="Consolas" w:hAnsi="Consolas" w:cs="Consolas"/>
+          <w:sz w:val="22"/>
+          <w:szCs w:val="22"/>
+        </w:rPr>
+        <w:t xml:space="preserve">(Practice) </w:t>
       </w:r>
       <w:r>
         <w:rPr>
@@ -1096,6 +1120,1836 @@
       <w:pPr>
         <w:rPr>
           <w:rFonts w:ascii="Consolas" w:hAnsi="Consolas" w:cs="Consolas"/>
+          <w:sz w:val="22"/>
+          <w:szCs w:val="22"/>
+        </w:rPr>
+      </w:pPr>
+      <w:r>
+        <w:rPr>
+          <w:rFonts w:ascii="Consolas" w:hAnsi="Consolas" w:cs="Consolas"/>
+          <w:sz w:val="22"/>
+          <w:szCs w:val="22"/>
+        </w:rPr>
+        <w:br w:type="page"/>
+      </w:r>
+    </w:p>
+    <w:p>
+      <w:pPr>
+        <w:rPr>
+          <w:rFonts w:ascii="Consolas" w:hAnsi="Consolas" w:cs="Consolas"/>
+          <w:b/>
+          <w:bCs/>
+          <w:sz w:val="32"/>
+          <w:szCs w:val="32"/>
+        </w:rPr>
+      </w:pPr>
+      <w:r>
+        <w:rPr>
+          <w:rFonts w:ascii="Consolas" w:hAnsi="Consolas" w:cs="Consolas"/>
+          <w:b/>
+          <w:bCs/>
+          <w:sz w:val="32"/>
+          <w:szCs w:val="32"/>
+        </w:rPr>
+        <w:lastRenderedPageBreak/>
+        <w:t>E06 – Echo</w:t>
+      </w:r>
+    </w:p>
+    <w:p>
+      <w:pPr>
+        <w:rPr>
+          <w:rFonts w:ascii="Consolas" w:hAnsi="Consolas" w:cs="Consolas"/>
+          <w:sz w:val="22"/>
+          <w:szCs w:val="22"/>
+        </w:rPr>
+      </w:pPr>
+      <w:r>
+        <w:rPr>
+          <w:rFonts w:ascii="Consolas" w:hAnsi="Consolas" w:cs="Consolas"/>
+          <w:sz w:val="22"/>
+          <w:szCs w:val="22"/>
+        </w:rPr>
+        <w:t>Feedback, Stability, and Host Tempo Sync</w:t>
+      </w:r>
+    </w:p>
+    <w:p>
+      <w:pPr>
+        <w:rPr>
+          <w:rFonts w:ascii="Consolas" w:hAnsi="Consolas" w:cs="Consolas"/>
+          <w:sz w:val="32"/>
+          <w:szCs w:val="32"/>
+        </w:rPr>
+      </w:pPr>
+    </w:p>
+    <w:p>
+      <w:pPr>
+        <w:rPr>
+          <w:rFonts w:ascii="Consolas" w:hAnsi="Consolas" w:cs="Consolas"/>
+          <w:sz w:val="22"/>
+          <w:szCs w:val="22"/>
+        </w:rPr>
+      </w:pPr>
+      <w:r>
+        <w:rPr>
+          <w:rFonts w:ascii="Consolas" w:hAnsi="Consolas" w:cs="Consolas"/>
+          <w:sz w:val="22"/>
+          <w:szCs w:val="22"/>
+        </w:rPr>
+        <w:t>(x minutes)</w:t>
+      </w:r>
+    </w:p>
+    <w:p>
+      <w:pPr>
+        <w:rPr>
+          <w:rFonts w:ascii="Consolas" w:hAnsi="Consolas" w:cs="Consolas"/>
+          <w:sz w:val="22"/>
+          <w:szCs w:val="22"/>
+        </w:rPr>
+      </w:pPr>
+      <w:r>
+        <w:rPr>
+          <w:rFonts w:ascii="Consolas" w:hAnsi="Consolas" w:cs="Consolas"/>
+          <w:sz w:val="22"/>
+          <w:szCs w:val="22"/>
+        </w:rPr>
+        <w:t>30s - Cold Open</w:t>
+      </w:r>
+    </w:p>
+    <w:p>
+      <w:pPr>
+        <w:rPr>
+          <w:rFonts w:ascii="Consolas" w:hAnsi="Consolas" w:cs="Consolas"/>
+          <w:sz w:val="22"/>
+          <w:szCs w:val="22"/>
+        </w:rPr>
+      </w:pPr>
+      <w:r>
+        <w:rPr>
+          <w:rFonts w:ascii="Consolas" w:hAnsi="Consolas" w:cs="Consolas"/>
+          <w:sz w:val="22"/>
+          <w:szCs w:val="22"/>
+        </w:rPr>
+        <w:br w:type="page"/>
+      </w:r>
+    </w:p>
+    <w:p>
+      <w:pPr>
+        <w:rPr>
+          <w:rFonts w:ascii="Consolas" w:hAnsi="Consolas" w:cs="Consolas"/>
+          <w:b/>
+          <w:bCs/>
+          <w:sz w:val="32"/>
+          <w:szCs w:val="32"/>
+        </w:rPr>
+      </w:pPr>
+      <w:r>
+        <w:rPr>
+          <w:rFonts w:ascii="Consolas" w:hAnsi="Consolas" w:cs="Consolas"/>
+          <w:b/>
+          <w:bCs/>
+          <w:sz w:val="32"/>
+          <w:szCs w:val="32"/>
+        </w:rPr>
+        <w:lastRenderedPageBreak/>
+        <w:t>E07 – Filters: The Basic One-Pole</w:t>
+      </w:r>
+    </w:p>
+    <w:p>
+      <w:pPr>
+        <w:rPr>
+          <w:rFonts w:ascii="Consolas" w:hAnsi="Consolas" w:cs="Consolas"/>
+          <w:sz w:val="22"/>
+          <w:szCs w:val="22"/>
+        </w:rPr>
+      </w:pPr>
+      <w:r>
+        <w:rPr>
+          <w:rFonts w:ascii="Consolas" w:hAnsi="Consolas" w:cs="Consolas"/>
+          <w:sz w:val="22"/>
+          <w:szCs w:val="22"/>
+        </w:rPr>
+        <w:t>Filter Interface, Building One-Pole Filter, and Transfer functions</w:t>
+      </w:r>
+    </w:p>
+    <w:p>
+      <w:pPr>
+        <w:rPr>
+          <w:rFonts w:ascii="Consolas" w:hAnsi="Consolas" w:cs="Consolas"/>
+          <w:sz w:val="32"/>
+          <w:szCs w:val="32"/>
+        </w:rPr>
+      </w:pPr>
+    </w:p>
+    <w:p>
+      <w:pPr>
+        <w:rPr>
+          <w:rFonts w:ascii="Consolas" w:hAnsi="Consolas" w:cs="Consolas"/>
+          <w:sz w:val="22"/>
+          <w:szCs w:val="22"/>
+        </w:rPr>
+      </w:pPr>
+      <w:r>
+        <w:rPr>
+          <w:rFonts w:ascii="Consolas" w:hAnsi="Consolas" w:cs="Consolas"/>
+          <w:sz w:val="22"/>
+          <w:szCs w:val="22"/>
+        </w:rPr>
+        <w:t>(x minutes)</w:t>
+      </w:r>
+    </w:p>
+    <w:p>
+      <w:pPr>
+        <w:rPr>
+          <w:rFonts w:ascii="Consolas" w:hAnsi="Consolas" w:cs="Consolas"/>
+          <w:sz w:val="22"/>
+          <w:szCs w:val="22"/>
+        </w:rPr>
+      </w:pPr>
+      <w:r>
+        <w:rPr>
+          <w:rFonts w:ascii="Consolas" w:hAnsi="Consolas" w:cs="Consolas"/>
+          <w:sz w:val="22"/>
+          <w:szCs w:val="22"/>
+        </w:rPr>
+        <w:t>30s - Cold Open</w:t>
+      </w:r>
+    </w:p>
+    <w:p>
+      <w:pPr>
+        <w:rPr>
+          <w:rFonts w:ascii="Consolas" w:hAnsi="Consolas" w:cs="Consolas"/>
+          <w:sz w:val="22"/>
+          <w:szCs w:val="22"/>
+        </w:rPr>
+      </w:pPr>
+      <w:r>
+        <w:rPr>
+          <w:rFonts w:ascii="Consolas" w:hAnsi="Consolas" w:cs="Consolas"/>
+          <w:sz w:val="22"/>
+          <w:szCs w:val="22"/>
+        </w:rPr>
+        <w:br w:type="page"/>
+      </w:r>
+    </w:p>
+    <w:p>
+      <w:pPr>
+        <w:rPr>
+          <w:rFonts w:ascii="Consolas" w:hAnsi="Consolas" w:cs="Consolas"/>
+          <w:b/>
+          <w:bCs/>
+          <w:sz w:val="32"/>
+          <w:szCs w:val="32"/>
+        </w:rPr>
+      </w:pPr>
+      <w:r>
+        <w:rPr>
+          <w:rFonts w:ascii="Consolas" w:hAnsi="Consolas" w:cs="Consolas"/>
+          <w:b/>
+          <w:bCs/>
+          <w:sz w:val="32"/>
+          <w:szCs w:val="32"/>
+        </w:rPr>
+        <w:lastRenderedPageBreak/>
+        <w:t>E08 – Biquad: The Universal Filters</w:t>
+      </w:r>
+    </w:p>
+    <w:p>
+      <w:pPr>
+        <w:rPr>
+          <w:rFonts w:ascii="Consolas" w:hAnsi="Consolas" w:cs="Consolas"/>
+          <w:sz w:val="22"/>
+          <w:szCs w:val="22"/>
+        </w:rPr>
+      </w:pPr>
+      <w:r>
+        <w:rPr>
+          <w:rFonts w:ascii="Consolas" w:hAnsi="Consolas" w:cs="Consolas"/>
+          <w:sz w:val="22"/>
+          <w:szCs w:val="22"/>
+        </w:rPr>
+        <w:t>Biquad Class, Stacking Filters</w:t>
+      </w:r>
+      <w:r>
+        <w:rPr>
+          <w:rFonts w:ascii="Consolas" w:hAnsi="Consolas" w:cs="Consolas"/>
+          <w:sz w:val="22"/>
+          <w:szCs w:val="22"/>
+        </w:rPr>
+        <w:t xml:space="preserve"> for Slope</w:t>
+      </w:r>
+      <w:r>
+        <w:rPr>
+          <w:rFonts w:ascii="Consolas" w:hAnsi="Consolas" w:cs="Consolas"/>
+          <w:sz w:val="22"/>
+          <w:szCs w:val="22"/>
+        </w:rPr>
+        <w:t>, Filter Bank Testing Plugin</w:t>
+      </w:r>
+    </w:p>
+    <w:p>
+      <w:pPr>
+        <w:rPr>
+          <w:rFonts w:ascii="Consolas" w:hAnsi="Consolas" w:cs="Consolas"/>
+          <w:sz w:val="32"/>
+          <w:szCs w:val="32"/>
+        </w:rPr>
+      </w:pPr>
+    </w:p>
+    <w:p>
+      <w:pPr>
+        <w:rPr>
+          <w:rFonts w:ascii="Consolas" w:hAnsi="Consolas" w:cs="Consolas"/>
+          <w:sz w:val="22"/>
+          <w:szCs w:val="22"/>
+        </w:rPr>
+      </w:pPr>
+      <w:r>
+        <w:rPr>
+          <w:rFonts w:ascii="Consolas" w:hAnsi="Consolas" w:cs="Consolas"/>
+          <w:sz w:val="22"/>
+          <w:szCs w:val="22"/>
+        </w:rPr>
+        <w:t>(x minutes)</w:t>
+      </w:r>
+    </w:p>
+    <w:p>
+      <w:pPr>
+        <w:rPr>
+          <w:rFonts w:ascii="Consolas" w:hAnsi="Consolas" w:cs="Consolas"/>
+          <w:sz w:val="22"/>
+          <w:szCs w:val="22"/>
+        </w:rPr>
+      </w:pPr>
+      <w:r>
+        <w:rPr>
+          <w:rFonts w:ascii="Consolas" w:hAnsi="Consolas" w:cs="Consolas"/>
+          <w:sz w:val="22"/>
+          <w:szCs w:val="22"/>
+        </w:rPr>
+        <w:t>30s - Cold Open</w:t>
+      </w:r>
+    </w:p>
+    <w:p>
+      <w:pPr>
+        <w:rPr>
+          <w:rFonts w:ascii="Consolas" w:hAnsi="Consolas" w:cs="Consolas"/>
+          <w:sz w:val="22"/>
+          <w:szCs w:val="22"/>
+        </w:rPr>
+      </w:pPr>
+      <w:r>
+        <w:rPr>
+          <w:rFonts w:ascii="Consolas" w:hAnsi="Consolas" w:cs="Consolas"/>
+          <w:sz w:val="22"/>
+          <w:szCs w:val="22"/>
+        </w:rPr>
+        <w:br w:type="page"/>
+      </w:r>
+    </w:p>
+    <w:p>
+      <w:pPr>
+        <w:rPr>
+          <w:rFonts w:ascii="Consolas" w:hAnsi="Consolas" w:cs="Consolas"/>
+          <w:b/>
+          <w:bCs/>
+          <w:sz w:val="32"/>
+          <w:szCs w:val="32"/>
+        </w:rPr>
+      </w:pPr>
+      <w:r>
+        <w:rPr>
+          <w:rFonts w:ascii="Consolas" w:hAnsi="Consolas" w:cs="Consolas"/>
+          <w:b/>
+          <w:bCs/>
+          <w:sz w:val="32"/>
+          <w:szCs w:val="32"/>
+        </w:rPr>
+        <w:lastRenderedPageBreak/>
+        <w:t>E09 – Distortion: The Return of Aliasing</w:t>
+      </w:r>
+    </w:p>
+    <w:p>
+      <w:pPr>
+        <w:rPr>
+          <w:rFonts w:ascii="Consolas" w:hAnsi="Consolas" w:cs="Consolas"/>
+          <w:sz w:val="22"/>
+          <w:szCs w:val="22"/>
+        </w:rPr>
+      </w:pPr>
+      <w:r>
+        <w:rPr>
+          <w:rFonts w:ascii="Consolas" w:hAnsi="Consolas" w:cs="Consolas"/>
+          <w:sz w:val="22"/>
+          <w:szCs w:val="22"/>
+        </w:rPr>
+        <w:t>Wave shaping, Hard vs. Soft Clipping, Oversampling theory, AADA</w:t>
+      </w:r>
+    </w:p>
+    <w:p>
+      <w:pPr>
+        <w:rPr>
+          <w:rFonts w:ascii="Consolas" w:hAnsi="Consolas" w:cs="Consolas"/>
+          <w:sz w:val="32"/>
+          <w:szCs w:val="32"/>
+        </w:rPr>
+      </w:pPr>
+    </w:p>
+    <w:p>
+      <w:pPr>
+        <w:rPr>
+          <w:rFonts w:ascii="Consolas" w:hAnsi="Consolas" w:cs="Consolas"/>
+          <w:sz w:val="22"/>
+          <w:szCs w:val="22"/>
+        </w:rPr>
+      </w:pPr>
+      <w:r>
+        <w:rPr>
+          <w:rFonts w:ascii="Consolas" w:hAnsi="Consolas" w:cs="Consolas"/>
+          <w:sz w:val="22"/>
+          <w:szCs w:val="22"/>
+        </w:rPr>
+        <w:t>(x minutes)</w:t>
+      </w:r>
+    </w:p>
+    <w:p>
+      <w:pPr>
+        <w:rPr>
+          <w:rFonts w:ascii="Consolas" w:hAnsi="Consolas" w:cs="Consolas"/>
+          <w:sz w:val="22"/>
+          <w:szCs w:val="22"/>
+        </w:rPr>
+      </w:pPr>
+      <w:r>
+        <w:rPr>
+          <w:rFonts w:ascii="Consolas" w:hAnsi="Consolas" w:cs="Consolas"/>
+          <w:sz w:val="22"/>
+          <w:szCs w:val="22"/>
+        </w:rPr>
+        <w:t>30s - Cold Open</w:t>
+      </w:r>
+    </w:p>
+    <w:p>
+      <w:pPr>
+        <w:rPr>
+          <w:rFonts w:ascii="Consolas" w:hAnsi="Consolas" w:cs="Consolas"/>
+          <w:sz w:val="22"/>
+          <w:szCs w:val="22"/>
+        </w:rPr>
+      </w:pPr>
+      <w:r>
+        <w:rPr>
+          <w:rFonts w:ascii="Consolas" w:hAnsi="Consolas" w:cs="Consolas"/>
+          <w:sz w:val="22"/>
+          <w:szCs w:val="22"/>
+        </w:rPr>
+        <w:br w:type="page"/>
+      </w:r>
+    </w:p>
+    <w:p>
+      <w:pPr>
+        <w:rPr>
+          <w:rFonts w:ascii="Consolas" w:hAnsi="Consolas" w:cs="Consolas"/>
+          <w:b/>
+          <w:bCs/>
+          <w:sz w:val="32"/>
+          <w:szCs w:val="32"/>
+        </w:rPr>
+      </w:pPr>
+      <w:r>
+        <w:rPr>
+          <w:rFonts w:ascii="Consolas" w:hAnsi="Consolas" w:cs="Consolas"/>
+          <w:b/>
+          <w:bCs/>
+          <w:sz w:val="32"/>
+          <w:szCs w:val="32"/>
+        </w:rPr>
+        <w:lastRenderedPageBreak/>
+        <w:t>E10 – Oscillators</w:t>
+      </w:r>
+    </w:p>
+    <w:p>
+      <w:pPr>
+        <w:rPr>
+          <w:rFonts w:ascii="Consolas" w:hAnsi="Consolas" w:cs="Consolas"/>
+          <w:sz w:val="22"/>
+          <w:szCs w:val="22"/>
+        </w:rPr>
+      </w:pPr>
+      <w:r>
+        <w:rPr>
+          <w:rFonts w:ascii="Consolas" w:hAnsi="Consolas" w:cs="Consolas"/>
+          <w:sz w:val="22"/>
+          <w:szCs w:val="22"/>
+        </w:rPr>
+        <w:t xml:space="preserve">Phase Accumulation, Aliasing &amp; </w:t>
+      </w:r>
+      <w:proofErr w:type="spellStart"/>
+      <w:r>
+        <w:rPr>
+          <w:rFonts w:ascii="Consolas" w:hAnsi="Consolas" w:cs="Consolas"/>
+          <w:sz w:val="22"/>
+          <w:szCs w:val="22"/>
+        </w:rPr>
+        <w:t>PolyBLEP</w:t>
+      </w:r>
+      <w:proofErr w:type="spellEnd"/>
+      <w:r>
+        <w:rPr>
+          <w:rFonts w:ascii="Consolas" w:hAnsi="Consolas" w:cs="Consolas"/>
+          <w:sz w:val="22"/>
+          <w:szCs w:val="22"/>
+        </w:rPr>
+        <w:t>, Basic Shapes</w:t>
+      </w:r>
+    </w:p>
+    <w:p>
+      <w:pPr>
+        <w:rPr>
+          <w:rFonts w:ascii="Consolas" w:hAnsi="Consolas" w:cs="Consolas"/>
+          <w:sz w:val="32"/>
+          <w:szCs w:val="32"/>
+        </w:rPr>
+      </w:pPr>
+    </w:p>
+    <w:p>
+      <w:pPr>
+        <w:rPr>
+          <w:rFonts w:ascii="Consolas" w:hAnsi="Consolas" w:cs="Consolas"/>
+          <w:sz w:val="22"/>
+          <w:szCs w:val="22"/>
+        </w:rPr>
+      </w:pPr>
+      <w:r>
+        <w:rPr>
+          <w:rFonts w:ascii="Consolas" w:hAnsi="Consolas" w:cs="Consolas"/>
+          <w:sz w:val="22"/>
+          <w:szCs w:val="22"/>
+        </w:rPr>
+        <w:t>(x minutes)</w:t>
+      </w:r>
+    </w:p>
+    <w:p>
+      <w:pPr>
+        <w:rPr>
+          <w:rFonts w:ascii="Consolas" w:hAnsi="Consolas" w:cs="Consolas"/>
+          <w:sz w:val="22"/>
+          <w:szCs w:val="22"/>
+        </w:rPr>
+      </w:pPr>
+      <w:r>
+        <w:rPr>
+          <w:rFonts w:ascii="Consolas" w:hAnsi="Consolas" w:cs="Consolas"/>
+          <w:sz w:val="22"/>
+          <w:szCs w:val="22"/>
+        </w:rPr>
+        <w:t>30s - Cold Open</w:t>
+      </w:r>
+    </w:p>
+    <w:p>
+      <w:pPr>
+        <w:rPr>
+          <w:rFonts w:ascii="Consolas" w:hAnsi="Consolas" w:cs="Consolas"/>
+          <w:sz w:val="22"/>
+          <w:szCs w:val="22"/>
+        </w:rPr>
+      </w:pPr>
+      <w:r>
+        <w:rPr>
+          <w:rFonts w:ascii="Consolas" w:hAnsi="Consolas" w:cs="Consolas"/>
+          <w:sz w:val="22"/>
+          <w:szCs w:val="22"/>
+        </w:rPr>
+        <w:br w:type="page"/>
+      </w:r>
+    </w:p>
+    <w:p>
+      <w:pPr>
+        <w:rPr>
+          <w:rFonts w:ascii="Consolas" w:hAnsi="Consolas" w:cs="Consolas"/>
+          <w:b/>
+          <w:bCs/>
+          <w:sz w:val="32"/>
+          <w:szCs w:val="32"/>
+        </w:rPr>
+      </w:pPr>
+      <w:r>
+        <w:rPr>
+          <w:rFonts w:ascii="Consolas" w:hAnsi="Consolas" w:cs="Consolas"/>
+          <w:b/>
+          <w:bCs/>
+          <w:sz w:val="32"/>
+          <w:szCs w:val="32"/>
+        </w:rPr>
+        <w:lastRenderedPageBreak/>
+        <w:t>E11 - MIDI</w:t>
+      </w:r>
+    </w:p>
+    <w:p>
+      <w:pPr>
+        <w:rPr>
+          <w:rFonts w:ascii="Consolas" w:hAnsi="Consolas" w:cs="Consolas"/>
+          <w:sz w:val="22"/>
+          <w:szCs w:val="22"/>
+        </w:rPr>
+      </w:pPr>
+      <w:r>
+        <w:rPr>
+          <w:rFonts w:ascii="Consolas" w:hAnsi="Consolas" w:cs="Consolas"/>
+          <w:sz w:val="22"/>
+          <w:szCs w:val="22"/>
+        </w:rPr>
+        <w:t>MIDI Notes, Monophony and Polyphony, Starting a synthesizer</w:t>
+      </w:r>
+    </w:p>
+    <w:p>
+      <w:pPr>
+        <w:rPr>
+          <w:rFonts w:ascii="Consolas" w:hAnsi="Consolas" w:cs="Consolas"/>
+          <w:sz w:val="32"/>
+          <w:szCs w:val="32"/>
+        </w:rPr>
+      </w:pPr>
+    </w:p>
+    <w:p>
+      <w:pPr>
+        <w:rPr>
+          <w:rFonts w:ascii="Consolas" w:hAnsi="Consolas" w:cs="Consolas"/>
+          <w:sz w:val="22"/>
+          <w:szCs w:val="22"/>
+        </w:rPr>
+      </w:pPr>
+      <w:r>
+        <w:rPr>
+          <w:rFonts w:ascii="Consolas" w:hAnsi="Consolas" w:cs="Consolas"/>
+          <w:sz w:val="22"/>
+          <w:szCs w:val="22"/>
+        </w:rPr>
+        <w:t>(x minutes)</w:t>
+      </w:r>
+    </w:p>
+    <w:p>
+      <w:pPr>
+        <w:rPr>
+          <w:rFonts w:ascii="Consolas" w:hAnsi="Consolas" w:cs="Consolas"/>
+          <w:sz w:val="22"/>
+          <w:szCs w:val="22"/>
+        </w:rPr>
+      </w:pPr>
+      <w:r>
+        <w:rPr>
+          <w:rFonts w:ascii="Consolas" w:hAnsi="Consolas" w:cs="Consolas"/>
+          <w:sz w:val="22"/>
+          <w:szCs w:val="22"/>
+        </w:rPr>
+        <w:t>30s - Cold Open</w:t>
+      </w:r>
+    </w:p>
+    <w:p>
+      <w:pPr>
+        <w:rPr>
+          <w:rFonts w:ascii="Consolas" w:hAnsi="Consolas" w:cs="Consolas"/>
+          <w:sz w:val="22"/>
+          <w:szCs w:val="22"/>
+        </w:rPr>
+      </w:pPr>
+      <w:r>
+        <w:rPr>
+          <w:rFonts w:ascii="Consolas" w:hAnsi="Consolas" w:cs="Consolas"/>
+          <w:sz w:val="22"/>
+          <w:szCs w:val="22"/>
+        </w:rPr>
+        <w:br w:type="page"/>
+      </w:r>
+    </w:p>
+    <w:p>
+      <w:pPr>
+        <w:rPr>
+          <w:rFonts w:ascii="Consolas" w:hAnsi="Consolas" w:cs="Consolas"/>
+          <w:b/>
+          <w:bCs/>
+          <w:sz w:val="32"/>
+          <w:szCs w:val="32"/>
+        </w:rPr>
+      </w:pPr>
+      <w:r>
+        <w:rPr>
+          <w:rFonts w:ascii="Consolas" w:hAnsi="Consolas" w:cs="Consolas"/>
+          <w:b/>
+          <w:bCs/>
+          <w:sz w:val="32"/>
+          <w:szCs w:val="32"/>
+        </w:rPr>
+        <w:lastRenderedPageBreak/>
+        <w:t>E12 – Envelopes</w:t>
+      </w:r>
+    </w:p>
+    <w:p>
+      <w:pPr>
+        <w:rPr>
+          <w:rFonts w:ascii="Consolas" w:hAnsi="Consolas" w:cs="Consolas"/>
+          <w:sz w:val="22"/>
+          <w:szCs w:val="22"/>
+        </w:rPr>
+      </w:pPr>
+      <w:r>
+        <w:rPr>
+          <w:rFonts w:ascii="Consolas" w:hAnsi="Consolas" w:cs="Consolas"/>
+          <w:sz w:val="22"/>
+          <w:szCs w:val="22"/>
+        </w:rPr>
+        <w:t>ADSR, Function Generation, Linear vs. Exponential, Applying to our synth</w:t>
+      </w:r>
+    </w:p>
+    <w:p>
+      <w:pPr>
+        <w:rPr>
+          <w:rFonts w:ascii="Consolas" w:hAnsi="Consolas" w:cs="Consolas"/>
+          <w:sz w:val="32"/>
+          <w:szCs w:val="32"/>
+        </w:rPr>
+      </w:pPr>
+    </w:p>
+    <w:p>
+      <w:pPr>
+        <w:rPr>
+          <w:rFonts w:ascii="Consolas" w:hAnsi="Consolas" w:cs="Consolas"/>
+          <w:sz w:val="22"/>
+          <w:szCs w:val="22"/>
+        </w:rPr>
+      </w:pPr>
+      <w:r>
+        <w:rPr>
+          <w:rFonts w:ascii="Consolas" w:hAnsi="Consolas" w:cs="Consolas"/>
+          <w:sz w:val="22"/>
+          <w:szCs w:val="22"/>
+        </w:rPr>
+        <w:t>(x minutes)</w:t>
+      </w:r>
+    </w:p>
+    <w:p>
+      <w:pPr>
+        <w:rPr>
+          <w:rFonts w:ascii="Consolas" w:hAnsi="Consolas" w:cs="Consolas"/>
+          <w:sz w:val="22"/>
+          <w:szCs w:val="22"/>
+        </w:rPr>
+      </w:pPr>
+      <w:r>
+        <w:rPr>
+          <w:rFonts w:ascii="Consolas" w:hAnsi="Consolas" w:cs="Consolas"/>
+          <w:sz w:val="22"/>
+          <w:szCs w:val="22"/>
+        </w:rPr>
+        <w:t>30s - Cold Open</w:t>
+      </w:r>
+    </w:p>
+    <w:p>
+      <w:pPr>
+        <w:rPr>
+          <w:rFonts w:ascii="Consolas" w:hAnsi="Consolas" w:cs="Consolas"/>
+          <w:sz w:val="22"/>
+          <w:szCs w:val="22"/>
+        </w:rPr>
+      </w:pPr>
+      <w:r>
+        <w:rPr>
+          <w:rFonts w:ascii="Consolas" w:hAnsi="Consolas" w:cs="Consolas"/>
+          <w:sz w:val="22"/>
+          <w:szCs w:val="22"/>
+        </w:rPr>
+        <w:br w:type="page"/>
+      </w:r>
+    </w:p>
+    <w:p>
+      <w:pPr>
+        <w:rPr>
+          <w:rFonts w:ascii="Consolas" w:hAnsi="Consolas" w:cs="Consolas"/>
+          <w:b/>
+          <w:bCs/>
+          <w:sz w:val="32"/>
+          <w:szCs w:val="32"/>
+        </w:rPr>
+      </w:pPr>
+      <w:r>
+        <w:rPr>
+          <w:rFonts w:ascii="Consolas" w:hAnsi="Consolas" w:cs="Consolas"/>
+          <w:b/>
+          <w:bCs/>
+          <w:sz w:val="32"/>
+          <w:szCs w:val="32"/>
+        </w:rPr>
+        <w:lastRenderedPageBreak/>
+        <w:t>E13 – Envelope Follower &amp; Auto Wah</w:t>
+      </w:r>
+    </w:p>
+    <w:p>
+      <w:pPr>
+        <w:rPr>
+          <w:rFonts w:ascii="Consolas" w:hAnsi="Consolas" w:cs="Consolas"/>
+          <w:sz w:val="22"/>
+          <w:szCs w:val="22"/>
+        </w:rPr>
+      </w:pPr>
+      <w:r>
+        <w:rPr>
+          <w:rFonts w:ascii="Consolas" w:hAnsi="Consolas" w:cs="Consolas"/>
+          <w:sz w:val="22"/>
+          <w:szCs w:val="22"/>
+        </w:rPr>
+        <w:t>RMS vs. Peak, Envelope Follower Class, Auto Wah Plugin</w:t>
+      </w:r>
+    </w:p>
+    <w:p>
+      <w:pPr>
+        <w:rPr>
+          <w:rFonts w:ascii="Consolas" w:hAnsi="Consolas" w:cs="Consolas"/>
+          <w:sz w:val="32"/>
+          <w:szCs w:val="32"/>
+        </w:rPr>
+      </w:pPr>
+    </w:p>
+    <w:p>
+      <w:pPr>
+        <w:rPr>
+          <w:rFonts w:ascii="Consolas" w:hAnsi="Consolas" w:cs="Consolas"/>
+          <w:sz w:val="22"/>
+          <w:szCs w:val="22"/>
+        </w:rPr>
+      </w:pPr>
+      <w:r>
+        <w:rPr>
+          <w:rFonts w:ascii="Consolas" w:hAnsi="Consolas" w:cs="Consolas"/>
+          <w:sz w:val="22"/>
+          <w:szCs w:val="22"/>
+        </w:rPr>
+        <w:t>(x minutes)</w:t>
+      </w:r>
+    </w:p>
+    <w:p>
+      <w:pPr>
+        <w:rPr>
+          <w:rFonts w:ascii="Consolas" w:hAnsi="Consolas" w:cs="Consolas"/>
+          <w:sz w:val="22"/>
+          <w:szCs w:val="22"/>
+        </w:rPr>
+      </w:pPr>
+      <w:r>
+        <w:rPr>
+          <w:rFonts w:ascii="Consolas" w:hAnsi="Consolas" w:cs="Consolas"/>
+          <w:sz w:val="22"/>
+          <w:szCs w:val="22"/>
+        </w:rPr>
+        <w:t>30s - Cold Open</w:t>
+      </w:r>
+    </w:p>
+    <w:p>
+      <w:pPr>
+        <w:rPr>
+          <w:rFonts w:ascii="Consolas" w:hAnsi="Consolas" w:cs="Consolas"/>
+          <w:sz w:val="22"/>
+          <w:szCs w:val="22"/>
+        </w:rPr>
+      </w:pPr>
+      <w:r>
+        <w:rPr>
+          <w:rFonts w:ascii="Consolas" w:hAnsi="Consolas" w:cs="Consolas"/>
+          <w:sz w:val="22"/>
+          <w:szCs w:val="22"/>
+        </w:rPr>
+        <w:br w:type="page"/>
+      </w:r>
+    </w:p>
+    <w:p>
+      <w:pPr>
+        <w:rPr>
+          <w:rFonts w:ascii="Consolas" w:hAnsi="Consolas" w:cs="Consolas"/>
+          <w:b/>
+          <w:bCs/>
+          <w:sz w:val="32"/>
+          <w:szCs w:val="32"/>
+        </w:rPr>
+      </w:pPr>
+      <w:r>
+        <w:rPr>
+          <w:rFonts w:ascii="Consolas" w:hAnsi="Consolas" w:cs="Consolas"/>
+          <w:b/>
+          <w:bCs/>
+          <w:sz w:val="32"/>
+          <w:szCs w:val="32"/>
+        </w:rPr>
+        <w:lastRenderedPageBreak/>
+        <w:t>E14 - Compression</w:t>
+      </w:r>
+    </w:p>
+    <w:p>
+      <w:pPr>
+        <w:rPr>
+          <w:rFonts w:ascii="Consolas" w:hAnsi="Consolas" w:cs="Consolas"/>
+          <w:sz w:val="22"/>
+          <w:szCs w:val="22"/>
+        </w:rPr>
+      </w:pPr>
+      <w:r>
+        <w:rPr>
+          <w:rFonts w:ascii="Consolas" w:hAnsi="Consolas" w:cs="Consolas"/>
+          <w:sz w:val="22"/>
+          <w:szCs w:val="22"/>
+        </w:rPr>
+        <w:t>Parameters, Feedback vs. Feedforward, Simple Compressor Plugin</w:t>
+      </w:r>
+    </w:p>
+    <w:p>
+      <w:pPr>
+        <w:rPr>
+          <w:rFonts w:ascii="Consolas" w:hAnsi="Consolas" w:cs="Consolas"/>
+          <w:sz w:val="32"/>
+          <w:szCs w:val="32"/>
+        </w:rPr>
+      </w:pPr>
+    </w:p>
+    <w:p>
+      <w:pPr>
+        <w:rPr>
+          <w:rFonts w:ascii="Consolas" w:hAnsi="Consolas" w:cs="Consolas"/>
+          <w:sz w:val="22"/>
+          <w:szCs w:val="22"/>
+        </w:rPr>
+      </w:pPr>
+      <w:r>
+        <w:rPr>
+          <w:rFonts w:ascii="Consolas" w:hAnsi="Consolas" w:cs="Consolas"/>
+          <w:sz w:val="22"/>
+          <w:szCs w:val="22"/>
+        </w:rPr>
+        <w:t>(x minutes)</w:t>
+      </w:r>
+    </w:p>
+    <w:p>
+      <w:pPr>
+        <w:rPr>
+          <w:rFonts w:ascii="Consolas" w:hAnsi="Consolas" w:cs="Consolas"/>
+          <w:sz w:val="22"/>
+          <w:szCs w:val="22"/>
+        </w:rPr>
+      </w:pPr>
+      <w:r>
+        <w:rPr>
+          <w:rFonts w:ascii="Consolas" w:hAnsi="Consolas" w:cs="Consolas"/>
+          <w:sz w:val="22"/>
+          <w:szCs w:val="22"/>
+        </w:rPr>
+        <w:t>30s - Cold Open</w:t>
+      </w:r>
+    </w:p>
+    <w:p>
+      <w:pPr>
+        <w:rPr>
+          <w:rFonts w:ascii="Consolas" w:hAnsi="Consolas" w:cs="Consolas"/>
+          <w:sz w:val="22"/>
+          <w:szCs w:val="22"/>
+        </w:rPr>
+      </w:pPr>
+      <w:r>
+        <w:rPr>
+          <w:rFonts w:ascii="Consolas" w:hAnsi="Consolas" w:cs="Consolas"/>
+          <w:sz w:val="22"/>
+          <w:szCs w:val="22"/>
+        </w:rPr>
+        <w:br w:type="page"/>
+      </w:r>
+    </w:p>
+    <w:p>
+      <w:pPr>
+        <w:rPr>
+          <w:rFonts w:ascii="Consolas" w:hAnsi="Consolas" w:cs="Consolas"/>
+          <w:b/>
+          <w:bCs/>
+          <w:sz w:val="32"/>
+          <w:szCs w:val="32"/>
+        </w:rPr>
+      </w:pPr>
+      <w:r>
+        <w:rPr>
+          <w:rFonts w:ascii="Consolas" w:hAnsi="Consolas" w:cs="Consolas"/>
+          <w:b/>
+          <w:bCs/>
+          <w:sz w:val="32"/>
+          <w:szCs w:val="32"/>
+        </w:rPr>
+        <w:lastRenderedPageBreak/>
+        <w:t>E15 - Limiters</w:t>
+      </w:r>
+    </w:p>
+    <w:p>
+      <w:pPr>
+        <w:rPr>
+          <w:rFonts w:ascii="Consolas" w:hAnsi="Consolas" w:cs="Consolas"/>
+          <w:sz w:val="22"/>
+          <w:szCs w:val="22"/>
+        </w:rPr>
+      </w:pPr>
+      <w:r>
+        <w:rPr>
+          <w:rFonts w:ascii="Consolas" w:hAnsi="Consolas" w:cs="Consolas"/>
+          <w:sz w:val="22"/>
+          <w:szCs w:val="22"/>
+        </w:rPr>
+        <w:t>Lookahead, Latency Reporting, Limiter Plugin</w:t>
+      </w:r>
+    </w:p>
+    <w:p>
+      <w:pPr>
+        <w:rPr>
+          <w:rFonts w:ascii="Consolas" w:hAnsi="Consolas" w:cs="Consolas"/>
+          <w:sz w:val="32"/>
+          <w:szCs w:val="32"/>
+        </w:rPr>
+      </w:pPr>
+    </w:p>
+    <w:p>
+      <w:pPr>
+        <w:rPr>
+          <w:rFonts w:ascii="Consolas" w:hAnsi="Consolas" w:cs="Consolas"/>
+          <w:sz w:val="22"/>
+          <w:szCs w:val="22"/>
+        </w:rPr>
+      </w:pPr>
+      <w:r>
+        <w:rPr>
+          <w:rFonts w:ascii="Consolas" w:hAnsi="Consolas" w:cs="Consolas"/>
+          <w:sz w:val="22"/>
+          <w:szCs w:val="22"/>
+        </w:rPr>
+        <w:t>(x minutes)</w:t>
+      </w:r>
+    </w:p>
+    <w:p>
+      <w:pPr>
+        <w:rPr>
+          <w:rFonts w:ascii="Consolas" w:hAnsi="Consolas" w:cs="Consolas"/>
+          <w:sz w:val="22"/>
+          <w:szCs w:val="22"/>
+        </w:rPr>
+      </w:pPr>
+      <w:r>
+        <w:rPr>
+          <w:rFonts w:ascii="Consolas" w:hAnsi="Consolas" w:cs="Consolas"/>
+          <w:sz w:val="22"/>
+          <w:szCs w:val="22"/>
+        </w:rPr>
+        <w:t>30s - Cold Open</w:t>
+      </w:r>
+    </w:p>
+    <w:p>
+      <w:pPr>
+        <w:rPr>
+          <w:rFonts w:ascii="Consolas" w:hAnsi="Consolas" w:cs="Consolas"/>
+          <w:sz w:val="22"/>
+          <w:szCs w:val="22"/>
+        </w:rPr>
+      </w:pPr>
+      <w:r>
+        <w:rPr>
+          <w:rFonts w:ascii="Consolas" w:hAnsi="Consolas" w:cs="Consolas"/>
+          <w:sz w:val="22"/>
+          <w:szCs w:val="22"/>
+        </w:rPr>
+        <w:br w:type="page"/>
+      </w:r>
+    </w:p>
+    <w:p>
+      <w:pPr>
+        <w:rPr>
+          <w:rFonts w:ascii="Consolas" w:hAnsi="Consolas" w:cs="Consolas"/>
+          <w:b/>
+          <w:bCs/>
+          <w:sz w:val="32"/>
+          <w:szCs w:val="32"/>
+        </w:rPr>
+      </w:pPr>
+      <w:r>
+        <w:rPr>
+          <w:rFonts w:ascii="Consolas" w:hAnsi="Consolas" w:cs="Consolas"/>
+          <w:b/>
+          <w:bCs/>
+          <w:sz w:val="32"/>
+          <w:szCs w:val="32"/>
+        </w:rPr>
+        <w:lastRenderedPageBreak/>
+        <w:t>E16 - Sidechain</w:t>
+      </w:r>
+    </w:p>
+    <w:p>
+      <w:pPr>
+        <w:rPr>
+          <w:rFonts w:ascii="Consolas" w:hAnsi="Consolas" w:cs="Consolas"/>
+          <w:sz w:val="22"/>
+          <w:szCs w:val="22"/>
+        </w:rPr>
+      </w:pPr>
+      <w:r>
+        <w:rPr>
+          <w:rFonts w:ascii="Consolas" w:hAnsi="Consolas" w:cs="Consolas"/>
+          <w:sz w:val="22"/>
+          <w:szCs w:val="22"/>
+        </w:rPr>
+        <w:t>External Signal Control, Sidechain Compressor plugin</w:t>
+      </w:r>
+    </w:p>
+    <w:p>
+      <w:pPr>
+        <w:rPr>
+          <w:rFonts w:ascii="Consolas" w:hAnsi="Consolas" w:cs="Consolas"/>
+          <w:sz w:val="32"/>
+          <w:szCs w:val="32"/>
+        </w:rPr>
+      </w:pPr>
+    </w:p>
+    <w:p>
+      <w:pPr>
+        <w:rPr>
+          <w:rFonts w:ascii="Consolas" w:hAnsi="Consolas" w:cs="Consolas"/>
+          <w:sz w:val="22"/>
+          <w:szCs w:val="22"/>
+        </w:rPr>
+      </w:pPr>
+      <w:r>
+        <w:rPr>
+          <w:rFonts w:ascii="Consolas" w:hAnsi="Consolas" w:cs="Consolas"/>
+          <w:sz w:val="22"/>
+          <w:szCs w:val="22"/>
+        </w:rPr>
+        <w:t>(x minutes)</w:t>
+      </w:r>
+    </w:p>
+    <w:p>
+      <w:pPr>
+        <w:rPr>
+          <w:rFonts w:ascii="Consolas" w:hAnsi="Consolas" w:cs="Consolas"/>
+          <w:sz w:val="22"/>
+          <w:szCs w:val="22"/>
+        </w:rPr>
+      </w:pPr>
+      <w:r>
+        <w:rPr>
+          <w:rFonts w:ascii="Consolas" w:hAnsi="Consolas" w:cs="Consolas"/>
+          <w:sz w:val="22"/>
+          <w:szCs w:val="22"/>
+        </w:rPr>
+        <w:t>30s - Cold Open</w:t>
+      </w:r>
+    </w:p>
+    <w:p>
+      <w:pPr>
+        <w:rPr>
+          <w:rFonts w:ascii="Consolas" w:hAnsi="Consolas" w:cs="Consolas"/>
+          <w:sz w:val="22"/>
+          <w:szCs w:val="22"/>
+        </w:rPr>
+      </w:pPr>
+      <w:r>
+        <w:rPr>
+          <w:rFonts w:ascii="Consolas" w:hAnsi="Consolas" w:cs="Consolas"/>
+          <w:sz w:val="22"/>
+          <w:szCs w:val="22"/>
+        </w:rPr>
+        <w:br w:type="page"/>
+      </w:r>
+    </w:p>
+    <w:p>
+      <w:pPr>
+        <w:rPr>
+          <w:rFonts w:ascii="Consolas" w:hAnsi="Consolas" w:cs="Consolas"/>
+          <w:b/>
+          <w:bCs/>
+          <w:sz w:val="32"/>
+          <w:szCs w:val="32"/>
+        </w:rPr>
+      </w:pPr>
+      <w:r>
+        <w:rPr>
+          <w:rFonts w:ascii="Consolas" w:hAnsi="Consolas" w:cs="Consolas"/>
+          <w:b/>
+          <w:bCs/>
+          <w:sz w:val="32"/>
+          <w:szCs w:val="32"/>
+        </w:rPr>
+        <w:lastRenderedPageBreak/>
+        <w:t>E17 – Stereo</w:t>
+      </w:r>
+    </w:p>
+    <w:p>
+      <w:pPr>
+        <w:rPr>
+          <w:rFonts w:ascii="Consolas" w:hAnsi="Consolas" w:cs="Consolas"/>
+          <w:sz w:val="22"/>
+          <w:szCs w:val="22"/>
+        </w:rPr>
+      </w:pPr>
+      <w:r>
+        <w:rPr>
+          <w:rFonts w:ascii="Consolas" w:hAnsi="Consolas" w:cs="Consolas"/>
+          <w:sz w:val="22"/>
+          <w:szCs w:val="22"/>
+        </w:rPr>
+        <w:t>Pan Law, Mid-Side Processing, Deep Pan Plugin</w:t>
+      </w:r>
+    </w:p>
+    <w:p>
+      <w:pPr>
+        <w:rPr>
+          <w:rFonts w:ascii="Consolas" w:hAnsi="Consolas" w:cs="Consolas"/>
+          <w:sz w:val="32"/>
+          <w:szCs w:val="32"/>
+        </w:rPr>
+      </w:pPr>
+    </w:p>
+    <w:p>
+      <w:pPr>
+        <w:rPr>
+          <w:rFonts w:ascii="Consolas" w:hAnsi="Consolas" w:cs="Consolas"/>
+          <w:sz w:val="22"/>
+          <w:szCs w:val="22"/>
+        </w:rPr>
+      </w:pPr>
+      <w:r>
+        <w:rPr>
+          <w:rFonts w:ascii="Consolas" w:hAnsi="Consolas" w:cs="Consolas"/>
+          <w:sz w:val="22"/>
+          <w:szCs w:val="22"/>
+        </w:rPr>
+        <w:t>(x minutes)</w:t>
+      </w:r>
+    </w:p>
+    <w:p>
+      <w:pPr>
+        <w:rPr>
+          <w:rFonts w:ascii="Consolas" w:hAnsi="Consolas" w:cs="Consolas"/>
+          <w:sz w:val="22"/>
+          <w:szCs w:val="22"/>
+        </w:rPr>
+      </w:pPr>
+      <w:r>
+        <w:rPr>
+          <w:rFonts w:ascii="Consolas" w:hAnsi="Consolas" w:cs="Consolas"/>
+          <w:sz w:val="22"/>
+          <w:szCs w:val="22"/>
+        </w:rPr>
+        <w:t>30s - Cold Open</w:t>
+      </w:r>
+    </w:p>
+    <w:p>
+      <w:pPr>
+        <w:rPr>
+          <w:rFonts w:ascii="Consolas" w:hAnsi="Consolas" w:cs="Consolas"/>
+          <w:sz w:val="22"/>
+          <w:szCs w:val="22"/>
+        </w:rPr>
+      </w:pPr>
+      <w:r>
+        <w:rPr>
+          <w:rFonts w:ascii="Consolas" w:hAnsi="Consolas" w:cs="Consolas"/>
+          <w:sz w:val="22"/>
+          <w:szCs w:val="22"/>
+        </w:rPr>
+        <w:br w:type="page"/>
+      </w:r>
+    </w:p>
+    <w:p>
+      <w:pPr>
+        <w:rPr>
+          <w:rFonts w:ascii="Consolas" w:hAnsi="Consolas" w:cs="Consolas"/>
+          <w:b/>
+          <w:bCs/>
+          <w:sz w:val="32"/>
+          <w:szCs w:val="32"/>
+        </w:rPr>
+      </w:pPr>
+      <w:r>
+        <w:rPr>
+          <w:rFonts w:ascii="Consolas" w:hAnsi="Consolas" w:cs="Consolas"/>
+          <w:b/>
+          <w:bCs/>
+          <w:sz w:val="32"/>
+          <w:szCs w:val="32"/>
+        </w:rPr>
+        <w:lastRenderedPageBreak/>
+        <w:t>E18 - FFT</w:t>
+      </w:r>
+    </w:p>
+    <w:p>
+      <w:pPr>
+        <w:rPr>
+          <w:rFonts w:ascii="Consolas" w:hAnsi="Consolas" w:cs="Consolas"/>
+          <w:sz w:val="22"/>
+          <w:szCs w:val="22"/>
+        </w:rPr>
+      </w:pPr>
+      <w:r>
+        <w:rPr>
+          <w:rFonts w:ascii="Consolas" w:hAnsi="Consolas" w:cs="Consolas"/>
+          <w:sz w:val="22"/>
+          <w:szCs w:val="22"/>
+        </w:rPr>
+        <w:t>The Fourier Transform, Frequency Bin Intuition, Spectral Filter Plugin</w:t>
+      </w:r>
+    </w:p>
+    <w:p>
+      <w:pPr>
+        <w:rPr>
+          <w:rFonts w:ascii="Consolas" w:hAnsi="Consolas" w:cs="Consolas"/>
+          <w:sz w:val="32"/>
+          <w:szCs w:val="32"/>
+        </w:rPr>
+      </w:pPr>
+    </w:p>
+    <w:p>
+      <w:pPr>
+        <w:rPr>
+          <w:rFonts w:ascii="Consolas" w:hAnsi="Consolas" w:cs="Consolas"/>
+          <w:sz w:val="22"/>
+          <w:szCs w:val="22"/>
+        </w:rPr>
+      </w:pPr>
+      <w:r>
+        <w:rPr>
+          <w:rFonts w:ascii="Consolas" w:hAnsi="Consolas" w:cs="Consolas"/>
+          <w:sz w:val="22"/>
+          <w:szCs w:val="22"/>
+        </w:rPr>
+        <w:t>(x minutes)</w:t>
+      </w:r>
+    </w:p>
+    <w:p>
+      <w:pPr>
+        <w:rPr>
+          <w:rFonts w:ascii="Consolas" w:hAnsi="Consolas" w:cs="Consolas"/>
+          <w:sz w:val="22"/>
+          <w:szCs w:val="22"/>
+        </w:rPr>
+      </w:pPr>
+      <w:r>
+        <w:rPr>
+          <w:rFonts w:ascii="Consolas" w:hAnsi="Consolas" w:cs="Consolas"/>
+          <w:sz w:val="22"/>
+          <w:szCs w:val="22"/>
+        </w:rPr>
+        <w:t>30s - Cold Open</w:t>
+      </w:r>
+    </w:p>
+    <w:p>
+      <w:pPr>
+        <w:rPr>
+          <w:rFonts w:ascii="Consolas" w:hAnsi="Consolas" w:cs="Consolas"/>
+          <w:sz w:val="22"/>
+          <w:szCs w:val="22"/>
+        </w:rPr>
+      </w:pPr>
+      <w:r>
+        <w:rPr>
+          <w:rFonts w:ascii="Consolas" w:hAnsi="Consolas" w:cs="Consolas"/>
+          <w:sz w:val="22"/>
+          <w:szCs w:val="22"/>
+        </w:rPr>
+        <w:br w:type="page"/>
+      </w:r>
+    </w:p>
+    <w:p>
+      <w:pPr>
+        <w:rPr>
+          <w:rFonts w:ascii="Consolas" w:hAnsi="Consolas" w:cs="Consolas"/>
+          <w:b/>
+          <w:bCs/>
+          <w:sz w:val="32"/>
+          <w:szCs w:val="32"/>
+        </w:rPr>
+      </w:pPr>
+      <w:r>
+        <w:rPr>
+          <w:rFonts w:ascii="Consolas" w:hAnsi="Consolas" w:cs="Consolas"/>
+          <w:b/>
+          <w:bCs/>
+          <w:sz w:val="32"/>
+          <w:szCs w:val="32"/>
+        </w:rPr>
+        <w:lastRenderedPageBreak/>
+        <w:t>E19 - Gates</w:t>
+      </w:r>
+    </w:p>
+    <w:p>
+      <w:pPr>
+        <w:rPr>
+          <w:rFonts w:ascii="Consolas" w:hAnsi="Consolas" w:cs="Consolas"/>
+          <w:sz w:val="22"/>
+          <w:szCs w:val="22"/>
+        </w:rPr>
+      </w:pPr>
+      <w:r>
+        <w:rPr>
+          <w:rFonts w:ascii="Consolas" w:hAnsi="Consolas" w:cs="Consolas"/>
+          <w:sz w:val="22"/>
+          <w:szCs w:val="22"/>
+        </w:rPr>
+        <w:t>Time-Based Gate, Spectral Gate</w:t>
+      </w:r>
+    </w:p>
+    <w:p>
+      <w:pPr>
+        <w:rPr>
+          <w:rFonts w:ascii="Consolas" w:hAnsi="Consolas" w:cs="Consolas"/>
+          <w:sz w:val="32"/>
+          <w:szCs w:val="32"/>
+        </w:rPr>
+      </w:pPr>
+    </w:p>
+    <w:p>
+      <w:pPr>
+        <w:rPr>
+          <w:rFonts w:ascii="Consolas" w:hAnsi="Consolas" w:cs="Consolas"/>
+          <w:sz w:val="22"/>
+          <w:szCs w:val="22"/>
+        </w:rPr>
+      </w:pPr>
+      <w:r>
+        <w:rPr>
+          <w:rFonts w:ascii="Consolas" w:hAnsi="Consolas" w:cs="Consolas"/>
+          <w:sz w:val="22"/>
+          <w:szCs w:val="22"/>
+        </w:rPr>
+        <w:t>(x minutes)</w:t>
+      </w:r>
+    </w:p>
+    <w:p>
+      <w:pPr>
+        <w:rPr>
+          <w:rFonts w:ascii="Consolas" w:hAnsi="Consolas" w:cs="Consolas"/>
+          <w:sz w:val="22"/>
+          <w:szCs w:val="22"/>
+        </w:rPr>
+      </w:pPr>
+      <w:r>
+        <w:rPr>
+          <w:rFonts w:ascii="Consolas" w:hAnsi="Consolas" w:cs="Consolas"/>
+          <w:sz w:val="22"/>
+          <w:szCs w:val="22"/>
+        </w:rPr>
+        <w:t>30s - Cold Open</w:t>
+      </w:r>
+    </w:p>
+    <w:p>
+      <w:pPr>
+        <w:rPr>
+          <w:rFonts w:ascii="Consolas" w:hAnsi="Consolas" w:cs="Consolas"/>
+          <w:sz w:val="22"/>
+          <w:szCs w:val="22"/>
+        </w:rPr>
+      </w:pPr>
+      <w:r>
+        <w:rPr>
+          <w:rFonts w:ascii="Consolas" w:hAnsi="Consolas" w:cs="Consolas"/>
+          <w:sz w:val="22"/>
+          <w:szCs w:val="22"/>
+        </w:rPr>
+        <w:br w:type="page"/>
+      </w:r>
+    </w:p>
+    <w:p>
+      <w:pPr>
+        <w:rPr>
+          <w:rFonts w:ascii="Consolas" w:hAnsi="Consolas" w:cs="Consolas"/>
+          <w:b/>
+          <w:bCs/>
+          <w:sz w:val="32"/>
+          <w:szCs w:val="32"/>
+        </w:rPr>
+      </w:pPr>
+      <w:r>
+        <w:rPr>
+          <w:rFonts w:ascii="Consolas" w:hAnsi="Consolas" w:cs="Consolas"/>
+          <w:b/>
+          <w:bCs/>
+          <w:sz w:val="32"/>
+          <w:szCs w:val="32"/>
+        </w:rPr>
+        <w:lastRenderedPageBreak/>
+        <w:t>E20 – Creative Filters</w:t>
+      </w:r>
+    </w:p>
+    <w:p>
+      <w:pPr>
+        <w:rPr>
+          <w:rFonts w:ascii="Consolas" w:hAnsi="Consolas" w:cs="Consolas"/>
+          <w:sz w:val="22"/>
+          <w:szCs w:val="22"/>
+        </w:rPr>
+      </w:pPr>
+      <w:r>
+        <w:rPr>
+          <w:rFonts w:ascii="Consolas" w:hAnsi="Consolas" w:cs="Consolas"/>
+          <w:sz w:val="22"/>
+          <w:szCs w:val="22"/>
+        </w:rPr>
+        <w:t>Chorus, Flanger, Comb, Phaser</w:t>
+      </w:r>
+    </w:p>
+    <w:p>
+      <w:pPr>
+        <w:rPr>
+          <w:rFonts w:ascii="Consolas" w:hAnsi="Consolas" w:cs="Consolas"/>
+          <w:sz w:val="32"/>
+          <w:szCs w:val="32"/>
+        </w:rPr>
+      </w:pPr>
+    </w:p>
+    <w:p>
+      <w:pPr>
+        <w:rPr>
+          <w:rFonts w:ascii="Consolas" w:hAnsi="Consolas" w:cs="Consolas"/>
+          <w:sz w:val="22"/>
+          <w:szCs w:val="22"/>
+        </w:rPr>
+      </w:pPr>
+      <w:r>
+        <w:rPr>
+          <w:rFonts w:ascii="Consolas" w:hAnsi="Consolas" w:cs="Consolas"/>
+          <w:sz w:val="22"/>
+          <w:szCs w:val="22"/>
+        </w:rPr>
+        <w:t>(x minutes)</w:t>
+      </w:r>
+    </w:p>
+    <w:p>
+      <w:pPr>
+        <w:rPr>
+          <w:rFonts w:ascii="Consolas" w:hAnsi="Consolas" w:cs="Consolas"/>
+          <w:sz w:val="22"/>
+          <w:szCs w:val="22"/>
+        </w:rPr>
+      </w:pPr>
+      <w:r>
+        <w:rPr>
+          <w:rFonts w:ascii="Consolas" w:hAnsi="Consolas" w:cs="Consolas"/>
+          <w:sz w:val="22"/>
+          <w:szCs w:val="22"/>
+        </w:rPr>
+        <w:t>30s - Cold Open</w:t>
+      </w:r>
+    </w:p>
+    <w:p>
+      <w:pPr>
+        <w:rPr>
+          <w:rFonts w:ascii="Consolas" w:hAnsi="Consolas" w:cs="Consolas"/>
+          <w:b/>
+          <w:bCs/>
+          <w:sz w:val="22"/>
+          <w:szCs w:val="22"/>
+        </w:rPr>
+      </w:pPr>
+      <w:r>
+        <w:rPr>
+          <w:rFonts w:ascii="Consolas" w:hAnsi="Consolas" w:cs="Consolas"/>
+          <w:b/>
+          <w:bCs/>
+          <w:sz w:val="22"/>
+          <w:szCs w:val="22"/>
+        </w:rPr>
+        <w:br w:type="page"/>
+      </w:r>
+    </w:p>
+    <w:p>
+      <w:pPr>
+        <w:rPr>
+          <w:rFonts w:ascii="Consolas" w:hAnsi="Consolas" w:cs="Consolas"/>
+          <w:b/>
+          <w:bCs/>
+          <w:sz w:val="32"/>
+          <w:szCs w:val="32"/>
+        </w:rPr>
+      </w:pPr>
+      <w:r>
+        <w:rPr>
+          <w:rFonts w:ascii="Consolas" w:hAnsi="Consolas" w:cs="Consolas"/>
+          <w:b/>
+          <w:bCs/>
+          <w:sz w:val="32"/>
+          <w:szCs w:val="32"/>
+        </w:rPr>
+        <w:lastRenderedPageBreak/>
+        <w:t>E21 - Reverb</w:t>
+      </w:r>
+    </w:p>
+    <w:p>
+      <w:pPr>
+        <w:rPr>
+          <w:rFonts w:ascii="Consolas" w:hAnsi="Consolas" w:cs="Consolas"/>
+          <w:sz w:val="22"/>
+          <w:szCs w:val="22"/>
+        </w:rPr>
+      </w:pPr>
+      <w:r>
+        <w:rPr>
+          <w:rFonts w:ascii="Consolas" w:hAnsi="Consolas" w:cs="Consolas"/>
+          <w:sz w:val="22"/>
+          <w:szCs w:val="22"/>
+        </w:rPr>
+        <w:t>Creating a Basic Reverb</w:t>
+      </w:r>
+    </w:p>
+    <w:p>
+      <w:pPr>
+        <w:rPr>
+          <w:rFonts w:ascii="Consolas" w:hAnsi="Consolas" w:cs="Consolas"/>
+          <w:sz w:val="32"/>
+          <w:szCs w:val="32"/>
+        </w:rPr>
+      </w:pPr>
+    </w:p>
+    <w:p>
+      <w:pPr>
+        <w:rPr>
+          <w:rFonts w:ascii="Consolas" w:hAnsi="Consolas" w:cs="Consolas"/>
+          <w:sz w:val="22"/>
+          <w:szCs w:val="22"/>
+        </w:rPr>
+      </w:pPr>
+      <w:r>
+        <w:rPr>
+          <w:rFonts w:ascii="Consolas" w:hAnsi="Consolas" w:cs="Consolas"/>
+          <w:sz w:val="22"/>
+          <w:szCs w:val="22"/>
+        </w:rPr>
+        <w:t>(x minutes)</w:t>
+      </w:r>
+    </w:p>
+    <w:p>
+      <w:pPr>
+        <w:rPr>
+          <w:rFonts w:ascii="Consolas" w:hAnsi="Consolas" w:cs="Consolas"/>
+          <w:sz w:val="22"/>
+          <w:szCs w:val="22"/>
+        </w:rPr>
+      </w:pPr>
+      <w:r>
+        <w:rPr>
+          <w:rFonts w:ascii="Consolas" w:hAnsi="Consolas" w:cs="Consolas"/>
+          <w:sz w:val="22"/>
+          <w:szCs w:val="22"/>
+        </w:rPr>
+        <w:t>30s - Cold Open</w:t>
+      </w:r>
+    </w:p>
+    <w:p>
+      <w:pPr>
+        <w:rPr>
+          <w:rFonts w:ascii="Consolas" w:hAnsi="Consolas" w:cs="Consolas"/>
+          <w:b/>
+          <w:bCs/>
+          <w:sz w:val="22"/>
+          <w:szCs w:val="22"/>
+        </w:rPr>
+      </w:pPr>
+      <w:r>
+        <w:rPr>
+          <w:rFonts w:ascii="Consolas" w:hAnsi="Consolas" w:cs="Consolas"/>
+          <w:b/>
+          <w:bCs/>
+          <w:sz w:val="22"/>
+          <w:szCs w:val="22"/>
+        </w:rPr>
+        <w:br w:type="page"/>
+      </w:r>
+    </w:p>
+    <w:p>
+      <w:pPr>
+        <w:rPr>
+          <w:rFonts w:ascii="Consolas" w:hAnsi="Consolas" w:cs="Consolas"/>
+          <w:b/>
+          <w:bCs/>
+          <w:sz w:val="32"/>
+          <w:szCs w:val="32"/>
+        </w:rPr>
+      </w:pPr>
+      <w:r>
+        <w:rPr>
+          <w:rFonts w:ascii="Consolas" w:hAnsi="Consolas" w:cs="Consolas"/>
+          <w:b/>
+          <w:bCs/>
+          <w:sz w:val="32"/>
+          <w:szCs w:val="32"/>
+        </w:rPr>
+        <w:lastRenderedPageBreak/>
+        <w:t>E22 – Multiband Processing</w:t>
+      </w:r>
+    </w:p>
+    <w:p>
+      <w:pPr>
+        <w:rPr>
+          <w:rFonts w:ascii="Consolas" w:hAnsi="Consolas" w:cs="Consolas"/>
+          <w:sz w:val="22"/>
+          <w:szCs w:val="22"/>
+        </w:rPr>
+      </w:pPr>
+      <w:r>
+        <w:rPr>
+          <w:rFonts w:ascii="Consolas" w:hAnsi="Consolas" w:cs="Consolas"/>
+          <w:sz w:val="22"/>
+          <w:szCs w:val="22"/>
+        </w:rPr>
+        <w:t>LWR Filters, Phase Inversion, Recombination and Gain Staging</w:t>
+      </w:r>
+    </w:p>
+    <w:p>
+      <w:pPr>
+        <w:rPr>
+          <w:rFonts w:ascii="Consolas" w:hAnsi="Consolas" w:cs="Consolas"/>
+          <w:sz w:val="32"/>
+          <w:szCs w:val="32"/>
+        </w:rPr>
+      </w:pPr>
+    </w:p>
+    <w:p>
+      <w:pPr>
+        <w:rPr>
+          <w:rFonts w:ascii="Consolas" w:hAnsi="Consolas" w:cs="Consolas"/>
+          <w:sz w:val="22"/>
+          <w:szCs w:val="22"/>
+        </w:rPr>
+      </w:pPr>
+      <w:r>
+        <w:rPr>
+          <w:rFonts w:ascii="Consolas" w:hAnsi="Consolas" w:cs="Consolas"/>
+          <w:sz w:val="22"/>
+          <w:szCs w:val="22"/>
+        </w:rPr>
+        <w:t>(x minutes)</w:t>
+      </w:r>
+    </w:p>
+    <w:p>
+      <w:pPr>
+        <w:rPr>
+          <w:rFonts w:ascii="Consolas" w:hAnsi="Consolas" w:cs="Consolas"/>
+          <w:sz w:val="22"/>
+          <w:szCs w:val="22"/>
+        </w:rPr>
+      </w:pPr>
+      <w:r>
+        <w:rPr>
+          <w:rFonts w:ascii="Consolas" w:hAnsi="Consolas" w:cs="Consolas"/>
+          <w:sz w:val="22"/>
+          <w:szCs w:val="22"/>
+        </w:rPr>
+        <w:t>30s - Cold Open</w:t>
+      </w:r>
+    </w:p>
+    <w:p>
+      <w:pPr>
+        <w:rPr>
+          <w:rFonts w:ascii="Consolas" w:hAnsi="Consolas" w:cs="Consolas"/>
+          <w:b/>
+          <w:bCs/>
+          <w:sz w:val="22"/>
+          <w:szCs w:val="22"/>
+        </w:rPr>
+      </w:pPr>
+      <w:r>
+        <w:rPr>
+          <w:rFonts w:ascii="Consolas" w:hAnsi="Consolas" w:cs="Consolas"/>
+          <w:b/>
+          <w:bCs/>
+          <w:sz w:val="22"/>
+          <w:szCs w:val="22"/>
+        </w:rPr>
+        <w:br w:type="page"/>
+      </w:r>
+    </w:p>
+    <w:p>
+      <w:pPr>
+        <w:rPr>
+          <w:rFonts w:ascii="Consolas" w:hAnsi="Consolas" w:cs="Consolas"/>
+          <w:b/>
+          <w:bCs/>
+          <w:sz w:val="32"/>
+          <w:szCs w:val="32"/>
+        </w:rPr>
+      </w:pPr>
+      <w:r>
+        <w:rPr>
+          <w:rFonts w:ascii="Consolas" w:hAnsi="Consolas" w:cs="Consolas"/>
+          <w:b/>
+          <w:bCs/>
+          <w:sz w:val="32"/>
+          <w:szCs w:val="32"/>
+        </w:rPr>
+        <w:lastRenderedPageBreak/>
+        <w:t>E23 – Final Project: Spectral Resynthesizer</w:t>
+      </w:r>
+    </w:p>
+    <w:p>
+      <w:pPr>
+        <w:rPr>
+          <w:rFonts w:ascii="Consolas" w:hAnsi="Consolas" w:cs="Consolas"/>
+          <w:sz w:val="22"/>
+          <w:szCs w:val="22"/>
+        </w:rPr>
+      </w:pPr>
+      <w:r>
+        <w:rPr>
+          <w:rFonts w:ascii="Consolas" w:hAnsi="Consolas" w:cs="Consolas"/>
+          <w:sz w:val="22"/>
+          <w:szCs w:val="22"/>
+        </w:rPr>
+        <w:t>Convert to Freq, Isolate Prominent Frequencies, Resynthesize</w:t>
+      </w:r>
+    </w:p>
+    <w:p>
+      <w:pPr>
+        <w:rPr>
+          <w:rFonts w:ascii="Consolas" w:hAnsi="Consolas" w:cs="Consolas"/>
+          <w:sz w:val="32"/>
+          <w:szCs w:val="32"/>
+        </w:rPr>
+      </w:pPr>
+    </w:p>
+    <w:p>
+      <w:pPr>
+        <w:rPr>
+          <w:rFonts w:ascii="Consolas" w:hAnsi="Consolas" w:cs="Consolas"/>
+          <w:sz w:val="22"/>
+          <w:szCs w:val="22"/>
+        </w:rPr>
+      </w:pPr>
+      <w:r>
+        <w:rPr>
+          <w:rFonts w:ascii="Consolas" w:hAnsi="Consolas" w:cs="Consolas"/>
+          <w:sz w:val="22"/>
+          <w:szCs w:val="22"/>
+        </w:rPr>
+        <w:t>(x minutes)</w:t>
+      </w:r>
+    </w:p>
+    <w:p>
+      <w:pPr>
+        <w:rPr>
+          <w:rFonts w:ascii="Consolas" w:hAnsi="Consolas" w:cs="Consolas"/>
+          <w:sz w:val="22"/>
+          <w:szCs w:val="22"/>
+        </w:rPr>
+      </w:pPr>
+      <w:r>
+        <w:rPr>
+          <w:rFonts w:ascii="Consolas" w:hAnsi="Consolas" w:cs="Consolas"/>
+          <w:sz w:val="22"/>
+          <w:szCs w:val="22"/>
+        </w:rPr>
+        <w:t>30s - Cold Open</w:t>
+      </w:r>
+    </w:p>
+    <w:p>
+      <w:pPr>
+        <w:rPr>
+          <w:rFonts w:ascii="Consolas" w:hAnsi="Consolas" w:cs="Consolas"/>
+          <w:b/>
+          <w:bCs/>
           <w:sz w:val="22"/>
           <w:szCs w:val="22"/>
         </w:rPr>

--- a/Scripts/Outlines.docx
+++ b/Scripts/Outlines.docx
@@ -127,6 +127,15 @@
           <w:szCs w:val="22"/>
         </w:rPr>
       </w:pPr>
+    </w:p>
+    <w:p>
+      <w:pPr>
+        <w:rPr>
+          <w:rFonts w:ascii="Consolas" w:hAnsi="Consolas" w:cs="Consolas"/>
+          <w:sz w:val="22"/>
+          <w:szCs w:val="22"/>
+        </w:rPr>
+      </w:pPr>
       <w:r>
         <w:rPr>
           <w:rFonts w:ascii="Consolas" w:hAnsi="Consolas" w:cs="Consolas"/>
@@ -135,15 +144,6 @@
         </w:rPr>
         <w:t>05s - Title Card</w:t>
       </w:r>
-    </w:p>
-    <w:p>
-      <w:pPr>
-        <w:rPr>
-          <w:rFonts w:ascii="Consolas" w:hAnsi="Consolas" w:cs="Consolas"/>
-          <w:sz w:val="22"/>
-          <w:szCs w:val="22"/>
-        </w:rPr>
-      </w:pPr>
     </w:p>
     <w:p>
       <w:pPr>

--- a/Scripts/Outlines.docx
+++ b/Scripts/Outlines.docx
@@ -99,7 +99,23 @@
           <w:sz w:val="22"/>
           <w:szCs w:val="22"/>
         </w:rPr>
-        <w:t>(18.5 Minutes)</w:t>
+        <w:t>(1</w:t>
+      </w:r>
+      <w:r>
+        <w:rPr>
+          <w:rFonts w:ascii="Consolas" w:hAnsi="Consolas" w:cs="Consolas"/>
+          <w:sz w:val="22"/>
+          <w:szCs w:val="22"/>
+        </w:rPr>
+        <w:t>7</w:t>
+      </w:r>
+      <w:r>
+        <w:rPr>
+          <w:rFonts w:ascii="Consolas" w:hAnsi="Consolas" w:cs="Consolas"/>
+          <w:sz w:val="22"/>
+          <w:szCs w:val="22"/>
+        </w:rPr>
+        <w:t>.5 Minutes)</w:t>
       </w:r>
     </w:p>
     <w:p>
@@ -121,128 +137,6 @@
     </w:p>
     <w:p>
       <w:pPr>
-        <w:rPr>
-          <w:rFonts w:ascii="Consolas" w:hAnsi="Consolas" w:cs="Consolas"/>
-          <w:sz w:val="22"/>
-          <w:szCs w:val="22"/>
-        </w:rPr>
-      </w:pPr>
-    </w:p>
-    <w:p>
-      <w:pPr>
-        <w:rPr>
-          <w:rFonts w:ascii="Consolas" w:hAnsi="Consolas" w:cs="Consolas"/>
-          <w:sz w:val="22"/>
-          <w:szCs w:val="22"/>
-        </w:rPr>
-      </w:pPr>
-      <w:r>
-        <w:rPr>
-          <w:rFonts w:ascii="Consolas" w:hAnsi="Consolas" w:cs="Consolas"/>
-          <w:sz w:val="22"/>
-          <w:szCs w:val="22"/>
-        </w:rPr>
-        <w:t>05s - Title Card</w:t>
-      </w:r>
-    </w:p>
-    <w:p>
-      <w:pPr>
-        <w:rPr>
-          <w:rFonts w:ascii="Consolas" w:hAnsi="Consolas" w:cs="Consolas"/>
-          <w:sz w:val="22"/>
-          <w:szCs w:val="22"/>
-        </w:rPr>
-      </w:pPr>
-      <w:r>
-        <w:rPr>
-          <w:rFonts w:ascii="Consolas" w:hAnsi="Consolas" w:cs="Consolas"/>
-          <w:sz w:val="22"/>
-          <w:szCs w:val="22"/>
-        </w:rPr>
-        <w:t>01m - Course Ideology</w:t>
-      </w:r>
-    </w:p>
-    <w:p>
-      <w:pPr>
-        <w:rPr>
-          <w:rFonts w:ascii="Consolas" w:hAnsi="Consolas" w:cs="Consolas"/>
-          <w:sz w:val="22"/>
-          <w:szCs w:val="22"/>
-        </w:rPr>
-      </w:pPr>
-    </w:p>
-    <w:p>
-      <w:pPr>
-        <w:rPr>
-          <w:rFonts w:ascii="Consolas" w:hAnsi="Consolas" w:cs="Consolas"/>
-          <w:sz w:val="22"/>
-          <w:szCs w:val="22"/>
-        </w:rPr>
-      </w:pPr>
-      <w:r>
-        <w:rPr>
-          <w:rFonts w:ascii="Consolas" w:hAnsi="Consolas" w:cs="Consolas"/>
-          <w:sz w:val="22"/>
-          <w:szCs w:val="22"/>
-        </w:rPr>
-        <w:t xml:space="preserve">02m - </w:t>
-      </w:r>
-      <w:r>
-        <w:rPr>
-          <w:rFonts w:ascii="Consolas" w:hAnsi="Consolas" w:cs="Consolas"/>
-          <w:sz w:val="22"/>
-          <w:szCs w:val="22"/>
-        </w:rPr>
-        <w:t>Cloning the repo</w:t>
-      </w:r>
-    </w:p>
-    <w:p>
-      <w:pPr>
-        <w:rPr>
-          <w:rFonts w:ascii="Consolas" w:hAnsi="Consolas" w:cs="Consolas"/>
-          <w:sz w:val="22"/>
-          <w:szCs w:val="22"/>
-        </w:rPr>
-      </w:pPr>
-    </w:p>
-    <w:p>
-      <w:pPr>
-        <w:rPr>
-          <w:rFonts w:ascii="Consolas" w:hAnsi="Consolas" w:cs="Consolas"/>
-          <w:sz w:val="22"/>
-          <w:szCs w:val="22"/>
-        </w:rPr>
-      </w:pPr>
-      <w:r>
-        <w:rPr>
-          <w:rFonts w:ascii="Consolas" w:hAnsi="Consolas" w:cs="Consolas"/>
-          <w:sz w:val="22"/>
-          <w:szCs w:val="22"/>
-        </w:rPr>
-        <w:t xml:space="preserve">02m - </w:t>
-      </w:r>
-      <w:r>
-        <w:rPr>
-          <w:rFonts w:ascii="Consolas" w:hAnsi="Consolas" w:cs="Consolas"/>
-          <w:sz w:val="22"/>
-          <w:szCs w:val="22"/>
-        </w:rPr>
-        <w:t xml:space="preserve">Downloading </w:t>
-      </w:r>
-      <w:proofErr w:type="spellStart"/>
-      <w:r>
-        <w:rPr>
-          <w:rFonts w:ascii="Consolas" w:hAnsi="Consolas" w:cs="Consolas"/>
-          <w:sz w:val="22"/>
-          <w:szCs w:val="22"/>
-        </w:rPr>
-        <w:t>Projucer</w:t>
-      </w:r>
-      <w:proofErr w:type="spellEnd"/>
-    </w:p>
-    <w:p>
-      <w:pPr>
-        <w:ind w:firstLine="720"/>
         <w:rPr>
           <w:rFonts w:ascii="Consolas" w:hAnsi="Consolas" w:cs="Consolas"/>
           <w:sz w:val="20"/>
@@ -252,227 +146,419 @@
       <w:r>
         <w:rPr>
           <w:rFonts w:ascii="Consolas" w:hAnsi="Consolas" w:cs="Consolas"/>
+          <w:sz w:val="22"/>
+          <w:szCs w:val="22"/>
+        </w:rPr>
+        <w:tab/>
+      </w:r>
+      <w:r>
+        <w:rPr>
+          <w:rFonts w:ascii="Consolas" w:hAnsi="Consolas" w:cs="Consolas"/>
           <w:sz w:val="20"/>
           <w:szCs w:val="20"/>
         </w:rPr>
-        <w:t>juce.com. “GET JUCE” (top right). “Download” on STARTER. Clone from GitHub as an option, recommend choosing version to download. Extract zip file, and place in Applications, or wherever you are likely to remember it. Double click “</w:t>
-      </w:r>
-      <w:proofErr w:type="spellStart"/>
-      <w:r>
+        <w:t>In this course, you will learn how to get started making your own real-time audio plugins! For the purpose of ease, we will be using the JUCE framework, but the course has been designed to teach concepts in a way that can be transferred to any platform. By the end of the first semester, which covers twelve episodes and culminates in a midterm project, you will have enough knowledge to create a basic synthesizer with a small collection of effects!</w:t>
+      </w:r>
+    </w:p>
+    <w:p>
+      <w:pPr>
+        <w:ind w:firstLine="720"/>
         <w:rPr>
           <w:rFonts w:ascii="Consolas" w:hAnsi="Consolas" w:cs="Consolas"/>
           <w:sz w:val="20"/>
           <w:szCs w:val="20"/>
         </w:rPr>
-        <w:t>Projucer</w:t>
-      </w:r>
-      <w:proofErr w:type="spellEnd"/>
+      </w:pPr>
       <w:r>
         <w:rPr>
           <w:rFonts w:ascii="Consolas" w:hAnsi="Consolas" w:cs="Consolas"/>
           <w:sz w:val="20"/>
           <w:szCs w:val="20"/>
         </w:rPr>
-        <w:t>” app. If it pops up with a warning that the app downloaded from the internet, press Open anyway.</w:t>
-      </w:r>
-    </w:p>
-    <w:p>
-      <w:pPr>
-        <w:rPr>
-          <w:rFonts w:ascii="Consolas" w:hAnsi="Consolas" w:cs="Consolas"/>
-          <w:sz w:val="22"/>
-          <w:szCs w:val="22"/>
-        </w:rPr>
-      </w:pPr>
-      <w:r>
-        <w:rPr>
-          <w:rFonts w:ascii="Consolas" w:hAnsi="Consolas" w:cs="Consolas"/>
-          <w:sz w:val="22"/>
-          <w:szCs w:val="22"/>
-        </w:rPr>
-        <w:t xml:space="preserve">01m - </w:t>
-      </w:r>
-      <w:r>
-        <w:rPr>
-          <w:rFonts w:ascii="Consolas" w:hAnsi="Consolas" w:cs="Consolas"/>
-          <w:sz w:val="22"/>
-          <w:szCs w:val="22"/>
-        </w:rPr>
-        <w:t>Creating a new project</w:t>
-      </w:r>
-    </w:p>
-    <w:p>
-      <w:pPr>
-        <w:rPr>
-          <w:rFonts w:ascii="Consolas" w:hAnsi="Consolas" w:cs="Consolas"/>
-          <w:sz w:val="22"/>
-          <w:szCs w:val="22"/>
-        </w:rPr>
-      </w:pPr>
-      <w:r>
-        <w:rPr>
-          <w:rFonts w:ascii="Consolas" w:hAnsi="Consolas" w:cs="Consolas"/>
-          <w:sz w:val="22"/>
-          <w:szCs w:val="22"/>
-        </w:rPr>
-        <w:tab/>
-      </w:r>
-      <w:r>
+        <w:t>The course expects you are familiar with basic C++ syntax and concepts before beginning, but no digital signal processing knowledge is needed in advance.</w:t>
+      </w:r>
+    </w:p>
+    <w:p>
+      <w:pPr>
+        <w:rPr>
+          <w:rFonts w:ascii="Consolas" w:hAnsi="Consolas" w:cs="Consolas"/>
+          <w:sz w:val="22"/>
+          <w:szCs w:val="22"/>
+        </w:rPr>
+      </w:pPr>
+      <w:r>
+        <w:rPr>
+          <w:rFonts w:ascii="Consolas" w:hAnsi="Consolas" w:cs="Consolas"/>
+          <w:sz w:val="22"/>
+          <w:szCs w:val="22"/>
+        </w:rPr>
+        <w:t>05s - Title Card</w:t>
+      </w:r>
+    </w:p>
+    <w:p>
+      <w:pPr>
+        <w:rPr>
+          <w:rFonts w:ascii="Consolas" w:hAnsi="Consolas" w:cs="Consolas"/>
+          <w:sz w:val="22"/>
+          <w:szCs w:val="22"/>
+        </w:rPr>
+      </w:pPr>
+      <w:r>
+        <w:rPr>
+          <w:rFonts w:ascii="Consolas" w:hAnsi="Consolas" w:cs="Consolas"/>
+          <w:sz w:val="22"/>
+          <w:szCs w:val="22"/>
+        </w:rPr>
+        <w:t xml:space="preserve">02m - </w:t>
+      </w:r>
+      <w:r>
+        <w:rPr>
+          <w:rFonts w:ascii="Consolas" w:hAnsi="Consolas" w:cs="Consolas"/>
+          <w:sz w:val="22"/>
+          <w:szCs w:val="22"/>
+        </w:rPr>
+        <w:t>Cloning the repo</w:t>
+      </w:r>
+    </w:p>
+    <w:p>
+      <w:pPr>
         <w:rPr>
           <w:rFonts w:ascii="Consolas" w:hAnsi="Consolas" w:cs="Consolas"/>
           <w:sz w:val="20"/>
           <w:szCs w:val="20"/>
         </w:rPr>
-        <w:t>Default opens to New Project screen. In future, go to “File-&gt;New Project.” Choose “Plugin-&gt;Basic.” Add your plugin’s name in Project Name. Should have no spaces. Recommend leaving all modules as they are. Choose Xcode as exporter if on Mac, Visual Studio if on Windows. Press “Create Project.”</w:t>
-      </w:r>
-    </w:p>
-    <w:p>
-      <w:pPr>
-        <w:rPr>
-          <w:rFonts w:ascii="Consolas" w:hAnsi="Consolas" w:cs="Consolas"/>
-          <w:sz w:val="22"/>
-          <w:szCs w:val="22"/>
-        </w:rPr>
-      </w:pPr>
-      <w:r>
-        <w:rPr>
-          <w:rFonts w:ascii="Consolas" w:hAnsi="Consolas" w:cs="Consolas"/>
-          <w:sz w:val="22"/>
-          <w:szCs w:val="22"/>
-        </w:rPr>
-        <w:t xml:space="preserve">03m - </w:t>
-      </w:r>
-      <w:r>
-        <w:rPr>
-          <w:rFonts w:ascii="Consolas" w:hAnsi="Consolas" w:cs="Consolas"/>
-          <w:sz w:val="22"/>
-          <w:szCs w:val="22"/>
-        </w:rPr>
-        <w:t>Copying the template</w:t>
-      </w:r>
-    </w:p>
-    <w:p>
-      <w:pPr>
-        <w:rPr>
-          <w:rFonts w:ascii="Consolas" w:hAnsi="Consolas" w:cs="Consolas"/>
-          <w:sz w:val="22"/>
-          <w:szCs w:val="22"/>
-        </w:rPr>
-      </w:pPr>
-    </w:p>
-    <w:p>
-      <w:pPr>
-        <w:rPr>
-          <w:rFonts w:ascii="Consolas" w:hAnsi="Consolas" w:cs="Consolas"/>
-          <w:sz w:val="22"/>
-          <w:szCs w:val="22"/>
-        </w:rPr>
-      </w:pPr>
-      <w:r>
-        <w:rPr>
-          <w:rFonts w:ascii="Consolas" w:hAnsi="Consolas" w:cs="Consolas"/>
-          <w:sz w:val="22"/>
-          <w:szCs w:val="22"/>
-        </w:rPr>
-        <w:t xml:space="preserve">02m - </w:t>
-      </w:r>
-      <w:r>
-        <w:rPr>
-          <w:rFonts w:ascii="Consolas" w:hAnsi="Consolas" w:cs="Consolas"/>
-          <w:sz w:val="22"/>
-          <w:szCs w:val="22"/>
-        </w:rPr>
-        <w:t>Adding clipper DSP</w:t>
-      </w:r>
-    </w:p>
-    <w:p>
-      <w:pPr>
-        <w:rPr>
-          <w:rFonts w:ascii="Consolas" w:hAnsi="Consolas" w:cs="Consolas"/>
-          <w:sz w:val="22"/>
-          <w:szCs w:val="22"/>
-        </w:rPr>
-      </w:pPr>
-    </w:p>
-    <w:p>
-      <w:pPr>
-        <w:rPr>
-          <w:rFonts w:ascii="Consolas" w:hAnsi="Consolas" w:cs="Consolas"/>
-          <w:sz w:val="22"/>
-          <w:szCs w:val="22"/>
-        </w:rPr>
-      </w:pPr>
-      <w:r>
-        <w:rPr>
-          <w:rFonts w:ascii="Consolas" w:hAnsi="Consolas" w:cs="Consolas"/>
-          <w:sz w:val="22"/>
-          <w:szCs w:val="22"/>
-        </w:rPr>
-        <w:t xml:space="preserve">02m </w:t>
-      </w:r>
-      <w:r>
-        <w:rPr>
-          <w:rFonts w:ascii="Consolas" w:hAnsi="Consolas" w:cs="Consolas"/>
-          <w:sz w:val="22"/>
-          <w:szCs w:val="22"/>
-        </w:rPr>
-        <w:t>–</w:t>
-      </w:r>
-      <w:r>
-        <w:rPr>
-          <w:rFonts w:ascii="Consolas" w:hAnsi="Consolas" w:cs="Consolas"/>
-          <w:sz w:val="22"/>
-          <w:szCs w:val="22"/>
-        </w:rPr>
-        <w:t xml:space="preserve"> </w:t>
-      </w:r>
-      <w:r>
-        <w:rPr>
-          <w:rFonts w:ascii="Consolas" w:hAnsi="Consolas" w:cs="Consolas"/>
-          <w:sz w:val="22"/>
-          <w:szCs w:val="22"/>
-        </w:rPr>
-        <w:t xml:space="preserve">Exporting and </w:t>
-      </w:r>
-      <w:r>
-        <w:rPr>
-          <w:rFonts w:ascii="Consolas" w:hAnsi="Consolas" w:cs="Consolas"/>
-          <w:sz w:val="22"/>
-          <w:szCs w:val="22"/>
-        </w:rPr>
-        <w:t>Tes</w:t>
-      </w:r>
-      <w:r>
-        <w:rPr>
-          <w:rFonts w:ascii="Consolas" w:hAnsi="Consolas" w:cs="Consolas"/>
-          <w:sz w:val="22"/>
-          <w:szCs w:val="22"/>
-        </w:rPr>
-        <w:t>ting</w:t>
-      </w:r>
-      <w:r>
-        <w:rPr>
-          <w:rFonts w:ascii="Consolas" w:hAnsi="Consolas" w:cs="Consolas"/>
-          <w:sz w:val="22"/>
-          <w:szCs w:val="22"/>
-        </w:rPr>
-        <w:t xml:space="preserve"> in Ableton</w:t>
-      </w:r>
-    </w:p>
-    <w:p>
-      <w:pPr>
+      </w:pPr>
+      <w:r>
+        <w:rPr>
+          <w:rFonts w:ascii="Consolas" w:hAnsi="Consolas" w:cs="Consolas"/>
+          <w:sz w:val="22"/>
+          <w:szCs w:val="22"/>
+        </w:rPr>
+        <w:tab/>
+      </w:r>
+      <w:r>
         <w:rPr>
           <w:rFonts w:ascii="Consolas" w:hAnsi="Consolas" w:cs="Consolas"/>
           <w:sz w:val="20"/>
           <w:szCs w:val="20"/>
         </w:rPr>
-      </w:pPr>
+        <w:t xml:space="preserve">For the simplest way to get all of the resources for the course, click “Code” and Download ZIP. This will download all of the files as a ZIP folder. If you want to be able to update your files whenever I make changes, you can clone it with Git. To install git, go to the Git website, download and install it. Then navigate to the folder where you want to save all of the course materials. Open this location in Terminal. Go to the </w:t>
+      </w:r>
+      <w:proofErr w:type="spellStart"/>
+      <w:proofErr w:type="gramStart"/>
       <w:r>
         <w:rPr>
           <w:rFonts w:ascii="Consolas" w:hAnsi="Consolas" w:cs="Consolas"/>
           <w:sz w:val="20"/>
           <w:szCs w:val="20"/>
         </w:rPr>
+        <w:t>Github</w:t>
+      </w:r>
+      <w:proofErr w:type="spellEnd"/>
+      <w:r>
+        <w:rPr>
+          <w:rFonts w:ascii="Consolas" w:hAnsi="Consolas" w:cs="Consolas"/>
+          <w:sz w:val="20"/>
+          <w:szCs w:val="20"/>
+        </w:rPr>
+        <w:t>, and</w:t>
+      </w:r>
+      <w:proofErr w:type="gramEnd"/>
+      <w:r>
+        <w:rPr>
+          <w:rFonts w:ascii="Consolas" w:hAnsi="Consolas" w:cs="Consolas"/>
+          <w:sz w:val="20"/>
+          <w:szCs w:val="20"/>
+        </w:rPr>
+        <w:t xml:space="preserve"> copy the HTTPS link from the Code button. In terminal, run ‘git clone &lt;link&gt;’. This will download all of the files to this location. To update your files with any updates I’ve made, open the location in terminal again and run ‘git pull’. That way you can keep </w:t>
+      </w:r>
+      <w:proofErr w:type="gramStart"/>
+      <w:r>
+        <w:rPr>
+          <w:rFonts w:ascii="Consolas" w:hAnsi="Consolas" w:cs="Consolas"/>
+          <w:sz w:val="20"/>
+          <w:szCs w:val="20"/>
+        </w:rPr>
+        <w:t>up-to-date</w:t>
+      </w:r>
+      <w:proofErr w:type="gramEnd"/>
+      <w:r>
+        <w:rPr>
+          <w:rFonts w:ascii="Consolas" w:hAnsi="Consolas" w:cs="Consolas"/>
+          <w:sz w:val="20"/>
+          <w:szCs w:val="20"/>
+        </w:rPr>
+        <w:t xml:space="preserve"> with any changes or additions I make to the course!</w:t>
+      </w:r>
+    </w:p>
+    <w:p>
+      <w:pPr>
+        <w:rPr>
+          <w:rFonts w:ascii="Consolas" w:hAnsi="Consolas" w:cs="Consolas"/>
+          <w:sz w:val="22"/>
+          <w:szCs w:val="22"/>
+        </w:rPr>
+      </w:pPr>
+      <w:r>
+        <w:rPr>
+          <w:rFonts w:ascii="Consolas" w:hAnsi="Consolas" w:cs="Consolas"/>
+          <w:sz w:val="22"/>
+          <w:szCs w:val="22"/>
+        </w:rPr>
+        <w:t xml:space="preserve">02m - </w:t>
+      </w:r>
+      <w:r>
+        <w:rPr>
+          <w:rFonts w:ascii="Consolas" w:hAnsi="Consolas" w:cs="Consolas"/>
+          <w:sz w:val="22"/>
+          <w:szCs w:val="22"/>
+        </w:rPr>
+        <w:t xml:space="preserve">Downloading </w:t>
+      </w:r>
+      <w:proofErr w:type="spellStart"/>
+      <w:r>
+        <w:rPr>
+          <w:rFonts w:ascii="Consolas" w:hAnsi="Consolas" w:cs="Consolas"/>
+          <w:sz w:val="22"/>
+          <w:szCs w:val="22"/>
+        </w:rPr>
+        <w:t>Projucer</w:t>
+      </w:r>
+      <w:proofErr w:type="spellEnd"/>
+    </w:p>
+    <w:p>
+      <w:pPr>
+        <w:ind w:firstLine="720"/>
+        <w:rPr>
+          <w:rFonts w:ascii="Consolas" w:hAnsi="Consolas" w:cs="Consolas"/>
+          <w:sz w:val="20"/>
+          <w:szCs w:val="20"/>
+        </w:rPr>
+      </w:pPr>
+      <w:r>
+        <w:rPr>
+          <w:rFonts w:ascii="Consolas" w:hAnsi="Consolas" w:cs="Consolas"/>
+          <w:sz w:val="20"/>
+          <w:szCs w:val="20"/>
+        </w:rPr>
+        <w:t>juce.com. “GET JUCE” (top right). “Download” on STARTER. Clone from GitHub as an option, recommend choosing version to download. Extract zip file, and place in Applications, or wherever you are likely to remember it. Double click “</w:t>
+      </w:r>
+      <w:proofErr w:type="spellStart"/>
+      <w:r>
+        <w:rPr>
+          <w:rFonts w:ascii="Consolas" w:hAnsi="Consolas" w:cs="Consolas"/>
+          <w:sz w:val="20"/>
+          <w:szCs w:val="20"/>
+        </w:rPr>
+        <w:t>Projucer</w:t>
+      </w:r>
+      <w:proofErr w:type="spellEnd"/>
+      <w:r>
+        <w:rPr>
+          <w:rFonts w:ascii="Consolas" w:hAnsi="Consolas" w:cs="Consolas"/>
+          <w:sz w:val="20"/>
+          <w:szCs w:val="20"/>
+        </w:rPr>
+        <w:t>” app. If it pops up with a warning that the app downloaded from the internet, press Open anyway.</w:t>
+      </w:r>
+    </w:p>
+    <w:p>
+      <w:pPr>
+        <w:rPr>
+          <w:rFonts w:ascii="Consolas" w:hAnsi="Consolas" w:cs="Consolas"/>
+          <w:sz w:val="22"/>
+          <w:szCs w:val="22"/>
+        </w:rPr>
+      </w:pPr>
+      <w:r>
+        <w:rPr>
+          <w:rFonts w:ascii="Consolas" w:hAnsi="Consolas" w:cs="Consolas"/>
+          <w:sz w:val="22"/>
+          <w:szCs w:val="22"/>
+        </w:rPr>
+        <w:t xml:space="preserve">01m - </w:t>
+      </w:r>
+      <w:r>
+        <w:rPr>
+          <w:rFonts w:ascii="Consolas" w:hAnsi="Consolas" w:cs="Consolas"/>
+          <w:sz w:val="22"/>
+          <w:szCs w:val="22"/>
+        </w:rPr>
+        <w:t>Creating a new project</w:t>
+      </w:r>
+    </w:p>
+    <w:p>
+      <w:pPr>
+        <w:rPr>
+          <w:rFonts w:ascii="Consolas" w:hAnsi="Consolas" w:cs="Consolas"/>
+          <w:sz w:val="22"/>
+          <w:szCs w:val="22"/>
+        </w:rPr>
+      </w:pPr>
+      <w:r>
+        <w:rPr>
+          <w:rFonts w:ascii="Consolas" w:hAnsi="Consolas" w:cs="Consolas"/>
+          <w:sz w:val="22"/>
+          <w:szCs w:val="22"/>
+        </w:rPr>
+        <w:tab/>
+      </w:r>
+      <w:r>
+        <w:rPr>
+          <w:rFonts w:ascii="Consolas" w:hAnsi="Consolas" w:cs="Consolas"/>
+          <w:sz w:val="20"/>
+          <w:szCs w:val="20"/>
+        </w:rPr>
+        <w:t>Default opens to New Project screen. In future, go to “File-&gt;New Project.” Choose “Plugin-&gt;Basic.” Add your plugin’s name in Project Name. Should have no spaces. Recommend leaving all modules as they are. Choose Xcode as exporter if on Mac, Visual Studio if on Windows. Press “Create Project.”</w:t>
+      </w:r>
+    </w:p>
+    <w:p>
+      <w:pPr>
+        <w:rPr>
+          <w:rFonts w:ascii="Consolas" w:hAnsi="Consolas" w:cs="Consolas"/>
+          <w:sz w:val="22"/>
+          <w:szCs w:val="22"/>
+        </w:rPr>
+      </w:pPr>
+      <w:r>
+        <w:rPr>
+          <w:rFonts w:ascii="Consolas" w:hAnsi="Consolas" w:cs="Consolas"/>
+          <w:sz w:val="22"/>
+          <w:szCs w:val="22"/>
+        </w:rPr>
+        <w:t xml:space="preserve">03m - </w:t>
+      </w:r>
+      <w:r>
+        <w:rPr>
+          <w:rFonts w:ascii="Consolas" w:hAnsi="Consolas" w:cs="Consolas"/>
+          <w:sz w:val="22"/>
+          <w:szCs w:val="22"/>
+        </w:rPr>
+        <w:t>Copying the template</w:t>
+      </w:r>
+    </w:p>
+    <w:p>
+      <w:pPr>
+        <w:rPr>
+          <w:rFonts w:ascii="Consolas" w:hAnsi="Consolas" w:cs="Consolas"/>
+          <w:sz w:val="22"/>
+          <w:szCs w:val="22"/>
+        </w:rPr>
+      </w:pPr>
+    </w:p>
+    <w:p>
+      <w:pPr>
+        <w:rPr>
+          <w:rFonts w:ascii="Consolas" w:hAnsi="Consolas" w:cs="Consolas"/>
+          <w:sz w:val="22"/>
+          <w:szCs w:val="22"/>
+        </w:rPr>
+      </w:pPr>
+      <w:r>
+        <w:rPr>
+          <w:rFonts w:ascii="Consolas" w:hAnsi="Consolas" w:cs="Consolas"/>
+          <w:sz w:val="22"/>
+          <w:szCs w:val="22"/>
+        </w:rPr>
+        <w:t xml:space="preserve">02m - </w:t>
+      </w:r>
+      <w:r>
+        <w:rPr>
+          <w:rFonts w:ascii="Consolas" w:hAnsi="Consolas" w:cs="Consolas"/>
+          <w:sz w:val="22"/>
+          <w:szCs w:val="22"/>
+        </w:rPr>
+        <w:t>Adding clipper DSP</w:t>
+      </w:r>
+    </w:p>
+    <w:p>
+      <w:pPr>
+        <w:rPr>
+          <w:rFonts w:ascii="Consolas" w:hAnsi="Consolas" w:cs="Consolas"/>
+          <w:sz w:val="22"/>
+          <w:szCs w:val="22"/>
+        </w:rPr>
+      </w:pPr>
+    </w:p>
+    <w:p>
+      <w:pPr>
+        <w:rPr>
+          <w:rFonts w:ascii="Consolas" w:hAnsi="Consolas" w:cs="Consolas"/>
+          <w:sz w:val="22"/>
+          <w:szCs w:val="22"/>
+        </w:rPr>
+      </w:pPr>
+      <w:r>
+        <w:rPr>
+          <w:rFonts w:ascii="Consolas" w:hAnsi="Consolas" w:cs="Consolas"/>
+          <w:sz w:val="22"/>
+          <w:szCs w:val="22"/>
+        </w:rPr>
+        <w:t xml:space="preserve">02m </w:t>
+      </w:r>
+      <w:r>
+        <w:rPr>
+          <w:rFonts w:ascii="Consolas" w:hAnsi="Consolas" w:cs="Consolas"/>
+          <w:sz w:val="22"/>
+          <w:szCs w:val="22"/>
+        </w:rPr>
+        <w:t>–</w:t>
+      </w:r>
+      <w:r>
+        <w:rPr>
+          <w:rFonts w:ascii="Consolas" w:hAnsi="Consolas" w:cs="Consolas"/>
+          <w:sz w:val="22"/>
+          <w:szCs w:val="22"/>
+        </w:rPr>
+        <w:t xml:space="preserve"> </w:t>
+      </w:r>
+      <w:r>
+        <w:rPr>
+          <w:rFonts w:ascii="Consolas" w:hAnsi="Consolas" w:cs="Consolas"/>
+          <w:sz w:val="22"/>
+          <w:szCs w:val="22"/>
+        </w:rPr>
+        <w:t xml:space="preserve">Exporting and </w:t>
+      </w:r>
+      <w:r>
+        <w:rPr>
+          <w:rFonts w:ascii="Consolas" w:hAnsi="Consolas" w:cs="Consolas"/>
+          <w:sz w:val="22"/>
+          <w:szCs w:val="22"/>
+        </w:rPr>
+        <w:t>Tes</w:t>
+      </w:r>
+      <w:r>
+        <w:rPr>
+          <w:rFonts w:ascii="Consolas" w:hAnsi="Consolas" w:cs="Consolas"/>
+          <w:sz w:val="22"/>
+          <w:szCs w:val="22"/>
+        </w:rPr>
+        <w:t>ting</w:t>
+      </w:r>
+      <w:r>
+        <w:rPr>
+          <w:rFonts w:ascii="Consolas" w:hAnsi="Consolas" w:cs="Consolas"/>
+          <w:sz w:val="22"/>
+          <w:szCs w:val="22"/>
+        </w:rPr>
+        <w:t xml:space="preserve"> in Ableton</w:t>
+      </w:r>
+    </w:p>
+    <w:p>
+      <w:pPr>
+        <w:rPr>
+          <w:rFonts w:ascii="Consolas" w:hAnsi="Consolas" w:cs="Consolas"/>
+          <w:sz w:val="20"/>
+          <w:szCs w:val="20"/>
+        </w:rPr>
+      </w:pPr>
+      <w:r>
+        <w:rPr>
+          <w:rFonts w:ascii="Consolas" w:hAnsi="Consolas" w:cs="Consolas"/>
+          <w:sz w:val="20"/>
+          <w:szCs w:val="20"/>
+        </w:rPr>
         <w:tab/>
         <w:t xml:space="preserve">Close Xcode and go back to </w:t>
       </w:r>
@@ -509,7 +595,6 @@
           <w:sz w:val="20"/>
           <w:szCs w:val="20"/>
         </w:rPr>
-        <w:lastRenderedPageBreak/>
         <w:tab/>
         <w:t>Re-open Xcode, choose build target, and run. Show export locations. Open Ableton, auto-rescan plugins. Search for plugin. Test.</w:t>
       </w:r>

--- a/Scripts/Outlines.docx
+++ b/Scripts/Outlines.docx
@@ -20,123 +20,84 @@
           <w:sz w:val="32"/>
           <w:szCs w:val="32"/>
         </w:rPr>
-        <w:t>E01 – Introduction</w:t>
-      </w:r>
-      <w:r>
-        <w:rPr>
-          <w:rFonts w:ascii="Consolas" w:hAnsi="Consolas" w:cs="Consolas"/>
-          <w:b/>
-          <w:bCs/>
-          <w:sz w:val="32"/>
-          <w:szCs w:val="32"/>
-        </w:rPr>
-        <w:t>: Your First Plugin</w:t>
-      </w:r>
-    </w:p>
-    <w:p>
-      <w:pPr>
-        <w:rPr>
-          <w:rFonts w:ascii="Consolas" w:hAnsi="Consolas" w:cs="Consolas"/>
-          <w:sz w:val="22"/>
-          <w:szCs w:val="22"/>
-        </w:rPr>
-      </w:pPr>
-      <w:r>
-        <w:rPr>
-          <w:rFonts w:ascii="Consolas" w:hAnsi="Consolas" w:cs="Consolas"/>
-          <w:sz w:val="22"/>
-          <w:szCs w:val="22"/>
-        </w:rPr>
-        <w:t>Using the Templ</w:t>
-      </w:r>
-      <w:r>
-        <w:rPr>
-          <w:rFonts w:ascii="Consolas" w:hAnsi="Consolas" w:cs="Consolas"/>
-          <w:sz w:val="22"/>
-          <w:szCs w:val="22"/>
-        </w:rPr>
-        <w:t xml:space="preserve">ate, </w:t>
-      </w:r>
-      <w:proofErr w:type="gramStart"/>
-      <w:r>
-        <w:rPr>
-          <w:rFonts w:ascii="Consolas" w:hAnsi="Consolas" w:cs="Consolas"/>
-          <w:sz w:val="22"/>
-          <w:szCs w:val="22"/>
-        </w:rPr>
-        <w:t>Making</w:t>
-      </w:r>
-      <w:proofErr w:type="gramEnd"/>
-      <w:r>
-        <w:rPr>
-          <w:rFonts w:ascii="Consolas" w:hAnsi="Consolas" w:cs="Consolas"/>
-          <w:sz w:val="22"/>
-          <w:szCs w:val="22"/>
-        </w:rPr>
-        <w:t xml:space="preserve"> a Hard Clipper, Adding Parameters</w:t>
-      </w:r>
-    </w:p>
-    <w:p>
-      <w:pPr>
-        <w:rPr>
-          <w:rFonts w:ascii="Consolas" w:hAnsi="Consolas" w:cs="Consolas"/>
-          <w:sz w:val="32"/>
-          <w:szCs w:val="32"/>
-        </w:rPr>
-      </w:pPr>
-    </w:p>
-    <w:p>
-      <w:pPr>
-        <w:rPr>
-          <w:rFonts w:ascii="Consolas" w:hAnsi="Consolas" w:cs="Consolas"/>
-          <w:sz w:val="22"/>
-          <w:szCs w:val="22"/>
-        </w:rPr>
-      </w:pPr>
-      <w:r>
-        <w:rPr>
-          <w:rFonts w:ascii="Consolas" w:hAnsi="Consolas" w:cs="Consolas"/>
-          <w:sz w:val="22"/>
-          <w:szCs w:val="22"/>
-        </w:rPr>
-        <w:t>(1</w:t>
-      </w:r>
-      <w:r>
-        <w:rPr>
-          <w:rFonts w:ascii="Consolas" w:hAnsi="Consolas" w:cs="Consolas"/>
-          <w:sz w:val="22"/>
-          <w:szCs w:val="22"/>
-        </w:rPr>
-        <w:t>7</w:t>
-      </w:r>
-      <w:r>
-        <w:rPr>
-          <w:rFonts w:ascii="Consolas" w:hAnsi="Consolas" w:cs="Consolas"/>
-          <w:sz w:val="22"/>
-          <w:szCs w:val="22"/>
-        </w:rPr>
-        <w:t>.5 Minutes)</w:t>
-      </w:r>
-    </w:p>
-    <w:p>
-      <w:pPr>
-        <w:rPr>
-          <w:rFonts w:ascii="Consolas" w:hAnsi="Consolas" w:cs="Consolas"/>
-          <w:sz w:val="22"/>
-          <w:szCs w:val="22"/>
-        </w:rPr>
-      </w:pPr>
-      <w:r>
-        <w:rPr>
-          <w:rFonts w:ascii="Consolas" w:hAnsi="Consolas" w:cs="Consolas"/>
-          <w:sz w:val="22"/>
-          <w:szCs w:val="22"/>
-        </w:rPr>
-        <w:t>30s - Cold Open</w:t>
-      </w:r>
-    </w:p>
-    <w:p>
-      <w:pPr>
+        <w:t>E0</w:t>
+      </w:r>
+      <w:r>
+        <w:rPr>
+          <w:rFonts w:ascii="Consolas" w:hAnsi="Consolas" w:cs="Consolas"/>
+          <w:b/>
+          <w:bCs/>
+          <w:sz w:val="32"/>
+          <w:szCs w:val="32"/>
+        </w:rPr>
+        <w:t>0</w:t>
+      </w:r>
+      <w:r>
+        <w:rPr>
+          <w:rFonts w:ascii="Consolas" w:hAnsi="Consolas" w:cs="Consolas"/>
+          <w:b/>
+          <w:bCs/>
+          <w:sz w:val="32"/>
+          <w:szCs w:val="32"/>
+        </w:rPr>
+        <w:t xml:space="preserve"> – </w:t>
+      </w:r>
+      <w:r>
+        <w:rPr>
+          <w:rFonts w:ascii="Consolas" w:hAnsi="Consolas" w:cs="Consolas"/>
+          <w:b/>
+          <w:bCs/>
+          <w:sz w:val="32"/>
+          <w:szCs w:val="32"/>
+        </w:rPr>
+        <w:t>Course Overview</w:t>
+      </w:r>
+    </w:p>
+    <w:p>
+      <w:pPr>
+        <w:rPr>
+          <w:rFonts w:ascii="Consolas" w:hAnsi="Consolas" w:cs="Consolas"/>
+          <w:sz w:val="22"/>
+          <w:szCs w:val="22"/>
+        </w:rPr>
+      </w:pPr>
+      <w:r>
+        <w:rPr>
+          <w:rFonts w:ascii="Consolas" w:hAnsi="Consolas" w:cs="Consolas"/>
+          <w:sz w:val="22"/>
+          <w:szCs w:val="22"/>
+        </w:rPr>
+        <w:t>(5</w:t>
+      </w:r>
+      <w:r>
+        <w:rPr>
+          <w:rFonts w:ascii="Consolas" w:hAnsi="Consolas" w:cs="Consolas"/>
+          <w:sz w:val="22"/>
+          <w:szCs w:val="22"/>
+        </w:rPr>
+        <w:t xml:space="preserve"> Minutes)</w:t>
+      </w:r>
+    </w:p>
+    <w:p>
+      <w:pPr>
+        <w:rPr>
+          <w:rFonts w:ascii="Consolas" w:hAnsi="Consolas" w:cs="Consolas"/>
+          <w:sz w:val="22"/>
+          <w:szCs w:val="22"/>
+        </w:rPr>
+      </w:pPr>
+      <w:r>
+        <w:rPr>
+          <w:rFonts w:ascii="Consolas" w:hAnsi="Consolas" w:cs="Consolas"/>
+          <w:sz w:val="22"/>
+          <w:szCs w:val="22"/>
+        </w:rPr>
+        <w:t>Talking Head</w:t>
+      </w:r>
+    </w:p>
+    <w:p>
+      <w:pPr>
+        <w:ind w:firstLine="720"/>
         <w:rPr>
           <w:rFonts w:ascii="Consolas" w:hAnsi="Consolas" w:cs="Consolas"/>
           <w:sz w:val="20"/>
@@ -146,149 +107,531 @@
       <w:r>
         <w:rPr>
           <w:rFonts w:ascii="Consolas" w:hAnsi="Consolas" w:cs="Consolas"/>
-          <w:sz w:val="22"/>
-          <w:szCs w:val="22"/>
-        </w:rPr>
-        <w:tab/>
-      </w:r>
-      <w:r>
-        <w:rPr>
-          <w:rFonts w:ascii="Consolas" w:hAnsi="Consolas" w:cs="Consolas"/>
           <w:sz w:val="20"/>
           <w:szCs w:val="20"/>
         </w:rPr>
-        <w:t>In this course, you will learn how to get started making your own real-time audio plugins! For the purpose of ease, we will be using the JUCE framework, but the course has been designed to teach concepts in a way that can be transferred to any platform. By the end of the first semester, which covers twelve episodes and culminates in a midterm project, you will have enough knowledge to create a basic synthesizer with a small collection of effects!</w:t>
-      </w:r>
-    </w:p>
-    <w:p>
-      <w:pPr>
-        <w:ind w:firstLine="720"/>
+        <w:t>Hello! Welcome to Intro to Plugin Development. My name is Nico Russo. I am a student at the University of Miami’s Frost School of Music studying Music Engineering Technology, with minors in both Computer Engineering and Computer Science. I’ve dedicated the last five years to learning and experimenting with plugin development, and I</w:t>
+      </w:r>
+      <w:r>
         <w:rPr>
           <w:rFonts w:ascii="Consolas" w:hAnsi="Consolas" w:cs="Consolas"/>
           <w:sz w:val="20"/>
           <w:szCs w:val="20"/>
         </w:rPr>
-      </w:pPr>
+        <w:t>’ve</w:t>
+      </w:r>
       <w:r>
         <w:rPr>
           <w:rFonts w:ascii="Consolas" w:hAnsi="Consolas" w:cs="Consolas"/>
           <w:sz w:val="20"/>
           <w:szCs w:val="20"/>
         </w:rPr>
-        <w:t>The course expects you are familiar with basic C++ syntax and concepts before beginning, but no digital signal processing knowledge is needed in advance.</w:t>
-      </w:r>
-    </w:p>
-    <w:p>
-      <w:pPr>
-        <w:rPr>
-          <w:rFonts w:ascii="Consolas" w:hAnsi="Consolas" w:cs="Consolas"/>
-          <w:sz w:val="22"/>
-          <w:szCs w:val="22"/>
-        </w:rPr>
-      </w:pPr>
-      <w:r>
-        <w:rPr>
-          <w:rFonts w:ascii="Consolas" w:hAnsi="Consolas" w:cs="Consolas"/>
-          <w:sz w:val="22"/>
-          <w:szCs w:val="22"/>
-        </w:rPr>
-        <w:t>05s - Title Card</w:t>
-      </w:r>
-    </w:p>
-    <w:p>
-      <w:pPr>
-        <w:rPr>
-          <w:rFonts w:ascii="Consolas" w:hAnsi="Consolas" w:cs="Consolas"/>
-          <w:sz w:val="22"/>
-          <w:szCs w:val="22"/>
-        </w:rPr>
-      </w:pPr>
-      <w:r>
-        <w:rPr>
-          <w:rFonts w:ascii="Consolas" w:hAnsi="Consolas" w:cs="Consolas"/>
-          <w:sz w:val="22"/>
-          <w:szCs w:val="22"/>
-        </w:rPr>
-        <w:t xml:space="preserve">02m - </w:t>
-      </w:r>
-      <w:r>
-        <w:rPr>
-          <w:rFonts w:ascii="Consolas" w:hAnsi="Consolas" w:cs="Consolas"/>
-          <w:sz w:val="22"/>
-          <w:szCs w:val="22"/>
-        </w:rPr>
-        <w:t>Cloning the repo</w:t>
-      </w:r>
-    </w:p>
-    <w:p>
-      <w:pPr>
+        <w:t xml:space="preserve"> made this course to share what I have learned and to hopefully get more people over the initial hurdles that come </w:t>
+      </w:r>
+      <w:r>
         <w:rPr>
           <w:rFonts w:ascii="Consolas" w:hAnsi="Consolas" w:cs="Consolas"/>
           <w:sz w:val="20"/>
           <w:szCs w:val="20"/>
-        </w:rPr>
-      </w:pPr>
-      <w:r>
-        <w:rPr>
-          <w:rFonts w:ascii="Consolas" w:hAnsi="Consolas" w:cs="Consolas"/>
-          <w:sz w:val="22"/>
-          <w:szCs w:val="22"/>
-        </w:rPr>
-        <w:tab/>
+          <w:highlight w:val="yellow"/>
+        </w:rPr>
+        <w:t>with learning</w:t>
       </w:r>
       <w:r>
         <w:rPr>
           <w:rFonts w:ascii="Consolas" w:hAnsi="Consolas" w:cs="Consolas"/>
           <w:sz w:val="20"/>
           <w:szCs w:val="20"/>
-        </w:rPr>
-        <w:t xml:space="preserve">For the simplest way to get all of the resources for the course, click “Code” and Download ZIP. This will download all of the files as a ZIP folder. If you want to be able to update your files whenever I make changes, you can clone it with Git. To install git, go to the Git website, download and install it. Then navigate to the folder where you want to save all of the course materials. Open this location in Terminal. Go to the </w:t>
-      </w:r>
-      <w:proofErr w:type="spellStart"/>
-      <w:proofErr w:type="gramStart"/>
+          <w:highlight w:val="yellow"/>
+        </w:rPr>
+        <w:t xml:space="preserve"> this topic</w:t>
+      </w:r>
       <w:r>
         <w:rPr>
           <w:rFonts w:ascii="Consolas" w:hAnsi="Consolas" w:cs="Consolas"/>
           <w:sz w:val="20"/>
           <w:szCs w:val="20"/>
         </w:rPr>
-        <w:t>Github</w:t>
-      </w:r>
-      <w:proofErr w:type="spellEnd"/>
-      <w:r>
+        <w:t>.</w:t>
+      </w:r>
+    </w:p>
+    <w:p>
+      <w:pPr>
+        <w:ind w:firstLine="720"/>
         <w:rPr>
           <w:rFonts w:ascii="Consolas" w:hAnsi="Consolas" w:cs="Consolas"/>
           <w:sz w:val="20"/>
           <w:szCs w:val="20"/>
         </w:rPr>
-        <w:t>, and</w:t>
-      </w:r>
-      <w:proofErr w:type="gramEnd"/>
+      </w:pPr>
       <w:r>
         <w:rPr>
           <w:rFonts w:ascii="Consolas" w:hAnsi="Consolas" w:cs="Consolas"/>
           <w:sz w:val="20"/>
           <w:szCs w:val="20"/>
-        </w:rPr>
-        <w:t xml:space="preserve"> copy the HTTPS link from the Code button. In terminal, run ‘git clone &lt;link&gt;’. This will download all of the files to this location. To update your files with any updates I’ve made, open the location in terminal again and run ‘git pull’. That way you can keep </w:t>
-      </w:r>
-      <w:proofErr w:type="gramStart"/>
+          <w:highlight w:val="yellow"/>
+        </w:rPr>
+        <w:t>Somewhere in there, mention that I’ve been making music even longer and I’ve been working with audio plugins for that entire time. This led to me wishing there were certain plugins that didn’t exist which led me down this path.</w:t>
+      </w:r>
       <w:r>
         <w:rPr>
           <w:rFonts w:ascii="Consolas" w:hAnsi="Consolas" w:cs="Consolas"/>
           <w:sz w:val="20"/>
           <w:szCs w:val="20"/>
         </w:rPr>
-        <w:t>up-to-date</w:t>
-      </w:r>
-      <w:proofErr w:type="gramEnd"/>
-      <w:r>
+        <w:t xml:space="preserve"> </w:t>
+      </w:r>
+    </w:p>
+    <w:p>
+      <w:pPr>
+        <w:rPr>
+          <w:rFonts w:ascii="Consolas" w:hAnsi="Consolas" w:cs="Consolas"/>
+          <w:sz w:val="22"/>
+          <w:szCs w:val="22"/>
+        </w:rPr>
+      </w:pPr>
+      <w:r>
+        <w:rPr>
+          <w:rFonts w:ascii="Consolas" w:hAnsi="Consolas" w:cs="Consolas"/>
+          <w:sz w:val="22"/>
+          <w:szCs w:val="22"/>
+        </w:rPr>
+        <w:t>What is the course</w:t>
+      </w:r>
+    </w:p>
+    <w:p>
+      <w:pPr>
+        <w:ind w:firstLine="720"/>
         <w:rPr>
           <w:rFonts w:ascii="Consolas" w:hAnsi="Consolas" w:cs="Consolas"/>
           <w:sz w:val="20"/>
           <w:szCs w:val="20"/>
         </w:rPr>
-        <w:t xml:space="preserve"> with any changes or additions I make to the course!</w:t>
+      </w:pPr>
+      <w:r>
+        <w:rPr>
+          <w:rFonts w:ascii="Consolas" w:hAnsi="Consolas" w:cs="Consolas"/>
+          <w:sz w:val="20"/>
+          <w:szCs w:val="20"/>
+        </w:rPr>
+        <w:t xml:space="preserve">In this course, you will learn how to get started making your own real-time audio plugins! </w:t>
+      </w:r>
+      <w:r>
+        <w:rPr>
+          <w:rFonts w:ascii="Consolas" w:hAnsi="Consolas" w:cs="Consolas"/>
+          <w:sz w:val="20"/>
+          <w:szCs w:val="20"/>
+        </w:rPr>
+        <w:t>To make the development process more straightforward</w:t>
+      </w:r>
+      <w:r>
+        <w:rPr>
+          <w:rFonts w:ascii="Consolas" w:hAnsi="Consolas" w:cs="Consolas"/>
+          <w:sz w:val="20"/>
+          <w:szCs w:val="20"/>
+        </w:rPr>
+        <w:t>, we will be using the JUCE framework, but the course has been designed to teach concepts in a way that can be transferred to any platform.</w:t>
+      </w:r>
+    </w:p>
+    <w:p>
+      <w:pPr>
+        <w:rPr>
+          <w:rFonts w:ascii="Consolas" w:hAnsi="Consolas" w:cs="Consolas"/>
+          <w:sz w:val="20"/>
+          <w:szCs w:val="20"/>
+        </w:rPr>
+      </w:pPr>
+      <w:r>
+        <w:rPr>
+          <w:rFonts w:ascii="Consolas" w:hAnsi="Consolas" w:cs="Consolas"/>
+          <w:sz w:val="22"/>
+          <w:szCs w:val="22"/>
+        </w:rPr>
+        <w:t>Who is it for</w:t>
+      </w:r>
+    </w:p>
+    <w:p>
+      <w:pPr>
+        <w:ind w:firstLine="720"/>
+        <w:rPr>
+          <w:rFonts w:ascii="Consolas" w:hAnsi="Consolas" w:cs="Consolas"/>
+          <w:sz w:val="20"/>
+          <w:szCs w:val="20"/>
+        </w:rPr>
+      </w:pPr>
+      <w:r>
+        <w:rPr>
+          <w:rFonts w:ascii="Consolas" w:hAnsi="Consolas" w:cs="Consolas"/>
+          <w:sz w:val="20"/>
+          <w:szCs w:val="20"/>
+        </w:rPr>
+        <w:t xml:space="preserve">The course expects you </w:t>
+      </w:r>
+      <w:r>
+        <w:rPr>
+          <w:rFonts w:ascii="Consolas" w:hAnsi="Consolas" w:cs="Consolas"/>
+          <w:sz w:val="20"/>
+          <w:szCs w:val="20"/>
+        </w:rPr>
+        <w:t>to be</w:t>
+      </w:r>
+      <w:r>
+        <w:rPr>
+          <w:rFonts w:ascii="Consolas" w:hAnsi="Consolas" w:cs="Consolas"/>
+          <w:sz w:val="20"/>
+          <w:szCs w:val="20"/>
+        </w:rPr>
+        <w:t xml:space="preserve"> familiar with basic C++ syntax and concepts before beginning, but no digital signal processing knowledge is needed in advance.</w:t>
+      </w:r>
+    </w:p>
+    <w:p>
+      <w:pPr>
+        <w:rPr>
+          <w:rFonts w:ascii="Consolas" w:hAnsi="Consolas" w:cs="Consolas"/>
+          <w:sz w:val="22"/>
+          <w:szCs w:val="22"/>
+        </w:rPr>
+      </w:pPr>
+      <w:r>
+        <w:rPr>
+          <w:rFonts w:ascii="Consolas" w:hAnsi="Consolas" w:cs="Consolas"/>
+          <w:sz w:val="22"/>
+          <w:szCs w:val="22"/>
+        </w:rPr>
+        <w:t>What will you learn</w:t>
+      </w:r>
+    </w:p>
+    <w:p>
+      <w:pPr>
+        <w:ind w:firstLine="720"/>
+        <w:rPr>
+          <w:rFonts w:ascii="Consolas" w:hAnsi="Consolas" w:cs="Consolas"/>
+          <w:sz w:val="20"/>
+          <w:szCs w:val="20"/>
+        </w:rPr>
+      </w:pPr>
+      <w:r>
+        <w:rPr>
+          <w:rFonts w:ascii="Consolas" w:hAnsi="Consolas" w:cs="Consolas"/>
+          <w:sz w:val="20"/>
+          <w:szCs w:val="20"/>
+        </w:rPr>
+        <w:t xml:space="preserve">By the end of the first semester, which covers twelve episodes and culminates in a midterm project, you </w:t>
+      </w:r>
+      <w:r>
+        <w:rPr>
+          <w:rFonts w:ascii="Consolas" w:hAnsi="Consolas" w:cs="Consolas"/>
+          <w:sz w:val="20"/>
+          <w:szCs w:val="20"/>
+        </w:rPr>
+        <w:t>should</w:t>
+      </w:r>
+      <w:r>
+        <w:rPr>
+          <w:rFonts w:ascii="Consolas" w:hAnsi="Consolas" w:cs="Consolas"/>
+          <w:sz w:val="20"/>
+          <w:szCs w:val="20"/>
+        </w:rPr>
+        <w:t xml:space="preserve"> have enough knowledge to create a basic synthesizer with a small collection of effects</w:t>
+      </w:r>
+      <w:r>
+        <w:rPr>
+          <w:rFonts w:ascii="Consolas" w:hAnsi="Consolas" w:cs="Consolas"/>
+          <w:sz w:val="20"/>
+          <w:szCs w:val="20"/>
+        </w:rPr>
+        <w:t>!</w:t>
+      </w:r>
+    </w:p>
+    <w:p>
+      <w:pPr>
+        <w:rPr>
+          <w:rFonts w:ascii="Consolas" w:hAnsi="Consolas" w:cs="Consolas"/>
+          <w:sz w:val="22"/>
+          <w:szCs w:val="22"/>
+        </w:rPr>
+      </w:pPr>
+      <w:r>
+        <w:rPr>
+          <w:rFonts w:ascii="Consolas" w:hAnsi="Consolas" w:cs="Consolas"/>
+          <w:sz w:val="22"/>
+          <w:szCs w:val="22"/>
+        </w:rPr>
+        <w:t>Close</w:t>
+      </w:r>
+    </w:p>
+    <w:p>
+      <w:pPr>
+        <w:ind w:firstLine="720"/>
+        <w:rPr>
+          <w:rFonts w:ascii="Consolas" w:hAnsi="Consolas" w:cs="Consolas"/>
+          <w:sz w:val="20"/>
+          <w:szCs w:val="20"/>
+        </w:rPr>
+      </w:pPr>
+      <w:r>
+        <w:rPr>
+          <w:rFonts w:ascii="Consolas" w:hAnsi="Consolas" w:cs="Consolas"/>
+          <w:sz w:val="20"/>
+          <w:szCs w:val="20"/>
+        </w:rPr>
+        <w:t>Thank you for watching! Make sure to SMASH that like button and SUBSCRIBE for more EPIC DEVELEOPMNT.</w:t>
+      </w:r>
+    </w:p>
+    <w:p>
+      <w:pPr>
+        <w:rPr>
+          <w:rFonts w:ascii="Consolas" w:hAnsi="Consolas" w:cs="Consolas"/>
+          <w:sz w:val="20"/>
+          <w:szCs w:val="20"/>
+        </w:rPr>
+      </w:pPr>
+    </w:p>
+    <w:p>
+      <w:pPr>
+        <w:rPr>
+          <w:rFonts w:ascii="Consolas" w:hAnsi="Consolas" w:cs="Consolas"/>
+          <w:b/>
+          <w:bCs/>
+          <w:sz w:val="32"/>
+          <w:szCs w:val="32"/>
+        </w:rPr>
+      </w:pPr>
+      <w:r>
+        <w:rPr>
+          <w:rFonts w:ascii="Consolas" w:hAnsi="Consolas" w:cs="Consolas"/>
+          <w:b/>
+          <w:bCs/>
+          <w:sz w:val="32"/>
+          <w:szCs w:val="32"/>
+        </w:rPr>
+        <w:br w:type="page"/>
+      </w:r>
+    </w:p>
+    <w:p>
+      <w:pPr>
+        <w:rPr>
+          <w:rFonts w:ascii="Consolas" w:hAnsi="Consolas" w:cs="Consolas"/>
+          <w:b/>
+          <w:bCs/>
+          <w:sz w:val="32"/>
+          <w:szCs w:val="32"/>
+        </w:rPr>
+      </w:pPr>
+      <w:r>
+        <w:rPr>
+          <w:rFonts w:ascii="Consolas" w:hAnsi="Consolas" w:cs="Consolas"/>
+          <w:b/>
+          <w:bCs/>
+          <w:sz w:val="32"/>
+          <w:szCs w:val="32"/>
+        </w:rPr>
+        <w:lastRenderedPageBreak/>
+        <w:t>E01 – Introduction</w:t>
+      </w:r>
+      <w:r>
+        <w:rPr>
+          <w:rFonts w:ascii="Consolas" w:hAnsi="Consolas" w:cs="Consolas"/>
+          <w:b/>
+          <w:bCs/>
+          <w:sz w:val="32"/>
+          <w:szCs w:val="32"/>
+        </w:rPr>
+        <w:t>: Your First Plugin</w:t>
+      </w:r>
+    </w:p>
+    <w:p>
+      <w:pPr>
+        <w:rPr>
+          <w:rFonts w:ascii="Consolas" w:hAnsi="Consolas" w:cs="Consolas"/>
+          <w:sz w:val="22"/>
+          <w:szCs w:val="22"/>
+        </w:rPr>
+      </w:pPr>
+      <w:r>
+        <w:rPr>
+          <w:rFonts w:ascii="Consolas" w:hAnsi="Consolas" w:cs="Consolas"/>
+          <w:sz w:val="22"/>
+          <w:szCs w:val="22"/>
+        </w:rPr>
+        <w:t>Using the Templ</w:t>
+      </w:r>
+      <w:r>
+        <w:rPr>
+          <w:rFonts w:ascii="Consolas" w:hAnsi="Consolas" w:cs="Consolas"/>
+          <w:sz w:val="22"/>
+          <w:szCs w:val="22"/>
+        </w:rPr>
+        <w:t xml:space="preserve">ate, </w:t>
+      </w:r>
+      <w:proofErr w:type="gramStart"/>
+      <w:r>
+        <w:rPr>
+          <w:rFonts w:ascii="Consolas" w:hAnsi="Consolas" w:cs="Consolas"/>
+          <w:sz w:val="22"/>
+          <w:szCs w:val="22"/>
+        </w:rPr>
+        <w:t>Making</w:t>
+      </w:r>
+      <w:proofErr w:type="gramEnd"/>
+      <w:r>
+        <w:rPr>
+          <w:rFonts w:ascii="Consolas" w:hAnsi="Consolas" w:cs="Consolas"/>
+          <w:sz w:val="22"/>
+          <w:szCs w:val="22"/>
+        </w:rPr>
+        <w:t xml:space="preserve"> a Hard Clipper, Adding Parameters</w:t>
+      </w:r>
+    </w:p>
+    <w:p>
+      <w:pPr>
+        <w:rPr>
+          <w:rFonts w:ascii="Consolas" w:hAnsi="Consolas" w:cs="Consolas"/>
+          <w:sz w:val="32"/>
+          <w:szCs w:val="32"/>
+        </w:rPr>
+      </w:pPr>
+    </w:p>
+    <w:p>
+      <w:pPr>
+        <w:rPr>
+          <w:rFonts w:ascii="Consolas" w:hAnsi="Consolas" w:cs="Consolas"/>
+          <w:sz w:val="22"/>
+          <w:szCs w:val="22"/>
+        </w:rPr>
+      </w:pPr>
+      <w:r>
+        <w:rPr>
+          <w:rFonts w:ascii="Consolas" w:hAnsi="Consolas" w:cs="Consolas"/>
+          <w:sz w:val="22"/>
+          <w:szCs w:val="22"/>
+        </w:rPr>
+        <w:t>(1</w:t>
+      </w:r>
+      <w:r>
+        <w:rPr>
+          <w:rFonts w:ascii="Consolas" w:hAnsi="Consolas" w:cs="Consolas"/>
+          <w:sz w:val="22"/>
+          <w:szCs w:val="22"/>
+        </w:rPr>
+        <w:t>7</w:t>
+      </w:r>
+      <w:r>
+        <w:rPr>
+          <w:rFonts w:ascii="Consolas" w:hAnsi="Consolas" w:cs="Consolas"/>
+          <w:sz w:val="22"/>
+          <w:szCs w:val="22"/>
+        </w:rPr>
+        <w:t>.5 Minutes)</w:t>
+      </w:r>
+    </w:p>
+    <w:p>
+      <w:pPr>
+        <w:rPr>
+          <w:rFonts w:ascii="Consolas" w:hAnsi="Consolas" w:cs="Consolas"/>
+          <w:sz w:val="22"/>
+          <w:szCs w:val="22"/>
+        </w:rPr>
+      </w:pPr>
+      <w:r>
+        <w:rPr>
+          <w:rFonts w:ascii="Consolas" w:hAnsi="Consolas" w:cs="Consolas"/>
+          <w:sz w:val="22"/>
+          <w:szCs w:val="22"/>
+        </w:rPr>
+        <w:t>5</w:t>
+      </w:r>
+      <w:r>
+        <w:rPr>
+          <w:rFonts w:ascii="Consolas" w:hAnsi="Consolas" w:cs="Consolas"/>
+          <w:sz w:val="22"/>
+          <w:szCs w:val="22"/>
+        </w:rPr>
+        <w:t>s - Cold Open</w:t>
+      </w:r>
+    </w:p>
+    <w:p>
+      <w:pPr>
+        <w:rPr>
+          <w:rFonts w:ascii="Consolas" w:hAnsi="Consolas" w:cs="Consolas"/>
+          <w:sz w:val="20"/>
+          <w:szCs w:val="20"/>
+        </w:rPr>
+      </w:pPr>
+      <w:r>
+        <w:rPr>
+          <w:rFonts w:ascii="Consolas" w:hAnsi="Consolas" w:cs="Consolas"/>
+          <w:sz w:val="22"/>
+          <w:szCs w:val="22"/>
+        </w:rPr>
+        <w:tab/>
+      </w:r>
+    </w:p>
+    <w:p>
+      <w:pPr>
+        <w:rPr>
+          <w:rFonts w:ascii="Consolas" w:hAnsi="Consolas" w:cs="Consolas"/>
+          <w:sz w:val="22"/>
+          <w:szCs w:val="22"/>
+        </w:rPr>
+      </w:pPr>
+      <w:r>
+        <w:rPr>
+          <w:rFonts w:ascii="Consolas" w:hAnsi="Consolas" w:cs="Consolas"/>
+          <w:sz w:val="22"/>
+          <w:szCs w:val="22"/>
+        </w:rPr>
+        <w:t>05s - Title Card</w:t>
+      </w:r>
+    </w:p>
+    <w:p>
+      <w:pPr>
+        <w:rPr>
+          <w:rFonts w:ascii="Consolas" w:hAnsi="Consolas" w:cs="Consolas"/>
+          <w:sz w:val="22"/>
+          <w:szCs w:val="22"/>
+        </w:rPr>
+      </w:pPr>
+      <w:r>
+        <w:rPr>
+          <w:rFonts w:ascii="Consolas" w:hAnsi="Consolas" w:cs="Consolas"/>
+          <w:sz w:val="22"/>
+          <w:szCs w:val="22"/>
+        </w:rPr>
+        <w:t xml:space="preserve">02m - </w:t>
+      </w:r>
+      <w:r>
+        <w:rPr>
+          <w:rFonts w:ascii="Consolas" w:hAnsi="Consolas" w:cs="Consolas"/>
+          <w:sz w:val="22"/>
+          <w:szCs w:val="22"/>
+        </w:rPr>
+        <w:t>Cloning the repo</w:t>
+      </w:r>
+    </w:p>
+    <w:p>
+      <w:pPr>
+        <w:rPr>
+          <w:rFonts w:ascii="Consolas" w:hAnsi="Consolas" w:cs="Consolas"/>
+          <w:sz w:val="20"/>
+          <w:szCs w:val="20"/>
+        </w:rPr>
+      </w:pPr>
+      <w:r>
+        <w:rPr>
+          <w:rFonts w:ascii="Consolas" w:hAnsi="Consolas" w:cs="Consolas"/>
+          <w:sz w:val="22"/>
+          <w:szCs w:val="22"/>
+        </w:rPr>
+        <w:tab/>
+      </w:r>
+      <w:r>
+        <w:rPr>
+          <w:rFonts w:ascii="Consolas" w:hAnsi="Consolas" w:cs="Consolas"/>
+          <w:sz w:val="20"/>
+          <w:szCs w:val="20"/>
+        </w:rPr>
+        <w:t>For the simplest way to get all of the resources for the course, click “Code” and Download ZIP. This will download all of the files as a ZIP folder.</w:t>
       </w:r>
     </w:p>
     <w:p>

--- a/Scripts/Outlines.docx
+++ b/Scripts/Outlines.docx
@@ -67,15 +67,7 @@
           <w:sz w:val="22"/>
           <w:szCs w:val="22"/>
         </w:rPr>
-        <w:t>(5</w:t>
-      </w:r>
-      <w:r>
-        <w:rPr>
-          <w:rFonts w:ascii="Consolas" w:hAnsi="Consolas" w:cs="Consolas"/>
-          <w:sz w:val="22"/>
-          <w:szCs w:val="22"/>
-        </w:rPr>
-        <w:t xml:space="preserve"> Minutes)</w:t>
+        <w:t>(5 Minutes)</w:t>
       </w:r>
     </w:p>
     <w:p>
@@ -539,7 +531,7 @@
           <w:sz w:val="22"/>
           <w:szCs w:val="22"/>
         </w:rPr>
-        <w:t>5</w:t>
+        <w:t>10</w:t>
       </w:r>
       <w:r>
         <w:rPr>
@@ -633,6 +625,14 @@
         </w:rPr>
         <w:t>For the simplest way to get all of the resources for the course, click “Code” and Download ZIP. This will download all of the files as a ZIP folder.</w:t>
       </w:r>
+      <w:r>
+        <w:rPr>
+          <w:rFonts w:ascii="Consolas" w:hAnsi="Consolas" w:cs="Consolas"/>
+          <w:sz w:val="20"/>
+          <w:szCs w:val="20"/>
+        </w:rPr>
+        <w:t xml:space="preserve"> Extract the ZIP and place it in a safe spot.</w:t>
+      </w:r>
     </w:p>
     <w:p>
       <w:pPr>
@@ -754,6 +754,14 @@
         </w:rPr>
         <w:t>Default opens to New Project screen. In future, go to “File-&gt;New Project.” Choose “Plugin-&gt;Basic.” Add your plugin’s name in Project Name. Should have no spaces. Recommend leaving all modules as they are. Choose Xcode as exporter if on Mac, Visual Studio if on Windows. Press “Create Project.”</w:t>
       </w:r>
+      <w:r>
+        <w:rPr>
+          <w:rFonts w:ascii="Consolas" w:hAnsi="Consolas" w:cs="Consolas"/>
+          <w:sz w:val="20"/>
+          <w:szCs w:val="20"/>
+        </w:rPr>
+        <w:t xml:space="preserve"> Then, choose where you would like your project to be saved. I recommend creating a dedicated Plugins or Projects folder next to the course folder we downloaded. </w:t>
+      </w:r>
     </w:p>
     <w:p>
       <w:pPr>
@@ -784,10 +792,99 @@
       <w:pPr>
         <w:rPr>
           <w:rFonts w:ascii="Consolas" w:hAnsi="Consolas" w:cs="Consolas"/>
-          <w:sz w:val="22"/>
-          <w:szCs w:val="22"/>
-        </w:rPr>
-      </w:pPr>
+          <w:sz w:val="20"/>
+          <w:szCs w:val="20"/>
+        </w:rPr>
+      </w:pPr>
+      <w:r>
+        <w:rPr>
+          <w:rFonts w:ascii="Consolas" w:hAnsi="Consolas" w:cs="Consolas"/>
+          <w:sz w:val="20"/>
+          <w:szCs w:val="20"/>
+        </w:rPr>
+        <w:tab/>
+        <w:t xml:space="preserve">Open the </w:t>
+      </w:r>
+      <w:proofErr w:type="spellStart"/>
+      <w:r>
+        <w:rPr>
+          <w:rFonts w:ascii="Consolas" w:hAnsi="Consolas" w:cs="Consolas"/>
+          <w:sz w:val="20"/>
+          <w:szCs w:val="20"/>
+        </w:rPr>
+        <w:t>Templates</w:t>
+      </w:r>
+      <w:r>
+        <w:rPr>
+          <w:rFonts w:ascii="Consolas" w:hAnsi="Consolas" w:cs="Consolas"/>
+          <w:sz w:val="20"/>
+          <w:szCs w:val="20"/>
+        </w:rPr>
+        <w:t>_Materials</w:t>
+      </w:r>
+      <w:proofErr w:type="spellEnd"/>
+      <w:r>
+        <w:rPr>
+          <w:rFonts w:ascii="Consolas" w:hAnsi="Consolas" w:cs="Consolas"/>
+          <w:sz w:val="20"/>
+          <w:szCs w:val="20"/>
+        </w:rPr>
+        <w:t xml:space="preserve"> folder from the downloaded folder and open the JUCE_Startup.cpp file. Then, copy </w:t>
+      </w:r>
+      <w:proofErr w:type="spellStart"/>
+      <w:r>
+        <w:rPr>
+          <w:rFonts w:ascii="Consolas" w:hAnsi="Consolas" w:cs="Consolas"/>
+          <w:sz w:val="20"/>
+          <w:szCs w:val="20"/>
+        </w:rPr>
+        <w:t>Basics.h</w:t>
+      </w:r>
+      <w:proofErr w:type="spellEnd"/>
+      <w:r>
+        <w:rPr>
+          <w:rFonts w:ascii="Consolas" w:hAnsi="Consolas" w:cs="Consolas"/>
+          <w:sz w:val="20"/>
+          <w:szCs w:val="20"/>
+        </w:rPr>
+        <w:t xml:space="preserve"> and </w:t>
+      </w:r>
+      <w:proofErr w:type="spellStart"/>
+      <w:r>
+        <w:rPr>
+          <w:rFonts w:ascii="Consolas" w:hAnsi="Consolas" w:cs="Consolas"/>
+          <w:sz w:val="20"/>
+          <w:szCs w:val="20"/>
+        </w:rPr>
+        <w:t>ParameterLayout.h</w:t>
+      </w:r>
+      <w:proofErr w:type="spellEnd"/>
+      <w:r>
+        <w:rPr>
+          <w:rFonts w:ascii="Consolas" w:hAnsi="Consolas" w:cs="Consolas"/>
+          <w:sz w:val="20"/>
+          <w:szCs w:val="20"/>
+        </w:rPr>
+        <w:t xml:space="preserve">. Navigate to the project folder, open the Source folder, and paste the two .h files there. Go back to the </w:t>
+      </w:r>
+      <w:proofErr w:type="spellStart"/>
+      <w:r>
+        <w:rPr>
+          <w:rFonts w:ascii="Consolas" w:hAnsi="Consolas" w:cs="Consolas"/>
+          <w:sz w:val="20"/>
+          <w:szCs w:val="20"/>
+        </w:rPr>
+        <w:t>projucer</w:t>
+      </w:r>
+      <w:proofErr w:type="spellEnd"/>
+      <w:r>
+        <w:rPr>
+          <w:rFonts w:ascii="Consolas" w:hAnsi="Consolas" w:cs="Consolas"/>
+          <w:sz w:val="20"/>
+          <w:szCs w:val="20"/>
+        </w:rPr>
+        <w:t xml:space="preserve"> and click on File Explorer, and then Source. Click the pink + button and choose to Add Existing Files. Then select the two new .h files and press Open. Now click the Xcode logo to open our project.</w:t>
+      </w:r>
     </w:p>
     <w:p>
       <w:pPr>
@@ -902,6 +999,7 @@
           <w:sz w:val="20"/>
           <w:szCs w:val="20"/>
         </w:rPr>
+        <w:lastRenderedPageBreak/>
         <w:tab/>
         <w:t xml:space="preserve">Close Xcode and go back to </w:t>
       </w:r>
